--- a/documentation/GUIDE UTILISATEUR COMPLET.docx
+++ b/documentation/GUIDE UTILISATEUR COMPLET.docx
@@ -4,6 +4,12 @@
   <w:body>
     <w:sdt>
       <w:sdtPr>
+        <w:rPr>
+          <w:rFonts w:eastAsiaTheme="minorHAnsi"/>
+          <w:kern w:val="2"/>
+          <w:lang w:eastAsia="en-US"/>
+          <w14:ligatures w14:val="standardContextual"/>
+        </w:rPr>
         <w:id w:val="1961380126"/>
         <w:docPartObj>
           <w:docPartGallery w:val="Cover Pages"/>
@@ -12,12 +18,8 @@
       </w:sdtPr>
       <w:sdtEndPr>
         <w:rPr>
-          <w:rFonts w:eastAsiaTheme="minorHAnsi"/>
-          <w:b/>
-          <w:bCs/>
-          <w:kern w:val="2"/>
-          <w:lang w:eastAsia="en-US"/>
-          <w14:ligatures w14:val="standardContextual"/>
+          <w:b/>
+          <w:bCs/>
         </w:rPr>
       </w:sdtEndPr>
       <w:sdtContent>
@@ -4037,1207 +4039,4416 @@
           <w:szCs w:val="24"/>
         </w:rPr>
         <w:lastRenderedPageBreak/>
-        <w:t xml:space="preserve"> GUIDE UTILISATEUR COMPLET : SYSTÈME DE GESTION DES HEURES</w:t>
-      </w:r>
-    </w:p>
-    <w:p>
-      <w:pPr>
-        <w:rPr>
-          <w:rFonts w:ascii="Times New Roman" w:hAnsi="Times New Roman" w:cs="Times New Roman"/>
-          <w:sz w:val="24"/>
-          <w:szCs w:val="24"/>
-        </w:rPr>
-      </w:pPr>
-    </w:p>
-    <w:p>
-      <w:pPr>
-        <w:rPr>
-          <w:rFonts w:ascii="Times New Roman" w:hAnsi="Times New Roman" w:cs="Times New Roman"/>
-          <w:sz w:val="24"/>
-          <w:szCs w:val="24"/>
-        </w:rPr>
-      </w:pPr>
-      <w:r>
-        <w:rPr>
-          <w:rFonts w:ascii="Times New Roman" w:hAnsi="Times New Roman" w:cs="Times New Roman"/>
-          <w:b/>
-          <w:bCs/>
-          <w:sz w:val="24"/>
-          <w:szCs w:val="24"/>
-        </w:rPr>
-        <w:t xml:space="preserve"> 1. NAVIGATION GÉNÉRALE</w:t>
-      </w:r>
-    </w:p>
-    <w:p>
-      <w:pPr>
-        <w:rPr>
-          <w:rFonts w:ascii="Times New Roman" w:hAnsi="Times New Roman" w:cs="Times New Roman"/>
-          <w:sz w:val="24"/>
-          <w:szCs w:val="24"/>
-        </w:rPr>
-      </w:pPr>
-      <w:r>
-        <w:rPr>
-          <w:rFonts w:ascii="Times New Roman" w:hAnsi="Times New Roman" w:cs="Times New Roman"/>
-          <w:sz w:val="24"/>
-          <w:szCs w:val="24"/>
-        </w:rPr>
-        <w:t>L'application utilise une barre latérale pour la navigation. Les options affichées dépendent de votre rôle (Administrateur, RH ou Professeur).</w:t>
-      </w:r>
-    </w:p>
-    <w:p>
-      <w:pPr>
-        <w:rPr>
-          <w:rFonts w:ascii="Times New Roman" w:hAnsi="Times New Roman" w:cs="Times New Roman"/>
-          <w:sz w:val="24"/>
-          <w:szCs w:val="24"/>
-        </w:rPr>
-      </w:pPr>
-      <w:r>
-        <w:rPr>
-          <w:rFonts w:ascii="Times New Roman" w:hAnsi="Times New Roman" w:cs="Times New Roman"/>
-          <w:b/>
-          <w:bCs/>
-          <w:sz w:val="24"/>
-          <w:szCs w:val="24"/>
-        </w:rPr>
-        <w:t xml:space="preserve"> 2. ACTIONS ADMINISTRATEUR</w:t>
-      </w:r>
-    </w:p>
-    <w:p>
-      <w:pPr>
-        <w:rPr>
-          <w:rFonts w:ascii="Times New Roman" w:hAnsi="Times New Roman" w:cs="Times New Roman"/>
-          <w:sz w:val="24"/>
-          <w:szCs w:val="24"/>
-        </w:rPr>
-      </w:pPr>
-      <w:r>
-        <w:rPr>
-          <w:rFonts w:ascii="Times New Roman" w:hAnsi="Times New Roman" w:cs="Times New Roman"/>
-          <w:b/>
-          <w:bCs/>
-          <w:sz w:val="24"/>
-          <w:szCs w:val="24"/>
-        </w:rPr>
-        <w:t xml:space="preserve"> 2.1. Gestion des Professeurs</w:t>
-      </w:r>
-    </w:p>
-    <w:p>
-      <w:pPr>
-        <w:rPr>
-          <w:rFonts w:ascii="Times New Roman" w:hAnsi="Times New Roman" w:cs="Times New Roman"/>
-          <w:sz w:val="24"/>
-          <w:szCs w:val="24"/>
-        </w:rPr>
-      </w:pPr>
-      <w:r>
-        <w:rPr>
-          <w:rFonts w:ascii="Times New Roman" w:hAnsi="Times New Roman" w:cs="Times New Roman"/>
-          <w:sz w:val="24"/>
-          <w:szCs w:val="24"/>
-        </w:rPr>
-        <w:t xml:space="preserve">Lors de la création d'un professeur, si son statut est </w:t>
-      </w:r>
-      <w:r>
-        <w:rPr>
-          <w:rFonts w:ascii="Times New Roman" w:hAnsi="Times New Roman" w:cs="Times New Roman"/>
-          <w:b/>
-          <w:bCs/>
-          <w:sz w:val="24"/>
-          <w:szCs w:val="24"/>
-        </w:rPr>
-        <w:t>Permanent</w:t>
-      </w:r>
-      <w:r>
-        <w:rPr>
-          <w:rFonts w:ascii="Times New Roman" w:hAnsi="Times New Roman" w:cs="Times New Roman"/>
-          <w:sz w:val="24"/>
-          <w:szCs w:val="24"/>
-        </w:rPr>
-        <w:t xml:space="preserve">, vous devez saisir son </w:t>
-      </w:r>
-      <w:r>
-        <w:rPr>
-          <w:rFonts w:ascii="Times New Roman" w:hAnsi="Times New Roman" w:cs="Times New Roman"/>
-          <w:b/>
-          <w:bCs/>
-          <w:sz w:val="24"/>
-          <w:szCs w:val="24"/>
-        </w:rPr>
-        <w:t>Volume Statutaire</w:t>
-      </w:r>
-      <w:r>
-        <w:rPr>
-          <w:rFonts w:ascii="Times New Roman" w:hAnsi="Times New Roman" w:cs="Times New Roman"/>
-          <w:sz w:val="24"/>
-          <w:szCs w:val="24"/>
-        </w:rPr>
-        <w:t xml:space="preserve"> (ex: 192 heures). C'est ce quota qui servira à calculer ses heures complémentaires.</w:t>
-      </w:r>
-    </w:p>
-    <w:p>
-      <w:pPr>
-        <w:rPr>
-          <w:rFonts w:ascii="Times New Roman" w:hAnsi="Times New Roman" w:cs="Times New Roman"/>
-          <w:sz w:val="24"/>
-          <w:szCs w:val="24"/>
-        </w:rPr>
-      </w:pPr>
-      <w:r>
-        <w:rPr>
-          <w:rFonts w:ascii="Times New Roman" w:hAnsi="Times New Roman" w:cs="Times New Roman"/>
-          <w:b/>
-          <w:bCs/>
-          <w:sz w:val="24"/>
-          <w:szCs w:val="24"/>
-        </w:rPr>
-        <w:t xml:space="preserve"> 2.2. Configuration des Équivalences</w:t>
-      </w:r>
-    </w:p>
-    <w:p>
-      <w:pPr>
-        <w:rPr>
-          <w:rFonts w:ascii="Times New Roman" w:hAnsi="Times New Roman" w:cs="Times New Roman"/>
-          <w:sz w:val="24"/>
-          <w:szCs w:val="24"/>
-        </w:rPr>
-      </w:pPr>
-      <w:r>
-        <w:rPr>
-          <w:rFonts w:ascii="Times New Roman" w:hAnsi="Times New Roman" w:cs="Times New Roman"/>
-          <w:sz w:val="24"/>
-          <w:szCs w:val="24"/>
-        </w:rPr>
-        <w:t>Dans le menu "Équivalences horaires", vous pouvez modifier le poids de chaque type d'heure. Par défaut :</w:t>
-      </w:r>
-    </w:p>
-    <w:p>
-      <w:pPr>
-        <w:rPr>
-          <w:rFonts w:ascii="Times New Roman" w:hAnsi="Times New Roman" w:cs="Times New Roman"/>
-          <w:sz w:val="24"/>
-          <w:szCs w:val="24"/>
-        </w:rPr>
-      </w:pPr>
-      <w:r>
-        <w:rPr>
-          <w:rFonts w:ascii="Times New Roman" w:hAnsi="Times New Roman" w:cs="Times New Roman"/>
-          <w:sz w:val="24"/>
-          <w:szCs w:val="24"/>
-        </w:rPr>
-        <w:t>- CM = 1.5</w:t>
-      </w:r>
-    </w:p>
-    <w:p>
-      <w:pPr>
-        <w:rPr>
-          <w:rFonts w:ascii="Times New Roman" w:hAnsi="Times New Roman" w:cs="Times New Roman"/>
-          <w:sz w:val="24"/>
-          <w:szCs w:val="24"/>
-        </w:rPr>
-      </w:pPr>
-      <w:r>
-        <w:rPr>
-          <w:rFonts w:ascii="Times New Roman" w:hAnsi="Times New Roman" w:cs="Times New Roman"/>
-          <w:sz w:val="24"/>
-          <w:szCs w:val="24"/>
-        </w:rPr>
-        <w:t>- TD = 1.0</w:t>
-      </w:r>
-    </w:p>
-    <w:p>
-      <w:pPr>
-        <w:rPr>
-          <w:rFonts w:ascii="Times New Roman" w:hAnsi="Times New Roman" w:cs="Times New Roman"/>
-          <w:sz w:val="24"/>
-          <w:szCs w:val="24"/>
-        </w:rPr>
-      </w:pPr>
-      <w:r>
-        <w:rPr>
-          <w:rFonts w:ascii="Times New Roman" w:hAnsi="Times New Roman" w:cs="Times New Roman"/>
-          <w:sz w:val="24"/>
-          <w:szCs w:val="24"/>
-        </w:rPr>
-        <w:t>- TP = 0.75</w:t>
-      </w:r>
-    </w:p>
-    <w:p>
-      <w:pPr>
-        <w:rPr>
-          <w:rFonts w:ascii="Times New Roman" w:hAnsi="Times New Roman" w:cs="Times New Roman"/>
-          <w:sz w:val="24"/>
-          <w:szCs w:val="24"/>
-        </w:rPr>
-      </w:pPr>
-      <w:r>
-        <w:rPr>
-          <w:rFonts w:ascii="Times New Roman" w:hAnsi="Times New Roman" w:cs="Times New Roman"/>
-          <w:i/>
-          <w:iCs/>
-          <w:sz w:val="24"/>
-          <w:szCs w:val="24"/>
-        </w:rPr>
-        <w:t>Note : Toute modification impactera immédiatement le calcul des paiements et des graphiques.</w:t>
-      </w:r>
-    </w:p>
-    <w:p>
-      <w:pPr>
-        <w:rPr>
-          <w:rFonts w:ascii="Times New Roman" w:hAnsi="Times New Roman" w:cs="Times New Roman"/>
-          <w:sz w:val="24"/>
-          <w:szCs w:val="24"/>
-        </w:rPr>
-      </w:pPr>
-      <w:r>
-        <w:rPr>
-          <w:rFonts w:ascii="Times New Roman" w:hAnsi="Times New Roman" w:cs="Times New Roman"/>
-          <w:b/>
-          <w:bCs/>
-          <w:sz w:val="24"/>
-          <w:szCs w:val="24"/>
-        </w:rPr>
-        <w:t xml:space="preserve"> 2.3. Sauvegarde de Sécurité</w:t>
-      </w:r>
-    </w:p>
-    <w:p>
-      <w:pPr>
-        <w:rPr>
-          <w:rFonts w:ascii="Times New Roman" w:hAnsi="Times New Roman" w:cs="Times New Roman"/>
-          <w:sz w:val="24"/>
-          <w:szCs w:val="24"/>
-        </w:rPr>
-      </w:pPr>
-      <w:r>
-        <w:rPr>
-          <w:rFonts w:ascii="Times New Roman" w:hAnsi="Times New Roman" w:cs="Times New Roman"/>
-          <w:sz w:val="24"/>
-          <w:szCs w:val="24"/>
-        </w:rPr>
-        <w:t xml:space="preserve">En haut du tableau de bord Administrateur, le bouton </w:t>
-      </w:r>
-      <w:r>
-        <w:rPr>
-          <w:rFonts w:ascii="Times New Roman" w:hAnsi="Times New Roman" w:cs="Times New Roman"/>
-          <w:b/>
-          <w:bCs/>
-          <w:sz w:val="24"/>
-          <w:szCs w:val="24"/>
-        </w:rPr>
-        <w:t>"Sauvegarder BD"</w:t>
-      </w:r>
-      <w:r>
-        <w:rPr>
-          <w:rFonts w:ascii="Times New Roman" w:hAnsi="Times New Roman" w:cs="Times New Roman"/>
-          <w:sz w:val="24"/>
-          <w:szCs w:val="24"/>
-        </w:rPr>
-        <w:t xml:space="preserve"> permet de télécharger un instantané complet de vos données. Effectuez cette action régulièrement.</w:t>
-      </w:r>
-    </w:p>
-    <w:p>
-      <w:pPr>
-        <w:rPr>
-          <w:rFonts w:ascii="Times New Roman" w:hAnsi="Times New Roman" w:cs="Times New Roman"/>
-          <w:sz w:val="24"/>
-          <w:szCs w:val="24"/>
-        </w:rPr>
-      </w:pPr>
-      <w:r>
-        <w:rPr>
-          <w:rFonts w:ascii="Times New Roman" w:hAnsi="Times New Roman" w:cs="Times New Roman"/>
-          <w:b/>
-          <w:bCs/>
-          <w:sz w:val="24"/>
-          <w:szCs w:val="24"/>
-        </w:rPr>
-        <w:t xml:space="preserve"> 3. ACTIONS RESSOURCES HUMAINES (RH)</w:t>
-      </w:r>
-    </w:p>
-    <w:p>
-      <w:pPr>
-        <w:rPr>
-          <w:rFonts w:ascii="Times New Roman" w:hAnsi="Times New Roman" w:cs="Times New Roman"/>
-          <w:sz w:val="24"/>
-          <w:szCs w:val="24"/>
-        </w:rPr>
-      </w:pPr>
-      <w:r>
-        <w:rPr>
-          <w:rFonts w:ascii="Times New Roman" w:hAnsi="Times New Roman" w:cs="Times New Roman"/>
-          <w:b/>
-          <w:bCs/>
-          <w:sz w:val="24"/>
-          <w:szCs w:val="24"/>
-        </w:rPr>
-        <w:t xml:space="preserve"> 3.1. Validation des Heures</w:t>
-      </w:r>
-    </w:p>
-    <w:p>
-      <w:pPr>
-        <w:rPr>
-          <w:rFonts w:ascii="Times New Roman" w:hAnsi="Times New Roman" w:cs="Times New Roman"/>
-          <w:sz w:val="24"/>
-          <w:szCs w:val="24"/>
-        </w:rPr>
-      </w:pPr>
-      <w:r>
-        <w:rPr>
-          <w:rFonts w:ascii="Times New Roman" w:hAnsi="Times New Roman" w:cs="Times New Roman"/>
-          <w:sz w:val="24"/>
-          <w:szCs w:val="24"/>
-        </w:rPr>
-        <w:t xml:space="preserve">Seules les heures passées au statut </w:t>
-      </w:r>
-      <w:r>
-        <w:rPr>
-          <w:rFonts w:ascii="Times New Roman" w:hAnsi="Times New Roman" w:cs="Times New Roman"/>
-          <w:b/>
-          <w:bCs/>
-          <w:sz w:val="24"/>
-          <w:szCs w:val="24"/>
-        </w:rPr>
-        <w:t>"Validé"</w:t>
-      </w:r>
-      <w:r>
-        <w:rPr>
-          <w:rFonts w:ascii="Times New Roman" w:hAnsi="Times New Roman" w:cs="Times New Roman"/>
-          <w:sz w:val="24"/>
-          <w:szCs w:val="24"/>
-        </w:rPr>
-        <w:t xml:space="preserve"> apparaissent dans les statistiques et les fiches de paie. Vérifiez attentivement les saisies avant de valider.</w:t>
-      </w:r>
-    </w:p>
-    <w:p>
-      <w:pPr>
-        <w:rPr>
-          <w:rFonts w:ascii="Times New Roman" w:hAnsi="Times New Roman" w:cs="Times New Roman"/>
-          <w:sz w:val="24"/>
-          <w:szCs w:val="24"/>
-        </w:rPr>
-      </w:pPr>
-      <w:r>
-        <w:rPr>
-          <w:rFonts w:ascii="Times New Roman" w:hAnsi="Times New Roman" w:cs="Times New Roman"/>
-          <w:b/>
-          <w:bCs/>
-          <w:sz w:val="24"/>
-          <w:szCs w:val="24"/>
-        </w:rPr>
-        <w:t xml:space="preserve"> 3.2. Génération de la Paie</w:t>
-      </w:r>
-    </w:p>
-    <w:p>
-      <w:pPr>
-        <w:rPr>
-          <w:rFonts w:ascii="Times New Roman" w:hAnsi="Times New Roman" w:cs="Times New Roman"/>
-          <w:sz w:val="24"/>
-          <w:szCs w:val="24"/>
-        </w:rPr>
-      </w:pPr>
-      <w:r>
-        <w:rPr>
-          <w:rFonts w:ascii="Times New Roman" w:hAnsi="Times New Roman" w:cs="Times New Roman"/>
-          <w:sz w:val="24"/>
-          <w:szCs w:val="24"/>
-        </w:rPr>
-        <w:t>Sélectionnez le mois et l'année académique. Le système affiche :</w:t>
-      </w:r>
-    </w:p>
-    <w:p>
-      <w:pPr>
-        <w:rPr>
-          <w:rFonts w:ascii="Times New Roman" w:hAnsi="Times New Roman" w:cs="Times New Roman"/>
-          <w:sz w:val="24"/>
-          <w:szCs w:val="24"/>
-        </w:rPr>
-      </w:pPr>
-      <w:r>
-        <w:rPr>
-          <w:rFonts w:ascii="Times New Roman" w:hAnsi="Times New Roman" w:cs="Times New Roman"/>
-          <w:sz w:val="24"/>
-          <w:szCs w:val="24"/>
-        </w:rPr>
-        <w:t>- Le total des heures effectuées (pondérées par les coefficients).</w:t>
-      </w:r>
-    </w:p>
-    <w:p>
-      <w:pPr>
-        <w:rPr>
-          <w:rFonts w:ascii="Times New Roman" w:hAnsi="Times New Roman" w:cs="Times New Roman"/>
-          <w:sz w:val="24"/>
-          <w:szCs w:val="24"/>
-        </w:rPr>
-      </w:pPr>
-      <w:r>
-        <w:rPr>
-          <w:rFonts w:ascii="Times New Roman" w:hAnsi="Times New Roman" w:cs="Times New Roman"/>
-          <w:sz w:val="24"/>
-          <w:szCs w:val="24"/>
-        </w:rPr>
-        <w:t>- Le montant à payer (calculé automatiquement selon le grade et le statut).</w:t>
-      </w:r>
-    </w:p>
-    <w:p>
-      <w:pPr>
-        <w:rPr>
-          <w:rFonts w:ascii="Times New Roman" w:hAnsi="Times New Roman" w:cs="Times New Roman"/>
-          <w:sz w:val="24"/>
-          <w:szCs w:val="24"/>
-        </w:rPr>
-      </w:pPr>
-      <w:r>
-        <w:rPr>
-          <w:rFonts w:ascii="Times New Roman" w:hAnsi="Times New Roman" w:cs="Times New Roman"/>
-          <w:i/>
-          <w:iCs/>
-          <w:sz w:val="24"/>
-          <w:szCs w:val="24"/>
-        </w:rPr>
-        <w:t>Exportez ces données en Excel ou PDF pour le service comptabilité.</w:t>
-      </w:r>
-    </w:p>
-    <w:p>
-      <w:pPr>
-        <w:rPr>
-          <w:rFonts w:ascii="Times New Roman" w:hAnsi="Times New Roman" w:cs="Times New Roman"/>
-          <w:sz w:val="24"/>
-          <w:szCs w:val="24"/>
-        </w:rPr>
-      </w:pPr>
-      <w:r>
-        <w:rPr>
-          <w:rFonts w:ascii="Times New Roman" w:hAnsi="Times New Roman" w:cs="Times New Roman"/>
-          <w:b/>
-          <w:bCs/>
-          <w:sz w:val="24"/>
-          <w:szCs w:val="24"/>
-        </w:rPr>
-        <w:t xml:space="preserve"> 4. ACTIONS ENSEIGNANT</w:t>
-      </w:r>
-    </w:p>
-    <w:p>
-      <w:pPr>
-        <w:rPr>
-          <w:rFonts w:ascii="Times New Roman" w:hAnsi="Times New Roman" w:cs="Times New Roman"/>
-          <w:sz w:val="24"/>
-          <w:szCs w:val="24"/>
-        </w:rPr>
-      </w:pPr>
-      <w:r>
-        <w:rPr>
-          <w:rFonts w:ascii="Times New Roman" w:hAnsi="Times New Roman" w:cs="Times New Roman"/>
-          <w:b/>
-          <w:bCs/>
-          <w:sz w:val="24"/>
-          <w:szCs w:val="24"/>
-        </w:rPr>
-        <w:t xml:space="preserve"> 4.1. Suivi Individuel</w:t>
-      </w:r>
-    </w:p>
-    <w:p>
-      <w:pPr>
-        <w:rPr>
-          <w:rFonts w:ascii="Times New Roman" w:hAnsi="Times New Roman" w:cs="Times New Roman"/>
-          <w:sz w:val="24"/>
-          <w:szCs w:val="24"/>
-        </w:rPr>
-      </w:pPr>
-      <w:r>
-        <w:rPr>
-          <w:rFonts w:ascii="Times New Roman" w:hAnsi="Times New Roman" w:cs="Times New Roman"/>
-          <w:sz w:val="24"/>
-          <w:szCs w:val="24"/>
-        </w:rPr>
-        <w:t>Sur votre tableau de bord, vous pouvez voir la répartition de vos heures par type et par matière.</w:t>
-      </w:r>
-    </w:p>
-    <w:p>
-      <w:pPr>
-        <w:rPr>
-          <w:rFonts w:ascii="Times New Roman" w:hAnsi="Times New Roman" w:cs="Times New Roman"/>
-          <w:sz w:val="24"/>
-          <w:szCs w:val="24"/>
-        </w:rPr>
-      </w:pPr>
-      <w:r>
-        <w:rPr>
-          <w:rFonts w:ascii="Times New Roman" w:hAnsi="Times New Roman" w:cs="Times New Roman"/>
-          <w:b/>
-          <w:bCs/>
+        <w:t xml:space="preserve"> </w:t>
+      </w:r>
+      <w:r>
+        <w:rPr>
+          <w:rFonts w:ascii="Times New Roman" w:hAnsi="Times New Roman" w:cs="Times New Roman"/>
+          <w:b/>
+          <w:bCs/>
+          <w:sz w:val="24"/>
+          <w:szCs w:val="24"/>
+        </w:rPr>
+        <w:t xml:space="preserve"> Guide utilisateur - Application Gestion des Heures</w:t>
+      </w:r>
+    </w:p>
+    <w:p>
+      <w:pPr>
+        <w:rPr>
+          <w:rFonts w:ascii="Times New Roman" w:hAnsi="Times New Roman" w:cs="Times New Roman"/>
+          <w:b/>
+          <w:bCs/>
+          <w:sz w:val="24"/>
+          <w:szCs w:val="24"/>
+        </w:rPr>
+      </w:pPr>
+    </w:p>
+    <w:p>
+      <w:pPr>
+        <w:rPr>
+          <w:rFonts w:ascii="Times New Roman" w:hAnsi="Times New Roman" w:cs="Times New Roman"/>
+          <w:b/>
+          <w:bCs/>
+          <w:sz w:val="24"/>
+          <w:szCs w:val="24"/>
+        </w:rPr>
+      </w:pPr>
+      <w:r>
+        <w:rPr>
+          <w:rFonts w:ascii="Times New Roman" w:hAnsi="Times New Roman" w:cs="Times New Roman"/>
+          <w:b/>
+          <w:bCs/>
+          <w:sz w:val="24"/>
+          <w:szCs w:val="24"/>
+        </w:rPr>
+        <w:t xml:space="preserve"> 1. Présentation</w:t>
+      </w:r>
+    </w:p>
+    <w:p>
+      <w:pPr>
+        <w:rPr>
+          <w:rFonts w:ascii="Times New Roman" w:hAnsi="Times New Roman" w:cs="Times New Roman"/>
+          <w:sz w:val="24"/>
+          <w:szCs w:val="24"/>
+        </w:rPr>
+      </w:pPr>
+      <w:r>
+        <w:rPr>
+          <w:rFonts w:ascii="Times New Roman" w:hAnsi="Times New Roman" w:cs="Times New Roman"/>
+          <w:sz w:val="24"/>
+          <w:szCs w:val="24"/>
+        </w:rPr>
+        <w:t>L'application Gestion des Heures permet de suivre les heures d'enseignement réalisées par les professeurs, de les valider, de consulter des statistiques et de générer les états de paiement.</w:t>
+      </w:r>
+    </w:p>
+    <w:p>
+      <w:pPr>
+        <w:rPr>
+          <w:rFonts w:ascii="Times New Roman" w:hAnsi="Times New Roman" w:cs="Times New Roman"/>
+          <w:sz w:val="24"/>
+          <w:szCs w:val="24"/>
+        </w:rPr>
+      </w:pPr>
+      <w:r>
+        <w:rPr>
+          <w:rFonts w:ascii="Times New Roman" w:hAnsi="Times New Roman" w:cs="Times New Roman"/>
+          <w:sz w:val="24"/>
+          <w:szCs w:val="24"/>
+        </w:rPr>
+        <w:t>Elle est organisée autour de trois profils utilisateurs :</w:t>
+      </w:r>
+    </w:p>
+    <w:p>
+      <w:pPr>
+        <w:rPr>
+          <w:rFonts w:ascii="Times New Roman" w:hAnsi="Times New Roman" w:cs="Times New Roman"/>
+          <w:sz w:val="24"/>
+          <w:szCs w:val="24"/>
+        </w:rPr>
+      </w:pPr>
+      <w:r>
+        <w:rPr>
+          <w:rFonts w:ascii="Times New Roman" w:hAnsi="Times New Roman" w:cs="Times New Roman"/>
+          <w:sz w:val="24"/>
+          <w:szCs w:val="24"/>
+        </w:rPr>
+        <w:t>- Administrateur : gestion des utilisateurs, matières, années académiques, taux horaires, affectations et paramètres.</w:t>
+      </w:r>
+    </w:p>
+    <w:p>
+      <w:pPr>
+        <w:rPr>
+          <w:rFonts w:ascii="Times New Roman" w:hAnsi="Times New Roman" w:cs="Times New Roman"/>
+          <w:sz w:val="24"/>
+          <w:szCs w:val="24"/>
+        </w:rPr>
+      </w:pPr>
+      <w:r>
+        <w:rPr>
+          <w:rFonts w:ascii="Times New Roman" w:hAnsi="Times New Roman" w:cs="Times New Roman"/>
+          <w:sz w:val="24"/>
+          <w:szCs w:val="24"/>
+        </w:rPr>
+        <w:t>- Ressource humaine : saisie, validation des heures, consultation des statistiques, suivi des dépassements et génération des paiements.</w:t>
+      </w:r>
+    </w:p>
+    <w:p>
+      <w:pPr>
+        <w:rPr>
+          <w:rFonts w:ascii="Times New Roman" w:hAnsi="Times New Roman" w:cs="Times New Roman"/>
+          <w:sz w:val="24"/>
+          <w:szCs w:val="24"/>
+        </w:rPr>
+      </w:pPr>
+      <w:r>
+        <w:rPr>
+          <w:rFonts w:ascii="Times New Roman" w:hAnsi="Times New Roman" w:cs="Times New Roman"/>
+          <w:sz w:val="24"/>
+          <w:szCs w:val="24"/>
+        </w:rPr>
+        <w:t>- Professeur : consultation de ses heures réalisées, refus motivé d'une heure incorrecte et consultation de ses statistiques.</w:t>
+      </w:r>
+    </w:p>
+    <w:p>
+      <w:pPr>
+        <w:rPr>
+          <w:rFonts w:ascii="Times New Roman" w:hAnsi="Times New Roman" w:cs="Times New Roman"/>
+          <w:b/>
+          <w:bCs/>
+          <w:sz w:val="24"/>
+          <w:szCs w:val="24"/>
+        </w:rPr>
+      </w:pPr>
+    </w:p>
+    <w:p>
+      <w:pPr>
+        <w:rPr>
+          <w:rFonts w:ascii="Times New Roman" w:hAnsi="Times New Roman" w:cs="Times New Roman"/>
+          <w:b/>
+          <w:bCs/>
+          <w:sz w:val="24"/>
+          <w:szCs w:val="24"/>
+        </w:rPr>
+      </w:pPr>
+      <w:r>
+        <w:rPr>
+          <w:rFonts w:ascii="Times New Roman" w:hAnsi="Times New Roman" w:cs="Times New Roman"/>
+          <w:b/>
+          <w:bCs/>
+          <w:sz w:val="24"/>
+          <w:szCs w:val="24"/>
+        </w:rPr>
+        <w:t xml:space="preserve"> 2. Accès à l'application</w:t>
+      </w:r>
+    </w:p>
+    <w:p>
+      <w:pPr>
+        <w:rPr>
+          <w:rFonts w:ascii="Times New Roman" w:hAnsi="Times New Roman" w:cs="Times New Roman"/>
+          <w:b/>
+          <w:bCs/>
+          <w:sz w:val="24"/>
+          <w:szCs w:val="24"/>
+        </w:rPr>
+      </w:pPr>
+      <w:r>
+        <w:rPr>
+          <w:rFonts w:ascii="Times New Roman" w:hAnsi="Times New Roman" w:cs="Times New Roman"/>
+          <w:b/>
+          <w:bCs/>
+          <w:sz w:val="24"/>
+          <w:szCs w:val="24"/>
+        </w:rPr>
+        <w:t xml:space="preserve"> 2.1 Connexion</w:t>
+      </w:r>
+    </w:p>
+    <w:p>
+      <w:pPr>
+        <w:rPr>
+          <w:rFonts w:ascii="Times New Roman" w:hAnsi="Times New Roman" w:cs="Times New Roman"/>
+          <w:sz w:val="24"/>
+          <w:szCs w:val="24"/>
+        </w:rPr>
+      </w:pPr>
+      <w:r>
+        <w:rPr>
+          <w:rFonts w:ascii="Times New Roman" w:hAnsi="Times New Roman" w:cs="Times New Roman"/>
+          <w:sz w:val="24"/>
+          <w:szCs w:val="24"/>
+        </w:rPr>
+        <w:t>1. Ouvrir l'application dans le navigateur.</w:t>
+      </w:r>
+    </w:p>
+    <w:p>
+      <w:pPr>
+        <w:rPr>
+          <w:rFonts w:ascii="Times New Roman" w:hAnsi="Times New Roman" w:cs="Times New Roman"/>
+          <w:sz w:val="24"/>
+          <w:szCs w:val="24"/>
+        </w:rPr>
+      </w:pPr>
+      <w:r>
+        <w:rPr>
+          <w:rFonts w:ascii="Times New Roman" w:hAnsi="Times New Roman" w:cs="Times New Roman"/>
+          <w:sz w:val="24"/>
+          <w:szCs w:val="24"/>
+        </w:rPr>
+        <w:t>2. Saisir l'adresse email dans le champ Email.</w:t>
+      </w:r>
+    </w:p>
+    <w:p>
+      <w:pPr>
+        <w:rPr>
+          <w:rFonts w:ascii="Times New Roman" w:hAnsi="Times New Roman" w:cs="Times New Roman"/>
+          <w:sz w:val="24"/>
+          <w:szCs w:val="24"/>
+        </w:rPr>
+      </w:pPr>
+      <w:r>
+        <w:rPr>
+          <w:rFonts w:ascii="Times New Roman" w:hAnsi="Times New Roman" w:cs="Times New Roman"/>
+          <w:sz w:val="24"/>
+          <w:szCs w:val="24"/>
+        </w:rPr>
+        <w:t>3. Saisir le mot de passe dans le champ Mot de passe.</w:t>
+      </w:r>
+    </w:p>
+    <w:p>
+      <w:pPr>
+        <w:rPr>
+          <w:rFonts w:ascii="Times New Roman" w:hAnsi="Times New Roman" w:cs="Times New Roman"/>
+          <w:sz w:val="24"/>
+          <w:szCs w:val="24"/>
+        </w:rPr>
+      </w:pPr>
+      <w:r>
+        <w:rPr>
+          <w:rFonts w:ascii="Times New Roman" w:hAnsi="Times New Roman" w:cs="Times New Roman"/>
+          <w:sz w:val="24"/>
+          <w:szCs w:val="24"/>
+        </w:rPr>
+        <w:t>4. Cliquer sur Se connecter.</w:t>
+      </w:r>
+    </w:p>
+    <w:p>
+      <w:pPr>
+        <w:rPr>
+          <w:rFonts w:ascii="Times New Roman" w:hAnsi="Times New Roman" w:cs="Times New Roman"/>
+          <w:sz w:val="24"/>
+          <w:szCs w:val="24"/>
+        </w:rPr>
+      </w:pPr>
+      <w:r>
+        <w:rPr>
+          <w:rFonts w:ascii="Times New Roman" w:hAnsi="Times New Roman" w:cs="Times New Roman"/>
+          <w:sz w:val="24"/>
+          <w:szCs w:val="24"/>
+        </w:rPr>
+        <w:t>Après connexion, l'utilisateur est automatiquement redirigé vers son espace selon son rôle.</w:t>
+      </w:r>
+    </w:p>
+    <w:p>
+      <w:pPr>
+        <w:rPr>
+          <w:rFonts w:ascii="Times New Roman" w:hAnsi="Times New Roman" w:cs="Times New Roman"/>
+          <w:b/>
+          <w:bCs/>
+          <w:sz w:val="24"/>
+          <w:szCs w:val="24"/>
+        </w:rPr>
+      </w:pPr>
+      <w:r>
+        <w:rPr>
+          <w:rFonts w:ascii="Times New Roman" w:hAnsi="Times New Roman" w:cs="Times New Roman"/>
+          <w:b/>
+          <w:bCs/>
+          <w:sz w:val="24"/>
+          <w:szCs w:val="24"/>
+        </w:rPr>
+        <w:t xml:space="preserve"> 2.2 Réinitialiser le formulaire</w:t>
+      </w:r>
+    </w:p>
+    <w:p>
+      <w:pPr>
+        <w:rPr>
+          <w:rFonts w:ascii="Times New Roman" w:hAnsi="Times New Roman" w:cs="Times New Roman"/>
+          <w:sz w:val="24"/>
+          <w:szCs w:val="24"/>
+        </w:rPr>
+      </w:pPr>
+      <w:r>
+        <w:rPr>
+          <w:rFonts w:ascii="Times New Roman" w:hAnsi="Times New Roman" w:cs="Times New Roman"/>
+          <w:sz w:val="24"/>
+          <w:szCs w:val="24"/>
+        </w:rPr>
+        <w:t>Sur la page de connexion, le bouton Réinitialiser vide les champs email et mot de passe.</w:t>
+      </w:r>
+    </w:p>
+    <w:p>
+      <w:pPr>
+        <w:rPr>
+          <w:rFonts w:ascii="Times New Roman" w:hAnsi="Times New Roman" w:cs="Times New Roman"/>
+          <w:b/>
+          <w:bCs/>
+          <w:sz w:val="24"/>
+          <w:szCs w:val="24"/>
+        </w:rPr>
+      </w:pPr>
+    </w:p>
+    <w:p>
+      <w:pPr>
+        <w:rPr>
+          <w:rFonts w:ascii="Times New Roman" w:hAnsi="Times New Roman" w:cs="Times New Roman"/>
+          <w:b/>
+          <w:bCs/>
+          <w:sz w:val="24"/>
+          <w:szCs w:val="24"/>
+        </w:rPr>
+      </w:pPr>
+      <w:r>
+        <w:rPr>
+          <w:rFonts w:ascii="Times New Roman" w:hAnsi="Times New Roman" w:cs="Times New Roman"/>
+          <w:b/>
+          <w:bCs/>
+          <w:sz w:val="24"/>
+          <w:szCs w:val="24"/>
+        </w:rPr>
+        <w:t xml:space="preserve"> 2.3 Changement obligatoire du mot de passe</w:t>
+      </w:r>
+    </w:p>
+    <w:p>
+      <w:pPr>
+        <w:rPr>
+          <w:rFonts w:ascii="Times New Roman" w:hAnsi="Times New Roman" w:cs="Times New Roman"/>
+          <w:sz w:val="24"/>
+          <w:szCs w:val="24"/>
+        </w:rPr>
+      </w:pPr>
+      <w:r>
+        <w:rPr>
+          <w:rFonts w:ascii="Times New Roman" w:hAnsi="Times New Roman" w:cs="Times New Roman"/>
+          <w:sz w:val="24"/>
+          <w:szCs w:val="24"/>
+        </w:rPr>
+        <w:t>Si l'application demande un changement de mot de passe :</w:t>
+      </w:r>
+    </w:p>
+    <w:p>
+      <w:pPr>
+        <w:rPr>
+          <w:rFonts w:ascii="Times New Roman" w:hAnsi="Times New Roman" w:cs="Times New Roman"/>
+          <w:sz w:val="24"/>
+          <w:szCs w:val="24"/>
+        </w:rPr>
+      </w:pPr>
+      <w:r>
+        <w:rPr>
+          <w:rFonts w:ascii="Times New Roman" w:hAnsi="Times New Roman" w:cs="Times New Roman"/>
+          <w:sz w:val="24"/>
+          <w:szCs w:val="24"/>
+        </w:rPr>
+        <w:t>1. Saisir un nouveau mot de passe.</w:t>
+      </w:r>
+    </w:p>
+    <w:p>
+      <w:pPr>
+        <w:rPr>
+          <w:rFonts w:ascii="Times New Roman" w:hAnsi="Times New Roman" w:cs="Times New Roman"/>
+          <w:sz w:val="24"/>
+          <w:szCs w:val="24"/>
+        </w:rPr>
+      </w:pPr>
+      <w:r>
+        <w:rPr>
+          <w:rFonts w:ascii="Times New Roman" w:hAnsi="Times New Roman" w:cs="Times New Roman"/>
+          <w:sz w:val="24"/>
+          <w:szCs w:val="24"/>
+        </w:rPr>
+        <w:t>2. Respecter les règles affichées :</w:t>
+      </w:r>
+    </w:p>
+    <w:p>
+      <w:pPr>
+        <w:rPr>
+          <w:rFonts w:ascii="Times New Roman" w:hAnsi="Times New Roman" w:cs="Times New Roman"/>
+          <w:sz w:val="24"/>
+          <w:szCs w:val="24"/>
+        </w:rPr>
+      </w:pPr>
+      <w:r>
+        <w:rPr>
+          <w:rFonts w:ascii="Times New Roman" w:hAnsi="Times New Roman" w:cs="Times New Roman"/>
+          <w:sz w:val="24"/>
+          <w:szCs w:val="24"/>
+        </w:rPr>
+        <w:t>   - 8 caractères minimum.</w:t>
+      </w:r>
+    </w:p>
+    <w:p>
+      <w:pPr>
+        <w:rPr>
+          <w:rFonts w:ascii="Times New Roman" w:hAnsi="Times New Roman" w:cs="Times New Roman"/>
+          <w:sz w:val="24"/>
+          <w:szCs w:val="24"/>
+        </w:rPr>
+      </w:pPr>
+      <w:r>
+        <w:rPr>
+          <w:rFonts w:ascii="Times New Roman" w:hAnsi="Times New Roman" w:cs="Times New Roman"/>
+          <w:sz w:val="24"/>
+          <w:szCs w:val="24"/>
+        </w:rPr>
+        <w:t>   - 1 majuscule.</w:t>
+      </w:r>
+    </w:p>
+    <w:p>
+      <w:pPr>
+        <w:rPr>
+          <w:rFonts w:ascii="Times New Roman" w:hAnsi="Times New Roman" w:cs="Times New Roman"/>
+          <w:sz w:val="24"/>
+          <w:szCs w:val="24"/>
+        </w:rPr>
+      </w:pPr>
+      <w:r>
+        <w:rPr>
+          <w:rFonts w:ascii="Times New Roman" w:hAnsi="Times New Roman" w:cs="Times New Roman"/>
+          <w:sz w:val="24"/>
+          <w:szCs w:val="24"/>
+        </w:rPr>
+        <w:t>   - 1 minuscule.</w:t>
+      </w:r>
+    </w:p>
+    <w:p>
+      <w:pPr>
+        <w:rPr>
+          <w:rFonts w:ascii="Times New Roman" w:hAnsi="Times New Roman" w:cs="Times New Roman"/>
+          <w:sz w:val="24"/>
+          <w:szCs w:val="24"/>
+        </w:rPr>
+      </w:pPr>
+      <w:r>
+        <w:rPr>
+          <w:rFonts w:ascii="Times New Roman" w:hAnsi="Times New Roman" w:cs="Times New Roman"/>
+          <w:sz w:val="24"/>
+          <w:szCs w:val="24"/>
+        </w:rPr>
+        <w:t>   - 1 chiffre.</w:t>
+      </w:r>
+    </w:p>
+    <w:p>
+      <w:pPr>
+        <w:rPr>
+          <w:rFonts w:ascii="Times New Roman" w:hAnsi="Times New Roman" w:cs="Times New Roman"/>
+          <w:sz w:val="24"/>
+          <w:szCs w:val="24"/>
+        </w:rPr>
+      </w:pPr>
+      <w:r>
+        <w:rPr>
+          <w:rFonts w:ascii="Times New Roman" w:hAnsi="Times New Roman" w:cs="Times New Roman"/>
+          <w:sz w:val="24"/>
+          <w:szCs w:val="24"/>
+        </w:rPr>
+        <w:t>   - 1 symbole.</w:t>
+      </w:r>
+    </w:p>
+    <w:p>
+      <w:pPr>
+        <w:rPr>
+          <w:rFonts w:ascii="Times New Roman" w:hAnsi="Times New Roman" w:cs="Times New Roman"/>
+          <w:sz w:val="24"/>
+          <w:szCs w:val="24"/>
+        </w:rPr>
+      </w:pPr>
+      <w:r>
+        <w:rPr>
+          <w:rFonts w:ascii="Times New Roman" w:hAnsi="Times New Roman" w:cs="Times New Roman"/>
           <w:sz w:val="24"/>
           <w:szCs w:val="24"/>
         </w:rPr>
         <w:lastRenderedPageBreak/>
-        <w:t xml:space="preserve"> 4.2. Rapports par Matière</w:t>
-      </w:r>
-    </w:p>
-    <w:p>
-      <w:pPr>
-        <w:rPr>
-          <w:rFonts w:ascii="Times New Roman" w:hAnsi="Times New Roman" w:cs="Times New Roman"/>
-          <w:sz w:val="24"/>
-          <w:szCs w:val="24"/>
-        </w:rPr>
-      </w:pPr>
-      <w:r>
-        <w:rPr>
-          <w:rFonts w:ascii="Times New Roman" w:hAnsi="Times New Roman" w:cs="Times New Roman"/>
-          <w:sz w:val="24"/>
-          <w:szCs w:val="24"/>
-        </w:rPr>
-        <w:t>Cliquez sur "Rapport par matière" pour voir le détail de chaque séance (date, salle, nombre d'heures) validée par la RH.</w:t>
-      </w:r>
-    </w:p>
-    <w:p>
-      <w:pPr>
-        <w:rPr>
-          <w:rFonts w:ascii="Times New Roman" w:hAnsi="Times New Roman" w:cs="Times New Roman"/>
-          <w:sz w:val="24"/>
-          <w:szCs w:val="24"/>
-        </w:rPr>
-      </w:pPr>
-      <w:r>
-        <w:rPr>
-          <w:rFonts w:ascii="Times New Roman" w:hAnsi="Times New Roman" w:cs="Times New Roman"/>
-          <w:b/>
-          <w:bCs/>
-          <w:sz w:val="24"/>
-          <w:szCs w:val="24"/>
-        </w:rPr>
-        <w:t xml:space="preserve"> 5. DÉTAIL DES PAGES ET FONCTIONS</w:t>
-      </w:r>
-    </w:p>
-    <w:p>
-      <w:pPr>
-        <w:rPr>
-          <w:rFonts w:ascii="Times New Roman" w:hAnsi="Times New Roman" w:cs="Times New Roman"/>
-          <w:sz w:val="24"/>
-          <w:szCs w:val="24"/>
-        </w:rPr>
-      </w:pPr>
-      <w:r>
-        <w:rPr>
-          <w:rFonts w:ascii="Times New Roman" w:hAnsi="Times New Roman" w:cs="Times New Roman"/>
-          <w:b/>
-          <w:bCs/>
-          <w:sz w:val="24"/>
-          <w:szCs w:val="24"/>
-        </w:rPr>
-        <w:t xml:space="preserve"> 5.1. Espace Administrateur</w:t>
-      </w:r>
-    </w:p>
-    <w:p>
-      <w:pPr>
-        <w:rPr>
-          <w:rFonts w:ascii="Times New Roman" w:hAnsi="Times New Roman" w:cs="Times New Roman"/>
-          <w:sz w:val="24"/>
-          <w:szCs w:val="24"/>
-        </w:rPr>
-      </w:pPr>
-      <w:r>
-        <w:rPr>
-          <w:rFonts w:ascii="Times New Roman" w:hAnsi="Times New Roman" w:cs="Times New Roman"/>
-          <w:sz w:val="24"/>
-          <w:szCs w:val="24"/>
-        </w:rPr>
-        <w:t xml:space="preserve">- </w:t>
-      </w:r>
-      <w:r>
-        <w:rPr>
-          <w:rFonts w:ascii="Times New Roman" w:hAnsi="Times New Roman" w:cs="Times New Roman"/>
-          <w:b/>
-          <w:bCs/>
-          <w:sz w:val="24"/>
-          <w:szCs w:val="24"/>
-        </w:rPr>
-        <w:t>Tableau de Bord Admin</w:t>
-      </w:r>
-      <w:r>
-        <w:rPr>
-          <w:rFonts w:ascii="Times New Roman" w:hAnsi="Times New Roman" w:cs="Times New Roman"/>
-          <w:sz w:val="24"/>
-          <w:szCs w:val="24"/>
-        </w:rPr>
-        <w:t xml:space="preserve"> : Affiche les indicateurs globaux (nombre de profs, total heures) et permet la sauvegarde de la base de données.</w:t>
-      </w:r>
-    </w:p>
-    <w:p>
-      <w:pPr>
-        <w:rPr>
-          <w:rFonts w:ascii="Times New Roman" w:hAnsi="Times New Roman" w:cs="Times New Roman"/>
-          <w:sz w:val="24"/>
-          <w:szCs w:val="24"/>
-        </w:rPr>
-      </w:pPr>
-      <w:r>
-        <w:rPr>
-          <w:rFonts w:ascii="Times New Roman" w:hAnsi="Times New Roman" w:cs="Times New Roman"/>
-          <w:sz w:val="24"/>
-          <w:szCs w:val="24"/>
-        </w:rPr>
-        <w:t xml:space="preserve">- </w:t>
-      </w:r>
-      <w:r>
-        <w:rPr>
-          <w:rFonts w:ascii="Times New Roman" w:hAnsi="Times New Roman" w:cs="Times New Roman"/>
-          <w:b/>
-          <w:bCs/>
-          <w:sz w:val="24"/>
-          <w:szCs w:val="24"/>
-        </w:rPr>
-        <w:t>Gestion Utilisateurs (Admin/RH/Prof)</w:t>
-      </w:r>
-      <w:r>
-        <w:rPr>
-          <w:rFonts w:ascii="Times New Roman" w:hAnsi="Times New Roman" w:cs="Times New Roman"/>
-          <w:sz w:val="24"/>
-          <w:szCs w:val="24"/>
-        </w:rPr>
-        <w:t xml:space="preserve"> : Permet de créer les comptes d'accès. </w:t>
-      </w:r>
-      <w:r>
-        <w:rPr>
-          <w:rFonts w:ascii="Times New Roman" w:hAnsi="Times New Roman" w:cs="Times New Roman"/>
-          <w:i/>
-          <w:iCs/>
-          <w:sz w:val="24"/>
-          <w:szCs w:val="24"/>
-        </w:rPr>
-        <w:t>Note importante : Le volume statutaire des permanents se définit ici.</w:t>
-      </w:r>
-    </w:p>
-    <w:p>
-      <w:pPr>
-        <w:rPr>
-          <w:rFonts w:ascii="Times New Roman" w:hAnsi="Times New Roman" w:cs="Times New Roman"/>
-          <w:sz w:val="24"/>
-          <w:szCs w:val="24"/>
-        </w:rPr>
-      </w:pPr>
-      <w:r>
-        <w:rPr>
-          <w:rFonts w:ascii="Times New Roman" w:hAnsi="Times New Roman" w:cs="Times New Roman"/>
-          <w:sz w:val="24"/>
-          <w:szCs w:val="24"/>
-        </w:rPr>
-        <w:t xml:space="preserve">- </w:t>
-      </w:r>
-      <w:r>
-        <w:rPr>
-          <w:rFonts w:ascii="Times New Roman" w:hAnsi="Times New Roman" w:cs="Times New Roman"/>
-          <w:b/>
-          <w:bCs/>
-          <w:sz w:val="24"/>
-          <w:szCs w:val="24"/>
-        </w:rPr>
-        <w:t>Affectation Enseignant</w:t>
-      </w:r>
-      <w:r>
-        <w:rPr>
-          <w:rFonts w:ascii="Times New Roman" w:hAnsi="Times New Roman" w:cs="Times New Roman"/>
-          <w:sz w:val="24"/>
-          <w:szCs w:val="24"/>
-        </w:rPr>
-        <w:t xml:space="preserve"> : Page cruciale pour lier un professeur à une matière, une filière et un niveau pour une année donnée.</w:t>
-      </w:r>
-    </w:p>
-    <w:p>
-      <w:pPr>
-        <w:rPr>
-          <w:rFonts w:ascii="Times New Roman" w:hAnsi="Times New Roman" w:cs="Times New Roman"/>
-          <w:sz w:val="24"/>
-          <w:szCs w:val="24"/>
-        </w:rPr>
-      </w:pPr>
-      <w:r>
-        <w:rPr>
-          <w:rFonts w:ascii="Times New Roman" w:hAnsi="Times New Roman" w:cs="Times New Roman"/>
-          <w:sz w:val="24"/>
-          <w:szCs w:val="24"/>
-        </w:rPr>
-        <w:t xml:space="preserve">- </w:t>
-      </w:r>
-      <w:r>
-        <w:rPr>
-          <w:rFonts w:ascii="Times New Roman" w:hAnsi="Times New Roman" w:cs="Times New Roman"/>
-          <w:b/>
-          <w:bCs/>
-          <w:sz w:val="24"/>
-          <w:szCs w:val="24"/>
-        </w:rPr>
-        <w:t>Paramétrage des Années</w:t>
-      </w:r>
-      <w:r>
-        <w:rPr>
-          <w:rFonts w:ascii="Times New Roman" w:hAnsi="Times New Roman" w:cs="Times New Roman"/>
-          <w:sz w:val="24"/>
-          <w:szCs w:val="24"/>
-        </w:rPr>
-        <w:t xml:space="preserve"> : Gestion des périodes académiques actives.</w:t>
-      </w:r>
-    </w:p>
-    <w:p>
-      <w:pPr>
-        <w:rPr>
-          <w:rFonts w:ascii="Times New Roman" w:hAnsi="Times New Roman" w:cs="Times New Roman"/>
-          <w:sz w:val="24"/>
-          <w:szCs w:val="24"/>
-        </w:rPr>
-      </w:pPr>
-      <w:r>
-        <w:rPr>
-          <w:rFonts w:ascii="Times New Roman" w:hAnsi="Times New Roman" w:cs="Times New Roman"/>
-          <w:sz w:val="24"/>
-          <w:szCs w:val="24"/>
-        </w:rPr>
-        <w:t xml:space="preserve">- </w:t>
-      </w:r>
-      <w:r>
-        <w:rPr>
-          <w:rFonts w:ascii="Times New Roman" w:hAnsi="Times New Roman" w:cs="Times New Roman"/>
-          <w:b/>
-          <w:bCs/>
-          <w:sz w:val="24"/>
-          <w:szCs w:val="24"/>
-        </w:rPr>
-        <w:t>Taux Horaires</w:t>
-      </w:r>
-      <w:r>
-        <w:rPr>
-          <w:rFonts w:ascii="Times New Roman" w:hAnsi="Times New Roman" w:cs="Times New Roman"/>
-          <w:sz w:val="24"/>
-          <w:szCs w:val="24"/>
-        </w:rPr>
-        <w:t xml:space="preserve"> : Définition des montants payés par heure selon le grade de l'enseignant.</w:t>
-      </w:r>
-    </w:p>
-    <w:p>
-      <w:pPr>
-        <w:rPr>
-          <w:rFonts w:ascii="Times New Roman" w:hAnsi="Times New Roman" w:cs="Times New Roman"/>
-          <w:sz w:val="24"/>
-          <w:szCs w:val="24"/>
-        </w:rPr>
-      </w:pPr>
-      <w:r>
-        <w:rPr>
-          <w:rFonts w:ascii="Times New Roman" w:hAnsi="Times New Roman" w:cs="Times New Roman"/>
-          <w:sz w:val="24"/>
-          <w:szCs w:val="24"/>
-        </w:rPr>
-        <w:t xml:space="preserve">- </w:t>
-      </w:r>
-      <w:r>
-        <w:rPr>
-          <w:rFonts w:ascii="Times New Roman" w:hAnsi="Times New Roman" w:cs="Times New Roman"/>
-          <w:b/>
-          <w:bCs/>
-          <w:sz w:val="24"/>
-          <w:szCs w:val="24"/>
-        </w:rPr>
-        <w:t>Équivalences Horaires</w:t>
-      </w:r>
-      <w:r>
-        <w:rPr>
-          <w:rFonts w:ascii="Times New Roman" w:hAnsi="Times New Roman" w:cs="Times New Roman"/>
-          <w:sz w:val="24"/>
-          <w:szCs w:val="24"/>
-        </w:rPr>
-        <w:t xml:space="preserve"> : Configuration des coefficients multiplicateurs (CM/TD/TP).</w:t>
-      </w:r>
-    </w:p>
-    <w:p>
-      <w:pPr>
-        <w:rPr>
-          <w:rFonts w:ascii="Times New Roman" w:hAnsi="Times New Roman" w:cs="Times New Roman"/>
-          <w:sz w:val="24"/>
-          <w:szCs w:val="24"/>
-        </w:rPr>
-      </w:pPr>
-      <w:r>
-        <w:rPr>
-          <w:rFonts w:ascii="Times New Roman" w:hAnsi="Times New Roman" w:cs="Times New Roman"/>
-          <w:sz w:val="24"/>
-          <w:szCs w:val="24"/>
-        </w:rPr>
-        <w:t xml:space="preserve">- </w:t>
-      </w:r>
-      <w:r>
-        <w:rPr>
-          <w:rFonts w:ascii="Times New Roman" w:hAnsi="Times New Roman" w:cs="Times New Roman"/>
-          <w:b/>
-          <w:bCs/>
-          <w:sz w:val="24"/>
-          <w:szCs w:val="24"/>
-        </w:rPr>
-        <w:t>Matières</w:t>
-      </w:r>
-      <w:r>
-        <w:rPr>
-          <w:rFonts w:ascii="Times New Roman" w:hAnsi="Times New Roman" w:cs="Times New Roman"/>
-          <w:sz w:val="24"/>
-          <w:szCs w:val="24"/>
-        </w:rPr>
-        <w:t xml:space="preserve"> : Gestion du catalogue des matières et de leur volume horaire théorique.</w:t>
-      </w:r>
-    </w:p>
-    <w:p>
-      <w:pPr>
-        <w:rPr>
-          <w:rFonts w:ascii="Times New Roman" w:hAnsi="Times New Roman" w:cs="Times New Roman"/>
-          <w:sz w:val="24"/>
-          <w:szCs w:val="24"/>
-        </w:rPr>
-      </w:pPr>
-      <w:r>
-        <w:rPr>
-          <w:rFonts w:ascii="Times New Roman" w:hAnsi="Times New Roman" w:cs="Times New Roman"/>
-          <w:sz w:val="24"/>
-          <w:szCs w:val="24"/>
-        </w:rPr>
-        <w:t xml:space="preserve">- </w:t>
-      </w:r>
-      <w:r>
-        <w:rPr>
-          <w:rFonts w:ascii="Times New Roman" w:hAnsi="Times New Roman" w:cs="Times New Roman"/>
-          <w:b/>
-          <w:bCs/>
-          <w:sz w:val="24"/>
-          <w:szCs w:val="24"/>
-        </w:rPr>
-        <w:t>Journal des Logs</w:t>
-      </w:r>
-      <w:r>
-        <w:rPr>
-          <w:rFonts w:ascii="Times New Roman" w:hAnsi="Times New Roman" w:cs="Times New Roman"/>
-          <w:sz w:val="24"/>
-          <w:szCs w:val="24"/>
-        </w:rPr>
-        <w:t xml:space="preserve"> : Historique technique pour l'audit des actions (qui a fait quoi et quand).</w:t>
-      </w:r>
-    </w:p>
-    <w:p>
-      <w:pPr>
-        <w:rPr>
-          <w:rFonts w:ascii="Times New Roman" w:hAnsi="Times New Roman" w:cs="Times New Roman"/>
-          <w:sz w:val="24"/>
-          <w:szCs w:val="24"/>
-        </w:rPr>
-      </w:pPr>
-      <w:r>
-        <w:rPr>
-          <w:rFonts w:ascii="Times New Roman" w:hAnsi="Times New Roman" w:cs="Times New Roman"/>
-          <w:b/>
-          <w:bCs/>
-          <w:sz w:val="24"/>
-          <w:szCs w:val="24"/>
-        </w:rPr>
-        <w:t xml:space="preserve"> 5.2. Espace Ressources Humaines (RH)</w:t>
-      </w:r>
-    </w:p>
-    <w:p>
-      <w:pPr>
-        <w:rPr>
-          <w:rFonts w:ascii="Times New Roman" w:hAnsi="Times New Roman" w:cs="Times New Roman"/>
-          <w:sz w:val="24"/>
-          <w:szCs w:val="24"/>
-        </w:rPr>
-      </w:pPr>
-      <w:r>
-        <w:rPr>
-          <w:rFonts w:ascii="Times New Roman" w:hAnsi="Times New Roman" w:cs="Times New Roman"/>
-          <w:sz w:val="24"/>
-          <w:szCs w:val="24"/>
-        </w:rPr>
-        <w:t xml:space="preserve">- </w:t>
-      </w:r>
-      <w:r>
-        <w:rPr>
-          <w:rFonts w:ascii="Times New Roman" w:hAnsi="Times New Roman" w:cs="Times New Roman"/>
-          <w:b/>
-          <w:bCs/>
-          <w:sz w:val="24"/>
-          <w:szCs w:val="24"/>
-        </w:rPr>
-        <w:t>Tableau de Bord RH (Graphiques)</w:t>
-      </w:r>
-      <w:r>
-        <w:rPr>
-          <w:rFonts w:ascii="Times New Roman" w:hAnsi="Times New Roman" w:cs="Times New Roman"/>
-          <w:sz w:val="24"/>
-          <w:szCs w:val="24"/>
-        </w:rPr>
-        <w:t xml:space="preserve"> : Visualisation analytique des heures par département, filière et mois. Inclut la "Fiche Individuelle" par professeur.</w:t>
-      </w:r>
-    </w:p>
-    <w:p>
-      <w:pPr>
-        <w:rPr>
-          <w:rFonts w:ascii="Times New Roman" w:hAnsi="Times New Roman" w:cs="Times New Roman"/>
-          <w:sz w:val="24"/>
-          <w:szCs w:val="24"/>
-        </w:rPr>
-      </w:pPr>
-      <w:r>
-        <w:rPr>
-          <w:rFonts w:ascii="Times New Roman" w:hAnsi="Times New Roman" w:cs="Times New Roman"/>
-          <w:sz w:val="24"/>
-          <w:szCs w:val="24"/>
-        </w:rPr>
-        <w:t xml:space="preserve">- </w:t>
-      </w:r>
-      <w:r>
-        <w:rPr>
-          <w:rFonts w:ascii="Times New Roman" w:hAnsi="Times New Roman" w:cs="Times New Roman"/>
-          <w:b/>
-          <w:bCs/>
-          <w:sz w:val="24"/>
-          <w:szCs w:val="24"/>
-        </w:rPr>
-        <w:t>Saisie des Heures</w:t>
-      </w:r>
-      <w:r>
-        <w:rPr>
-          <w:rFonts w:ascii="Times New Roman" w:hAnsi="Times New Roman" w:cs="Times New Roman"/>
-          <w:sz w:val="24"/>
-          <w:szCs w:val="24"/>
-        </w:rPr>
-        <w:t xml:space="preserve"> : Formulaire permettant d'enregistrer les cours réellement effectués.</w:t>
-      </w:r>
-    </w:p>
-    <w:p>
-      <w:pPr>
-        <w:rPr>
-          <w:rFonts w:ascii="Times New Roman" w:hAnsi="Times New Roman" w:cs="Times New Roman"/>
-          <w:sz w:val="24"/>
-          <w:szCs w:val="24"/>
-        </w:rPr>
-      </w:pPr>
-      <w:r>
-        <w:rPr>
-          <w:rFonts w:ascii="Times New Roman" w:hAnsi="Times New Roman" w:cs="Times New Roman"/>
-          <w:sz w:val="24"/>
-          <w:szCs w:val="24"/>
-        </w:rPr>
-        <w:t xml:space="preserve">- </w:t>
-      </w:r>
-      <w:r>
-        <w:rPr>
-          <w:rFonts w:ascii="Times New Roman" w:hAnsi="Times New Roman" w:cs="Times New Roman"/>
-          <w:b/>
-          <w:bCs/>
-          <w:sz w:val="24"/>
-          <w:szCs w:val="24"/>
-        </w:rPr>
-        <w:t>Validation des Heures</w:t>
-      </w:r>
-      <w:r>
-        <w:rPr>
-          <w:rFonts w:ascii="Times New Roman" w:hAnsi="Times New Roman" w:cs="Times New Roman"/>
-          <w:sz w:val="24"/>
-          <w:szCs w:val="24"/>
-        </w:rPr>
-        <w:t xml:space="preserve"> : Liste des saisies en attente. Une heure doit être validée ici pour apparaître dans les calculs de paie.</w:t>
-      </w:r>
-    </w:p>
-    <w:p>
-      <w:pPr>
-        <w:rPr>
-          <w:rFonts w:ascii="Times New Roman" w:hAnsi="Times New Roman" w:cs="Times New Roman"/>
-          <w:sz w:val="24"/>
-          <w:szCs w:val="24"/>
-        </w:rPr>
-      </w:pPr>
-      <w:r>
-        <w:rPr>
-          <w:rFonts w:ascii="Times New Roman" w:hAnsi="Times New Roman" w:cs="Times New Roman"/>
-          <w:sz w:val="24"/>
-          <w:szCs w:val="24"/>
-        </w:rPr>
-        <w:t xml:space="preserve">- </w:t>
-      </w:r>
-      <w:r>
-        <w:rPr>
-          <w:rFonts w:ascii="Times New Roman" w:hAnsi="Times New Roman" w:cs="Times New Roman"/>
-          <w:b/>
-          <w:bCs/>
-          <w:sz w:val="24"/>
-          <w:szCs w:val="24"/>
-        </w:rPr>
-        <w:t>État de Paiement</w:t>
-      </w:r>
-      <w:r>
-        <w:rPr>
-          <w:rFonts w:ascii="Times New Roman" w:hAnsi="Times New Roman" w:cs="Times New Roman"/>
-          <w:sz w:val="24"/>
-          <w:szCs w:val="24"/>
-        </w:rPr>
-        <w:t xml:space="preserve"> : Génère le tableau final des montants dus. Permet l'export vers Excel et PDF.</w:t>
-      </w:r>
-    </w:p>
-    <w:p>
-      <w:pPr>
-        <w:rPr>
-          <w:rFonts w:ascii="Times New Roman" w:hAnsi="Times New Roman" w:cs="Times New Roman"/>
-          <w:sz w:val="24"/>
-          <w:szCs w:val="24"/>
-        </w:rPr>
-      </w:pPr>
-      <w:r>
-        <w:rPr>
-          <w:rFonts w:ascii="Times New Roman" w:hAnsi="Times New Roman" w:cs="Times New Roman"/>
-          <w:b/>
-          <w:bCs/>
-          <w:sz w:val="24"/>
-          <w:szCs w:val="24"/>
-        </w:rPr>
-        <w:t xml:space="preserve"> 5.3. Espace Enseignant</w:t>
-      </w:r>
-    </w:p>
-    <w:p>
-      <w:pPr>
-        <w:rPr>
-          <w:rFonts w:ascii="Times New Roman" w:hAnsi="Times New Roman" w:cs="Times New Roman"/>
-          <w:sz w:val="24"/>
-          <w:szCs w:val="24"/>
-        </w:rPr>
-      </w:pPr>
-      <w:r>
-        <w:rPr>
-          <w:rFonts w:ascii="Times New Roman" w:hAnsi="Times New Roman" w:cs="Times New Roman"/>
-          <w:sz w:val="24"/>
-          <w:szCs w:val="24"/>
-        </w:rPr>
-        <w:t xml:space="preserve">- </w:t>
-      </w:r>
-      <w:r>
-        <w:rPr>
-          <w:rFonts w:ascii="Times New Roman" w:hAnsi="Times New Roman" w:cs="Times New Roman"/>
-          <w:b/>
-          <w:bCs/>
-          <w:sz w:val="24"/>
-          <w:szCs w:val="24"/>
-        </w:rPr>
-        <w:t>Statistiques Professeur</w:t>
-      </w:r>
-      <w:r>
-        <w:rPr>
-          <w:rFonts w:ascii="Times New Roman" w:hAnsi="Times New Roman" w:cs="Times New Roman"/>
-          <w:sz w:val="24"/>
-          <w:szCs w:val="24"/>
-        </w:rPr>
-        <w:t xml:space="preserve"> : Résumé visuel des heures validées.</w:t>
-      </w:r>
-    </w:p>
-    <w:p>
-      <w:pPr>
-        <w:rPr>
-          <w:rFonts w:ascii="Times New Roman" w:hAnsi="Times New Roman" w:cs="Times New Roman"/>
-          <w:sz w:val="24"/>
-          <w:szCs w:val="24"/>
-        </w:rPr>
-      </w:pPr>
-      <w:r>
-        <w:rPr>
-          <w:rFonts w:ascii="Times New Roman" w:hAnsi="Times New Roman" w:cs="Times New Roman"/>
-          <w:sz w:val="24"/>
-          <w:szCs w:val="24"/>
-        </w:rPr>
-        <w:t xml:space="preserve">- </w:t>
-      </w:r>
-      <w:r>
-        <w:rPr>
-          <w:rFonts w:ascii="Times New Roman" w:hAnsi="Times New Roman" w:cs="Times New Roman"/>
-          <w:b/>
-          <w:bCs/>
-          <w:sz w:val="24"/>
-          <w:szCs w:val="24"/>
-        </w:rPr>
-        <w:t>Rapport par Matière</w:t>
-      </w:r>
-      <w:r>
-        <w:rPr>
-          <w:rFonts w:ascii="Times New Roman" w:hAnsi="Times New Roman" w:cs="Times New Roman"/>
-          <w:sz w:val="24"/>
-          <w:szCs w:val="24"/>
-        </w:rPr>
-        <w:t xml:space="preserve"> : Vue détaillée séance par séance pour chaque enseignement dont le professeur a la charge.</w:t>
-      </w:r>
-    </w:p>
-    <w:p>
-      <w:pPr>
-        <w:rPr>
-          <w:rFonts w:ascii="Times New Roman" w:hAnsi="Times New Roman" w:cs="Times New Roman"/>
-          <w:sz w:val="24"/>
-          <w:szCs w:val="24"/>
-        </w:rPr>
-      </w:pPr>
-      <w:r>
-        <w:rPr>
-          <w:rFonts w:ascii="Times New Roman" w:hAnsi="Times New Roman" w:cs="Times New Roman"/>
-          <w:sz w:val="24"/>
-          <w:szCs w:val="24"/>
-        </w:rPr>
-        <w:t xml:space="preserve">- </w:t>
-      </w:r>
-      <w:r>
-        <w:rPr>
-          <w:rFonts w:ascii="Times New Roman" w:hAnsi="Times New Roman" w:cs="Times New Roman"/>
-          <w:b/>
-          <w:bCs/>
-          <w:sz w:val="24"/>
-          <w:szCs w:val="24"/>
-        </w:rPr>
-        <w:t>Mise à jour Profil</w:t>
-      </w:r>
-      <w:r>
-        <w:rPr>
-          <w:rFonts w:ascii="Times New Roman" w:hAnsi="Times New Roman" w:cs="Times New Roman"/>
-          <w:sz w:val="24"/>
-          <w:szCs w:val="24"/>
-        </w:rPr>
-        <w:t xml:space="preserve"> : Permet à l'enseignant de changer son mot de passe pour plus de sécurité.</w:t>
-      </w:r>
-    </w:p>
-    <w:p>
-      <w:pPr>
-        <w:rPr>
-          <w:rFonts w:ascii="Times New Roman" w:hAnsi="Times New Roman" w:cs="Times New Roman"/>
-          <w:b/>
-          <w:bCs/>
-          <w:sz w:val="24"/>
-          <w:szCs w:val="24"/>
-        </w:rPr>
-      </w:pPr>
-      <w:r>
-        <w:rPr>
-          <w:rFonts w:ascii="Times New Roman" w:hAnsi="Times New Roman" w:cs="Times New Roman"/>
-          <w:b/>
-          <w:bCs/>
-          <w:sz w:val="24"/>
-          <w:szCs w:val="24"/>
-        </w:rPr>
-        <w:t xml:space="preserve"> 6. CONTACT ET SUPPORT</w:t>
-      </w:r>
-    </w:p>
-    <w:p>
-      <w:pPr>
-        <w:rPr>
-          <w:rFonts w:ascii="Times New Roman" w:hAnsi="Times New Roman" w:cs="Times New Roman"/>
-          <w:sz w:val="24"/>
-          <w:szCs w:val="24"/>
-        </w:rPr>
-      </w:pPr>
-      <w:r>
-        <w:rPr>
-          <w:rFonts w:ascii="Times New Roman" w:hAnsi="Times New Roman" w:cs="Times New Roman"/>
-          <w:sz w:val="24"/>
-          <w:szCs w:val="24"/>
-        </w:rPr>
-        <w:t>Pour tout problème technique, contactez l'administrateur système ou référez-vous à la Documentation Technique fournie.</w:t>
-      </w:r>
+        <w:t>3. Confirmer le mot de passe.</w:t>
+      </w:r>
+    </w:p>
+    <w:p>
+      <w:pPr>
+        <w:rPr>
+          <w:rFonts w:ascii="Times New Roman" w:hAnsi="Times New Roman" w:cs="Times New Roman"/>
+          <w:sz w:val="24"/>
+          <w:szCs w:val="24"/>
+        </w:rPr>
+      </w:pPr>
+      <w:r>
+        <w:rPr>
+          <w:rFonts w:ascii="Times New Roman" w:hAnsi="Times New Roman" w:cs="Times New Roman"/>
+          <w:sz w:val="24"/>
+          <w:szCs w:val="24"/>
+        </w:rPr>
+        <w:t>4. Cliquer sur Enregistrer le nouveau mot de passe.</w:t>
+      </w:r>
+    </w:p>
+    <w:p>
+      <w:pPr>
+        <w:rPr>
+          <w:rFonts w:ascii="Times New Roman" w:hAnsi="Times New Roman" w:cs="Times New Roman"/>
+          <w:sz w:val="24"/>
+          <w:szCs w:val="24"/>
+        </w:rPr>
+      </w:pPr>
+    </w:p>
+    <w:p>
+      <w:pPr>
+        <w:rPr>
+          <w:rFonts w:ascii="Times New Roman" w:hAnsi="Times New Roman" w:cs="Times New Roman"/>
+          <w:b/>
+          <w:bCs/>
+          <w:sz w:val="24"/>
+          <w:szCs w:val="24"/>
+        </w:rPr>
+      </w:pPr>
+      <w:r>
+        <w:rPr>
+          <w:rFonts w:ascii="Times New Roman" w:hAnsi="Times New Roman" w:cs="Times New Roman"/>
+          <w:b/>
+          <w:bCs/>
+          <w:sz w:val="24"/>
+          <w:szCs w:val="24"/>
+        </w:rPr>
+        <w:t xml:space="preserve"> 3. Navigation générale</w:t>
+      </w:r>
+    </w:p>
+    <w:p>
+      <w:pPr>
+        <w:rPr>
+          <w:rFonts w:ascii="Times New Roman" w:hAnsi="Times New Roman" w:cs="Times New Roman"/>
+          <w:sz w:val="24"/>
+          <w:szCs w:val="24"/>
+        </w:rPr>
+      </w:pPr>
+      <w:r>
+        <w:rPr>
+          <w:rFonts w:ascii="Times New Roman" w:hAnsi="Times New Roman" w:cs="Times New Roman"/>
+          <w:sz w:val="24"/>
+          <w:szCs w:val="24"/>
+        </w:rPr>
+        <w:t>Chaque espace dispose d'un menu latéral permettant d'accéder aux fonctionnalités disponibles.</w:t>
+      </w:r>
+    </w:p>
+    <w:p>
+      <w:pPr>
+        <w:rPr>
+          <w:rFonts w:ascii="Times New Roman" w:hAnsi="Times New Roman" w:cs="Times New Roman"/>
+          <w:sz w:val="24"/>
+          <w:szCs w:val="24"/>
+        </w:rPr>
+      </w:pPr>
+      <w:r>
+        <w:rPr>
+          <w:rFonts w:ascii="Times New Roman" w:hAnsi="Times New Roman" w:cs="Times New Roman"/>
+          <w:sz w:val="24"/>
+          <w:szCs w:val="24"/>
+        </w:rPr>
+        <w:t>Le bouton avec chevron dans le menu permet de réduire ou d'agrandir la barre latérale.</w:t>
+      </w:r>
+    </w:p>
+    <w:p>
+      <w:pPr>
+        <w:rPr>
+          <w:rFonts w:ascii="Times New Roman" w:hAnsi="Times New Roman" w:cs="Times New Roman"/>
+          <w:b/>
+          <w:bCs/>
+          <w:sz w:val="24"/>
+          <w:szCs w:val="24"/>
+        </w:rPr>
+      </w:pPr>
+      <w:r>
+        <w:rPr>
+          <w:rFonts w:ascii="Times New Roman" w:hAnsi="Times New Roman" w:cs="Times New Roman"/>
+          <w:b/>
+          <w:bCs/>
+          <w:sz w:val="24"/>
+          <w:szCs w:val="24"/>
+        </w:rPr>
+        <w:t xml:space="preserve"> 4. Espace Administrateur</w:t>
+      </w:r>
+    </w:p>
+    <w:p>
+      <w:pPr>
+        <w:rPr>
+          <w:rFonts w:ascii="Times New Roman" w:hAnsi="Times New Roman" w:cs="Times New Roman"/>
+          <w:sz w:val="24"/>
+          <w:szCs w:val="24"/>
+        </w:rPr>
+      </w:pPr>
+      <w:r>
+        <w:rPr>
+          <w:rFonts w:ascii="Times New Roman" w:hAnsi="Times New Roman" w:cs="Times New Roman"/>
+          <w:sz w:val="24"/>
+          <w:szCs w:val="24"/>
+        </w:rPr>
+        <w:t>L'administrateur dispose des fonctionnalités de paramétrage et de gestion globale.</w:t>
+      </w:r>
+    </w:p>
+    <w:p>
+      <w:pPr>
+        <w:rPr>
+          <w:rFonts w:ascii="Times New Roman" w:hAnsi="Times New Roman" w:cs="Times New Roman"/>
+          <w:b/>
+          <w:bCs/>
+          <w:sz w:val="24"/>
+          <w:szCs w:val="24"/>
+        </w:rPr>
+      </w:pPr>
+    </w:p>
+    <w:p>
+      <w:pPr>
+        <w:rPr>
+          <w:rFonts w:ascii="Times New Roman" w:hAnsi="Times New Roman" w:cs="Times New Roman"/>
+          <w:b/>
+          <w:bCs/>
+          <w:sz w:val="24"/>
+          <w:szCs w:val="24"/>
+        </w:rPr>
+      </w:pPr>
+      <w:r>
+        <w:rPr>
+          <w:rFonts w:ascii="Times New Roman" w:hAnsi="Times New Roman" w:cs="Times New Roman"/>
+          <w:b/>
+          <w:bCs/>
+          <w:sz w:val="24"/>
+          <w:szCs w:val="24"/>
+        </w:rPr>
+        <w:t xml:space="preserve"> 4.1 Tableau de bord administrateur</w:t>
+      </w:r>
+    </w:p>
+    <w:p>
+      <w:pPr>
+        <w:rPr>
+          <w:rFonts w:ascii="Times New Roman" w:hAnsi="Times New Roman" w:cs="Times New Roman"/>
+          <w:sz w:val="24"/>
+          <w:szCs w:val="24"/>
+        </w:rPr>
+      </w:pPr>
+      <w:r>
+        <w:rPr>
+          <w:rFonts w:ascii="Times New Roman" w:hAnsi="Times New Roman" w:cs="Times New Roman"/>
+          <w:sz w:val="24"/>
+          <w:szCs w:val="24"/>
+        </w:rPr>
+        <w:t>Le tableau de bord affiche des indicateurs de synthèse :</w:t>
+      </w:r>
+    </w:p>
+    <w:p>
+      <w:pPr>
+        <w:rPr>
+          <w:rFonts w:ascii="Times New Roman" w:hAnsi="Times New Roman" w:cs="Times New Roman"/>
+          <w:sz w:val="24"/>
+          <w:szCs w:val="24"/>
+        </w:rPr>
+      </w:pPr>
+      <w:r>
+        <w:rPr>
+          <w:rFonts w:ascii="Times New Roman" w:hAnsi="Times New Roman" w:cs="Times New Roman"/>
+          <w:sz w:val="24"/>
+          <w:szCs w:val="24"/>
+        </w:rPr>
+        <w:t>- Total des enseignants.</w:t>
+      </w:r>
+    </w:p>
+    <w:p>
+      <w:pPr>
+        <w:rPr>
+          <w:rFonts w:ascii="Times New Roman" w:hAnsi="Times New Roman" w:cs="Times New Roman"/>
+          <w:sz w:val="24"/>
+          <w:szCs w:val="24"/>
+        </w:rPr>
+      </w:pPr>
+      <w:r>
+        <w:rPr>
+          <w:rFonts w:ascii="Times New Roman" w:hAnsi="Times New Roman" w:cs="Times New Roman"/>
+          <w:sz w:val="24"/>
+          <w:szCs w:val="24"/>
+        </w:rPr>
+        <w:t>- Nombre de départements.</w:t>
+      </w:r>
+    </w:p>
+    <w:p>
+      <w:pPr>
+        <w:rPr>
+          <w:rFonts w:ascii="Times New Roman" w:hAnsi="Times New Roman" w:cs="Times New Roman"/>
+          <w:sz w:val="24"/>
+          <w:szCs w:val="24"/>
+        </w:rPr>
+      </w:pPr>
+      <w:r>
+        <w:rPr>
+          <w:rFonts w:ascii="Times New Roman" w:hAnsi="Times New Roman" w:cs="Times New Roman"/>
+          <w:sz w:val="24"/>
+          <w:szCs w:val="24"/>
+        </w:rPr>
+        <w:t>- Professeurs non affectés.</w:t>
+      </w:r>
+    </w:p>
+    <w:p>
+      <w:pPr>
+        <w:rPr>
+          <w:rFonts w:ascii="Times New Roman" w:hAnsi="Times New Roman" w:cs="Times New Roman"/>
+          <w:sz w:val="24"/>
+          <w:szCs w:val="24"/>
+        </w:rPr>
+      </w:pPr>
+      <w:r>
+        <w:rPr>
+          <w:rFonts w:ascii="Times New Roman" w:hAnsi="Times New Roman" w:cs="Times New Roman"/>
+          <w:sz w:val="24"/>
+          <w:szCs w:val="24"/>
+        </w:rPr>
+        <w:t>- Année académique en cours.</w:t>
+      </w:r>
+    </w:p>
+    <w:p>
+      <w:pPr>
+        <w:rPr>
+          <w:rFonts w:ascii="Times New Roman" w:hAnsi="Times New Roman" w:cs="Times New Roman"/>
+          <w:sz w:val="24"/>
+          <w:szCs w:val="24"/>
+        </w:rPr>
+      </w:pPr>
+      <w:r>
+        <w:rPr>
+          <w:rFonts w:ascii="Times New Roman" w:hAnsi="Times New Roman" w:cs="Times New Roman"/>
+          <w:sz w:val="24"/>
+          <w:szCs w:val="24"/>
+        </w:rPr>
+        <w:t>Le bouton de sauvegarde permet de lancer une sauvegarde de la base de données.</w:t>
+      </w:r>
+    </w:p>
+    <w:p>
+      <w:pPr>
+        <w:rPr>
+          <w:rFonts w:ascii="Times New Roman" w:hAnsi="Times New Roman" w:cs="Times New Roman"/>
+          <w:b/>
+          <w:bCs/>
+          <w:sz w:val="24"/>
+          <w:szCs w:val="24"/>
+        </w:rPr>
+      </w:pPr>
+    </w:p>
+    <w:p>
+      <w:pPr>
+        <w:rPr>
+          <w:rFonts w:ascii="Times New Roman" w:hAnsi="Times New Roman" w:cs="Times New Roman"/>
+          <w:b/>
+          <w:bCs/>
+          <w:sz w:val="24"/>
+          <w:szCs w:val="24"/>
+        </w:rPr>
+      </w:pPr>
+      <w:r>
+        <w:rPr>
+          <w:rFonts w:ascii="Times New Roman" w:hAnsi="Times New Roman" w:cs="Times New Roman"/>
+          <w:b/>
+          <w:bCs/>
+          <w:sz w:val="24"/>
+          <w:szCs w:val="24"/>
+        </w:rPr>
+        <w:t xml:space="preserve"> 4.2 Gestion des administrateurs</w:t>
+      </w:r>
+    </w:p>
+    <w:p>
+      <w:pPr>
+        <w:rPr>
+          <w:rFonts w:ascii="Times New Roman" w:hAnsi="Times New Roman" w:cs="Times New Roman"/>
+          <w:sz w:val="24"/>
+          <w:szCs w:val="24"/>
+        </w:rPr>
+      </w:pPr>
+      <w:r>
+        <w:rPr>
+          <w:rFonts w:ascii="Times New Roman" w:hAnsi="Times New Roman" w:cs="Times New Roman"/>
+          <w:sz w:val="24"/>
+          <w:szCs w:val="24"/>
+        </w:rPr>
+        <w:t>Menu : Configuration utilisateurs &gt; Gestion Administrateur</w:t>
+      </w:r>
+    </w:p>
+    <w:p>
+      <w:pPr>
+        <w:rPr>
+          <w:rFonts w:ascii="Times New Roman" w:hAnsi="Times New Roman" w:cs="Times New Roman"/>
+          <w:sz w:val="24"/>
+          <w:szCs w:val="24"/>
+        </w:rPr>
+      </w:pPr>
+      <w:r>
+        <w:rPr>
+          <w:rFonts w:ascii="Times New Roman" w:hAnsi="Times New Roman" w:cs="Times New Roman"/>
+          <w:sz w:val="24"/>
+          <w:szCs w:val="24"/>
+        </w:rPr>
+        <w:t>Fonctions disponibles :</w:t>
+      </w:r>
+    </w:p>
+    <w:p>
+      <w:pPr>
+        <w:rPr>
+          <w:rFonts w:ascii="Times New Roman" w:hAnsi="Times New Roman" w:cs="Times New Roman"/>
+          <w:sz w:val="24"/>
+          <w:szCs w:val="24"/>
+        </w:rPr>
+      </w:pPr>
+      <w:r>
+        <w:rPr>
+          <w:rFonts w:ascii="Times New Roman" w:hAnsi="Times New Roman" w:cs="Times New Roman"/>
+          <w:sz w:val="24"/>
+          <w:szCs w:val="24"/>
+        </w:rPr>
+        <w:t>- Créer un administrateur.</w:t>
+      </w:r>
+    </w:p>
+    <w:p>
+      <w:pPr>
+        <w:rPr>
+          <w:rFonts w:ascii="Times New Roman" w:hAnsi="Times New Roman" w:cs="Times New Roman"/>
+          <w:sz w:val="24"/>
+          <w:szCs w:val="24"/>
+        </w:rPr>
+      </w:pPr>
+      <w:r>
+        <w:rPr>
+          <w:rFonts w:ascii="Times New Roman" w:hAnsi="Times New Roman" w:cs="Times New Roman"/>
+          <w:sz w:val="24"/>
+          <w:szCs w:val="24"/>
+        </w:rPr>
+        <w:t>- Modifier un administrateur existant.</w:t>
+      </w:r>
+    </w:p>
+    <w:p>
+      <w:pPr>
+        <w:rPr>
+          <w:rFonts w:ascii="Times New Roman" w:hAnsi="Times New Roman" w:cs="Times New Roman"/>
+          <w:b/>
+          <w:bCs/>
+          <w:sz w:val="24"/>
+          <w:szCs w:val="24"/>
+        </w:rPr>
+      </w:pPr>
+      <w:r>
+        <w:rPr>
+          <w:rFonts w:ascii="Times New Roman" w:hAnsi="Times New Roman" w:cs="Times New Roman"/>
+          <w:sz w:val="24"/>
+          <w:szCs w:val="24"/>
+        </w:rPr>
+        <w:t>- Supprimer un administrateur</w:t>
+      </w:r>
+      <w:r>
+        <w:rPr>
+          <w:rFonts w:ascii="Times New Roman" w:hAnsi="Times New Roman" w:cs="Times New Roman"/>
+          <w:b/>
+          <w:bCs/>
+          <w:sz w:val="24"/>
+          <w:szCs w:val="24"/>
+        </w:rPr>
+        <w:t>.</w:t>
+      </w:r>
+    </w:p>
+    <w:p>
+      <w:pPr>
+        <w:rPr>
+          <w:rFonts w:ascii="Times New Roman" w:hAnsi="Times New Roman" w:cs="Times New Roman"/>
+          <w:sz w:val="24"/>
+          <w:szCs w:val="24"/>
+        </w:rPr>
+      </w:pPr>
+      <w:r>
+        <w:rPr>
+          <w:rFonts w:ascii="Times New Roman" w:hAnsi="Times New Roman" w:cs="Times New Roman"/>
+          <w:sz w:val="24"/>
+          <w:szCs w:val="24"/>
+        </w:rPr>
+        <w:t>- Consulter la liste des administrateurs.</w:t>
+      </w:r>
+    </w:p>
+    <w:p>
+      <w:pPr>
+        <w:rPr>
+          <w:rFonts w:ascii="Times New Roman" w:hAnsi="Times New Roman" w:cs="Times New Roman"/>
+          <w:sz w:val="24"/>
+          <w:szCs w:val="24"/>
+        </w:rPr>
+      </w:pPr>
+      <w:r>
+        <w:rPr>
+          <w:rFonts w:ascii="Times New Roman" w:hAnsi="Times New Roman" w:cs="Times New Roman"/>
+          <w:sz w:val="24"/>
+          <w:szCs w:val="24"/>
+        </w:rPr>
+        <w:t>Pour créer un administrateur :</w:t>
+      </w:r>
+    </w:p>
+    <w:p>
+      <w:pPr>
+        <w:rPr>
+          <w:rFonts w:ascii="Times New Roman" w:hAnsi="Times New Roman" w:cs="Times New Roman"/>
+          <w:sz w:val="24"/>
+          <w:szCs w:val="24"/>
+        </w:rPr>
+      </w:pPr>
+      <w:r>
+        <w:rPr>
+          <w:rFonts w:ascii="Times New Roman" w:hAnsi="Times New Roman" w:cs="Times New Roman"/>
+          <w:sz w:val="24"/>
+          <w:szCs w:val="24"/>
+        </w:rPr>
+        <w:t>1. Cliquer sur Créer.</w:t>
+      </w:r>
+    </w:p>
+    <w:p>
+      <w:pPr>
+        <w:rPr>
+          <w:rFonts w:ascii="Times New Roman" w:hAnsi="Times New Roman" w:cs="Times New Roman"/>
+          <w:sz w:val="24"/>
+          <w:szCs w:val="24"/>
+        </w:rPr>
+      </w:pPr>
+      <w:r>
+        <w:rPr>
+          <w:rFonts w:ascii="Times New Roman" w:hAnsi="Times New Roman" w:cs="Times New Roman"/>
+          <w:sz w:val="24"/>
+          <w:szCs w:val="24"/>
+        </w:rPr>
+        <w:t>2. Remplir les informations demandées.</w:t>
+      </w:r>
+    </w:p>
+    <w:p>
+      <w:pPr>
+        <w:rPr>
+          <w:rFonts w:ascii="Times New Roman" w:hAnsi="Times New Roman" w:cs="Times New Roman"/>
+          <w:sz w:val="24"/>
+          <w:szCs w:val="24"/>
+        </w:rPr>
+      </w:pPr>
+      <w:r>
+        <w:rPr>
+          <w:rFonts w:ascii="Times New Roman" w:hAnsi="Times New Roman" w:cs="Times New Roman"/>
+          <w:sz w:val="24"/>
+          <w:szCs w:val="24"/>
+        </w:rPr>
+        <w:t>3. Cliquer sur Ajouter.</w:t>
+      </w:r>
+    </w:p>
+    <w:p>
+      <w:pPr>
+        <w:rPr>
+          <w:rFonts w:ascii="Times New Roman" w:hAnsi="Times New Roman" w:cs="Times New Roman"/>
+          <w:sz w:val="24"/>
+          <w:szCs w:val="24"/>
+        </w:rPr>
+      </w:pPr>
+      <w:r>
+        <w:rPr>
+          <w:rFonts w:ascii="Times New Roman" w:hAnsi="Times New Roman" w:cs="Times New Roman"/>
+          <w:sz w:val="24"/>
+          <w:szCs w:val="24"/>
+        </w:rPr>
+        <w:t>Pour modifier :</w:t>
+      </w:r>
+    </w:p>
+    <w:p>
+      <w:pPr>
+        <w:rPr>
+          <w:rFonts w:ascii="Times New Roman" w:hAnsi="Times New Roman" w:cs="Times New Roman"/>
+          <w:sz w:val="24"/>
+          <w:szCs w:val="24"/>
+        </w:rPr>
+      </w:pPr>
+      <w:r>
+        <w:rPr>
+          <w:rFonts w:ascii="Times New Roman" w:hAnsi="Times New Roman" w:cs="Times New Roman"/>
+          <w:sz w:val="24"/>
+          <w:szCs w:val="24"/>
+        </w:rPr>
+        <w:t>1. Cliquer sur Modifier.</w:t>
+      </w:r>
+    </w:p>
+    <w:p>
+      <w:pPr>
+        <w:rPr>
+          <w:rFonts w:ascii="Times New Roman" w:hAnsi="Times New Roman" w:cs="Times New Roman"/>
+          <w:sz w:val="24"/>
+          <w:szCs w:val="24"/>
+        </w:rPr>
+      </w:pPr>
+      <w:r>
+        <w:rPr>
+          <w:rFonts w:ascii="Times New Roman" w:hAnsi="Times New Roman" w:cs="Times New Roman"/>
+          <w:sz w:val="24"/>
+          <w:szCs w:val="24"/>
+        </w:rPr>
+        <w:lastRenderedPageBreak/>
+        <w:t>2. Sélectionner l'administrateur ou utiliser le bouton de modification dans la liste.</w:t>
+      </w:r>
+    </w:p>
+    <w:p>
+      <w:pPr>
+        <w:rPr>
+          <w:rFonts w:ascii="Times New Roman" w:hAnsi="Times New Roman" w:cs="Times New Roman"/>
+          <w:sz w:val="24"/>
+          <w:szCs w:val="24"/>
+        </w:rPr>
+      </w:pPr>
+      <w:r>
+        <w:rPr>
+          <w:rFonts w:ascii="Times New Roman" w:hAnsi="Times New Roman" w:cs="Times New Roman"/>
+          <w:sz w:val="24"/>
+          <w:szCs w:val="24"/>
+        </w:rPr>
+        <w:t>3. Mettre à jour les informations.</w:t>
+      </w:r>
+    </w:p>
+    <w:p>
+      <w:pPr>
+        <w:rPr>
+          <w:rFonts w:ascii="Times New Roman" w:hAnsi="Times New Roman" w:cs="Times New Roman"/>
+          <w:sz w:val="24"/>
+          <w:szCs w:val="24"/>
+        </w:rPr>
+      </w:pPr>
+      <w:r>
+        <w:rPr>
+          <w:rFonts w:ascii="Times New Roman" w:hAnsi="Times New Roman" w:cs="Times New Roman"/>
+          <w:sz w:val="24"/>
+          <w:szCs w:val="24"/>
+        </w:rPr>
+        <w:t>4. Cliquer sur Modifier.</w:t>
+      </w:r>
+    </w:p>
+    <w:p>
+      <w:pPr>
+        <w:rPr>
+          <w:rFonts w:ascii="Times New Roman" w:hAnsi="Times New Roman" w:cs="Times New Roman"/>
+          <w:sz w:val="24"/>
+          <w:szCs w:val="24"/>
+        </w:rPr>
+      </w:pPr>
+      <w:r>
+        <w:rPr>
+          <w:rFonts w:ascii="Times New Roman" w:hAnsi="Times New Roman" w:cs="Times New Roman"/>
+          <w:sz w:val="24"/>
+          <w:szCs w:val="24"/>
+        </w:rPr>
+        <w:t>Pour supprimer :</w:t>
+      </w:r>
+    </w:p>
+    <w:p>
+      <w:pPr>
+        <w:rPr>
+          <w:rFonts w:ascii="Times New Roman" w:hAnsi="Times New Roman" w:cs="Times New Roman"/>
+          <w:sz w:val="24"/>
+          <w:szCs w:val="24"/>
+        </w:rPr>
+      </w:pPr>
+      <w:r>
+        <w:rPr>
+          <w:rFonts w:ascii="Times New Roman" w:hAnsi="Times New Roman" w:cs="Times New Roman"/>
+          <w:sz w:val="24"/>
+          <w:szCs w:val="24"/>
+        </w:rPr>
+        <w:t>1. Cliquer sur Supprimer.</w:t>
+      </w:r>
+    </w:p>
+    <w:p>
+      <w:pPr>
+        <w:rPr>
+          <w:rFonts w:ascii="Times New Roman" w:hAnsi="Times New Roman" w:cs="Times New Roman"/>
+          <w:sz w:val="24"/>
+          <w:szCs w:val="24"/>
+        </w:rPr>
+      </w:pPr>
+      <w:r>
+        <w:rPr>
+          <w:rFonts w:ascii="Times New Roman" w:hAnsi="Times New Roman" w:cs="Times New Roman"/>
+          <w:sz w:val="24"/>
+          <w:szCs w:val="24"/>
+        </w:rPr>
+        <w:t>2. Sélectionner l'administrateur concerné.</w:t>
+      </w:r>
+    </w:p>
+    <w:p>
+      <w:pPr>
+        <w:rPr>
+          <w:rFonts w:ascii="Times New Roman" w:hAnsi="Times New Roman" w:cs="Times New Roman"/>
+          <w:sz w:val="24"/>
+          <w:szCs w:val="24"/>
+        </w:rPr>
+      </w:pPr>
+      <w:r>
+        <w:rPr>
+          <w:rFonts w:ascii="Times New Roman" w:hAnsi="Times New Roman" w:cs="Times New Roman"/>
+          <w:sz w:val="24"/>
+          <w:szCs w:val="24"/>
+        </w:rPr>
+        <w:t>3. Confirmer avec Supprimer.</w:t>
+      </w:r>
+    </w:p>
+    <w:p>
+      <w:pPr>
+        <w:rPr>
+          <w:rFonts w:ascii="Times New Roman" w:hAnsi="Times New Roman" w:cs="Times New Roman"/>
+          <w:b/>
+          <w:bCs/>
+          <w:sz w:val="24"/>
+          <w:szCs w:val="24"/>
+        </w:rPr>
+      </w:pPr>
+    </w:p>
+    <w:p>
+      <w:pPr>
+        <w:rPr>
+          <w:rFonts w:ascii="Times New Roman" w:hAnsi="Times New Roman" w:cs="Times New Roman"/>
+          <w:b/>
+          <w:bCs/>
+          <w:sz w:val="24"/>
+          <w:szCs w:val="24"/>
+        </w:rPr>
+      </w:pPr>
+      <w:r>
+        <w:rPr>
+          <w:rFonts w:ascii="Times New Roman" w:hAnsi="Times New Roman" w:cs="Times New Roman"/>
+          <w:b/>
+          <w:bCs/>
+          <w:sz w:val="24"/>
+          <w:szCs w:val="24"/>
+        </w:rPr>
+        <w:t xml:space="preserve"> 4.3 Gestion des ressources humaines</w:t>
+      </w:r>
+    </w:p>
+    <w:p>
+      <w:pPr>
+        <w:rPr>
+          <w:rFonts w:ascii="Times New Roman" w:hAnsi="Times New Roman" w:cs="Times New Roman"/>
+          <w:sz w:val="24"/>
+          <w:szCs w:val="24"/>
+        </w:rPr>
+      </w:pPr>
+      <w:r>
+        <w:rPr>
+          <w:rFonts w:ascii="Times New Roman" w:hAnsi="Times New Roman" w:cs="Times New Roman"/>
+          <w:sz w:val="24"/>
+          <w:szCs w:val="24"/>
+        </w:rPr>
+        <w:t>Menu : Configuration utilisateurs &gt; Gestion RH</w:t>
+      </w:r>
+    </w:p>
+    <w:p>
+      <w:pPr>
+        <w:rPr>
+          <w:rFonts w:ascii="Times New Roman" w:hAnsi="Times New Roman" w:cs="Times New Roman"/>
+          <w:sz w:val="24"/>
+          <w:szCs w:val="24"/>
+        </w:rPr>
+      </w:pPr>
+      <w:r>
+        <w:rPr>
+          <w:rFonts w:ascii="Times New Roman" w:hAnsi="Times New Roman" w:cs="Times New Roman"/>
+          <w:sz w:val="24"/>
+          <w:szCs w:val="24"/>
+        </w:rPr>
+        <w:t>Cette page permet de gérer les agents RH :</w:t>
+      </w:r>
+    </w:p>
+    <w:p>
+      <w:pPr>
+        <w:rPr>
+          <w:rFonts w:ascii="Times New Roman" w:hAnsi="Times New Roman" w:cs="Times New Roman"/>
+          <w:sz w:val="24"/>
+          <w:szCs w:val="24"/>
+        </w:rPr>
+      </w:pPr>
+      <w:r>
+        <w:rPr>
+          <w:rFonts w:ascii="Times New Roman" w:hAnsi="Times New Roman" w:cs="Times New Roman"/>
+          <w:sz w:val="24"/>
+          <w:szCs w:val="24"/>
+        </w:rPr>
+        <w:t>- Création d'un agent RH.</w:t>
+      </w:r>
+    </w:p>
+    <w:p>
+      <w:pPr>
+        <w:rPr>
+          <w:rFonts w:ascii="Times New Roman" w:hAnsi="Times New Roman" w:cs="Times New Roman"/>
+          <w:sz w:val="24"/>
+          <w:szCs w:val="24"/>
+        </w:rPr>
+      </w:pPr>
+      <w:r>
+        <w:rPr>
+          <w:rFonts w:ascii="Times New Roman" w:hAnsi="Times New Roman" w:cs="Times New Roman"/>
+          <w:sz w:val="24"/>
+          <w:szCs w:val="24"/>
+        </w:rPr>
+        <w:t>- Modification des informations.</w:t>
+      </w:r>
+    </w:p>
+    <w:p>
+      <w:pPr>
+        <w:rPr>
+          <w:rFonts w:ascii="Times New Roman" w:hAnsi="Times New Roman" w:cs="Times New Roman"/>
+          <w:sz w:val="24"/>
+          <w:szCs w:val="24"/>
+        </w:rPr>
+      </w:pPr>
+      <w:r>
+        <w:rPr>
+          <w:rFonts w:ascii="Times New Roman" w:hAnsi="Times New Roman" w:cs="Times New Roman"/>
+          <w:sz w:val="24"/>
+          <w:szCs w:val="24"/>
+        </w:rPr>
+        <w:t>- Suppression d'un agent RH.</w:t>
+      </w:r>
+    </w:p>
+    <w:p>
+      <w:pPr>
+        <w:rPr>
+          <w:rFonts w:ascii="Times New Roman" w:hAnsi="Times New Roman" w:cs="Times New Roman"/>
+          <w:sz w:val="24"/>
+          <w:szCs w:val="24"/>
+        </w:rPr>
+      </w:pPr>
+      <w:r>
+        <w:rPr>
+          <w:rFonts w:ascii="Times New Roman" w:hAnsi="Times New Roman" w:cs="Times New Roman"/>
+          <w:sz w:val="24"/>
+          <w:szCs w:val="24"/>
+        </w:rPr>
+        <w:t>- Consultation de la liste des agents RH.</w:t>
+      </w:r>
+    </w:p>
+    <w:p>
+      <w:pPr>
+        <w:rPr>
+          <w:rFonts w:ascii="Times New Roman" w:hAnsi="Times New Roman" w:cs="Times New Roman"/>
+          <w:sz w:val="24"/>
+          <w:szCs w:val="24"/>
+        </w:rPr>
+      </w:pPr>
+      <w:r>
+        <w:rPr>
+          <w:rFonts w:ascii="Times New Roman" w:hAnsi="Times New Roman" w:cs="Times New Roman"/>
+          <w:sz w:val="24"/>
+          <w:szCs w:val="24"/>
+        </w:rPr>
+        <w:t>Les actions se font avec les boutons Créer, Modifier et Supprimer.</w:t>
+      </w:r>
+    </w:p>
+    <w:p>
+      <w:pPr>
+        <w:rPr>
+          <w:rFonts w:ascii="Times New Roman" w:hAnsi="Times New Roman" w:cs="Times New Roman"/>
+          <w:b/>
+          <w:bCs/>
+          <w:sz w:val="24"/>
+          <w:szCs w:val="24"/>
+        </w:rPr>
+      </w:pPr>
+    </w:p>
+    <w:p>
+      <w:pPr>
+        <w:rPr>
+          <w:rFonts w:ascii="Times New Roman" w:hAnsi="Times New Roman" w:cs="Times New Roman"/>
+          <w:b/>
+          <w:bCs/>
+          <w:sz w:val="24"/>
+          <w:szCs w:val="24"/>
+        </w:rPr>
+      </w:pPr>
+      <w:r>
+        <w:rPr>
+          <w:rFonts w:ascii="Times New Roman" w:hAnsi="Times New Roman" w:cs="Times New Roman"/>
+          <w:b/>
+          <w:bCs/>
+          <w:sz w:val="24"/>
+          <w:szCs w:val="24"/>
+        </w:rPr>
+        <w:t xml:space="preserve"> 4.4 Gestion des professeurs</w:t>
+      </w:r>
+    </w:p>
+    <w:p>
+      <w:pPr>
+        <w:rPr>
+          <w:rFonts w:ascii="Times New Roman" w:hAnsi="Times New Roman" w:cs="Times New Roman"/>
+          <w:sz w:val="24"/>
+          <w:szCs w:val="24"/>
+        </w:rPr>
+      </w:pPr>
+      <w:r>
+        <w:rPr>
+          <w:rFonts w:ascii="Times New Roman" w:hAnsi="Times New Roman" w:cs="Times New Roman"/>
+          <w:sz w:val="24"/>
+          <w:szCs w:val="24"/>
+        </w:rPr>
+        <w:t>Menu : Configuration utilisateurs &gt; Gestion Professeur</w:t>
+      </w:r>
+    </w:p>
+    <w:p>
+      <w:pPr>
+        <w:rPr>
+          <w:rFonts w:ascii="Times New Roman" w:hAnsi="Times New Roman" w:cs="Times New Roman"/>
+          <w:sz w:val="24"/>
+          <w:szCs w:val="24"/>
+        </w:rPr>
+      </w:pPr>
+      <w:r>
+        <w:rPr>
+          <w:rFonts w:ascii="Times New Roman" w:hAnsi="Times New Roman" w:cs="Times New Roman"/>
+          <w:sz w:val="24"/>
+          <w:szCs w:val="24"/>
+        </w:rPr>
+        <w:t>Cette page permet de :</w:t>
+      </w:r>
+    </w:p>
+    <w:p>
+      <w:pPr>
+        <w:rPr>
+          <w:rFonts w:ascii="Times New Roman" w:hAnsi="Times New Roman" w:cs="Times New Roman"/>
+          <w:sz w:val="24"/>
+          <w:szCs w:val="24"/>
+        </w:rPr>
+      </w:pPr>
+      <w:r>
+        <w:rPr>
+          <w:rFonts w:ascii="Times New Roman" w:hAnsi="Times New Roman" w:cs="Times New Roman"/>
+          <w:sz w:val="24"/>
+          <w:szCs w:val="24"/>
+        </w:rPr>
+        <w:t>- Ajouter un professeur.</w:t>
+      </w:r>
+    </w:p>
+    <w:p>
+      <w:pPr>
+        <w:rPr>
+          <w:rFonts w:ascii="Times New Roman" w:hAnsi="Times New Roman" w:cs="Times New Roman"/>
+          <w:sz w:val="24"/>
+          <w:szCs w:val="24"/>
+        </w:rPr>
+      </w:pPr>
+      <w:r>
+        <w:rPr>
+          <w:rFonts w:ascii="Times New Roman" w:hAnsi="Times New Roman" w:cs="Times New Roman"/>
+          <w:sz w:val="24"/>
+          <w:szCs w:val="24"/>
+        </w:rPr>
+        <w:t>- Modifier un professeur.</w:t>
+      </w:r>
+    </w:p>
+    <w:p>
+      <w:pPr>
+        <w:rPr>
+          <w:rFonts w:ascii="Times New Roman" w:hAnsi="Times New Roman" w:cs="Times New Roman"/>
+          <w:sz w:val="24"/>
+          <w:szCs w:val="24"/>
+        </w:rPr>
+      </w:pPr>
+      <w:r>
+        <w:rPr>
+          <w:rFonts w:ascii="Times New Roman" w:hAnsi="Times New Roman" w:cs="Times New Roman"/>
+          <w:sz w:val="24"/>
+          <w:szCs w:val="24"/>
+        </w:rPr>
+        <w:t>- Supprimer un professeur.</w:t>
+      </w:r>
+    </w:p>
+    <w:p>
+      <w:pPr>
+        <w:rPr>
+          <w:rFonts w:ascii="Times New Roman" w:hAnsi="Times New Roman" w:cs="Times New Roman"/>
+          <w:sz w:val="24"/>
+          <w:szCs w:val="24"/>
+        </w:rPr>
+      </w:pPr>
+      <w:r>
+        <w:rPr>
+          <w:rFonts w:ascii="Times New Roman" w:hAnsi="Times New Roman" w:cs="Times New Roman"/>
+          <w:sz w:val="24"/>
+          <w:szCs w:val="24"/>
+        </w:rPr>
+        <w:t>- Importer des professeurs depuis un fichier Excel, XLS ou CSV.</w:t>
+      </w:r>
+    </w:p>
+    <w:p>
+      <w:pPr>
+        <w:rPr>
+          <w:rFonts w:ascii="Times New Roman" w:hAnsi="Times New Roman" w:cs="Times New Roman"/>
+          <w:sz w:val="24"/>
+          <w:szCs w:val="24"/>
+        </w:rPr>
+      </w:pPr>
+      <w:r>
+        <w:rPr>
+          <w:rFonts w:ascii="Times New Roman" w:hAnsi="Times New Roman" w:cs="Times New Roman"/>
+          <w:sz w:val="24"/>
+          <w:szCs w:val="24"/>
+        </w:rPr>
+        <w:t>- Consulter la liste des professeurs.</w:t>
+      </w:r>
+    </w:p>
+    <w:p>
+      <w:pPr>
+        <w:rPr>
+          <w:rFonts w:ascii="Times New Roman" w:hAnsi="Times New Roman" w:cs="Times New Roman"/>
+          <w:sz w:val="24"/>
+          <w:szCs w:val="24"/>
+        </w:rPr>
+      </w:pPr>
+      <w:r>
+        <w:rPr>
+          <w:rFonts w:ascii="Times New Roman" w:hAnsi="Times New Roman" w:cs="Times New Roman"/>
+          <w:sz w:val="24"/>
+          <w:szCs w:val="24"/>
+        </w:rPr>
+        <w:t>Pour importer des professeurs :</w:t>
+      </w:r>
+    </w:p>
+    <w:p>
+      <w:pPr>
+        <w:rPr>
+          <w:rFonts w:ascii="Times New Roman" w:hAnsi="Times New Roman" w:cs="Times New Roman"/>
+          <w:sz w:val="24"/>
+          <w:szCs w:val="24"/>
+        </w:rPr>
+      </w:pPr>
+      <w:r>
+        <w:rPr>
+          <w:rFonts w:ascii="Times New Roman" w:hAnsi="Times New Roman" w:cs="Times New Roman"/>
+          <w:sz w:val="24"/>
+          <w:szCs w:val="24"/>
+        </w:rPr>
+        <w:t>1. Cliquer sur Importer.</w:t>
+      </w:r>
+    </w:p>
+    <w:p>
+      <w:pPr>
+        <w:rPr>
+          <w:rFonts w:ascii="Times New Roman" w:hAnsi="Times New Roman" w:cs="Times New Roman"/>
+          <w:sz w:val="24"/>
+          <w:szCs w:val="24"/>
+        </w:rPr>
+      </w:pPr>
+      <w:r>
+        <w:rPr>
+          <w:rFonts w:ascii="Times New Roman" w:hAnsi="Times New Roman" w:cs="Times New Roman"/>
+          <w:sz w:val="24"/>
+          <w:szCs w:val="24"/>
+        </w:rPr>
+        <w:t>2. Sélectionner un fichier `.xlsx`, `.</w:t>
+      </w:r>
+      <w:proofErr w:type="spellStart"/>
+      <w:r>
+        <w:rPr>
+          <w:rFonts w:ascii="Times New Roman" w:hAnsi="Times New Roman" w:cs="Times New Roman"/>
+          <w:sz w:val="24"/>
+          <w:szCs w:val="24"/>
+        </w:rPr>
+        <w:t>xls</w:t>
+      </w:r>
+      <w:proofErr w:type="spellEnd"/>
+      <w:r>
+        <w:rPr>
+          <w:rFonts w:ascii="Times New Roman" w:hAnsi="Times New Roman" w:cs="Times New Roman"/>
+          <w:sz w:val="24"/>
+          <w:szCs w:val="24"/>
+        </w:rPr>
+        <w:t>` ou `.csv`.</w:t>
+      </w:r>
+    </w:p>
+    <w:p>
+      <w:pPr>
+        <w:rPr>
+          <w:rFonts w:ascii="Times New Roman" w:hAnsi="Times New Roman" w:cs="Times New Roman"/>
+          <w:b/>
+          <w:bCs/>
+          <w:sz w:val="24"/>
+          <w:szCs w:val="24"/>
+        </w:rPr>
+      </w:pPr>
+      <w:r>
+        <w:rPr>
+          <w:rFonts w:ascii="Times New Roman" w:hAnsi="Times New Roman" w:cs="Times New Roman"/>
+          <w:sz w:val="24"/>
+          <w:szCs w:val="24"/>
+        </w:rPr>
+        <w:t>3. Vérifier le message de confirmation ou d'erreur.</w:t>
+      </w:r>
+    </w:p>
+    <w:p>
+      <w:pPr>
+        <w:rPr>
+          <w:rFonts w:ascii="Times New Roman" w:hAnsi="Times New Roman" w:cs="Times New Roman"/>
+          <w:b/>
+          <w:bCs/>
+          <w:sz w:val="24"/>
+          <w:szCs w:val="24"/>
+        </w:rPr>
+      </w:pPr>
+    </w:p>
+    <w:p>
+      <w:pPr>
+        <w:rPr>
+          <w:rFonts w:ascii="Times New Roman" w:hAnsi="Times New Roman" w:cs="Times New Roman"/>
+          <w:b/>
+          <w:bCs/>
+          <w:sz w:val="24"/>
+          <w:szCs w:val="24"/>
+        </w:rPr>
+      </w:pPr>
+      <w:r>
+        <w:rPr>
+          <w:rFonts w:ascii="Times New Roman" w:hAnsi="Times New Roman" w:cs="Times New Roman"/>
+          <w:b/>
+          <w:bCs/>
+          <w:sz w:val="24"/>
+          <w:szCs w:val="24"/>
+        </w:rPr>
+        <w:lastRenderedPageBreak/>
+        <w:t xml:space="preserve"> 4.5 Affectation enseignant</w:t>
+      </w:r>
+    </w:p>
+    <w:p>
+      <w:pPr>
+        <w:rPr>
+          <w:rFonts w:ascii="Times New Roman" w:hAnsi="Times New Roman" w:cs="Times New Roman"/>
+          <w:sz w:val="24"/>
+          <w:szCs w:val="24"/>
+        </w:rPr>
+      </w:pPr>
+      <w:r>
+        <w:rPr>
+          <w:rFonts w:ascii="Times New Roman" w:hAnsi="Times New Roman" w:cs="Times New Roman"/>
+          <w:sz w:val="24"/>
+          <w:szCs w:val="24"/>
+        </w:rPr>
+        <w:t>Menu : Affectation enseignant</w:t>
+      </w:r>
+    </w:p>
+    <w:p>
+      <w:pPr>
+        <w:rPr>
+          <w:rFonts w:ascii="Times New Roman" w:hAnsi="Times New Roman" w:cs="Times New Roman"/>
+          <w:sz w:val="24"/>
+          <w:szCs w:val="24"/>
+        </w:rPr>
+      </w:pPr>
+      <w:r>
+        <w:rPr>
+          <w:rFonts w:ascii="Times New Roman" w:hAnsi="Times New Roman" w:cs="Times New Roman"/>
+          <w:sz w:val="24"/>
+          <w:szCs w:val="24"/>
+        </w:rPr>
+        <w:t>Cette page permet d'affecter un professeur à des éléments pédagogiques.</w:t>
+      </w:r>
+    </w:p>
+    <w:p>
+      <w:pPr>
+        <w:rPr>
+          <w:rFonts w:ascii="Times New Roman" w:hAnsi="Times New Roman" w:cs="Times New Roman"/>
+          <w:sz w:val="24"/>
+          <w:szCs w:val="24"/>
+        </w:rPr>
+      </w:pPr>
+      <w:r>
+        <w:rPr>
+          <w:rFonts w:ascii="Times New Roman" w:hAnsi="Times New Roman" w:cs="Times New Roman"/>
+          <w:sz w:val="24"/>
+          <w:szCs w:val="24"/>
+        </w:rPr>
+        <w:t>Fonctions disponibles :</w:t>
+      </w:r>
+    </w:p>
+    <w:p>
+      <w:pPr>
+        <w:rPr>
+          <w:rFonts w:ascii="Times New Roman" w:hAnsi="Times New Roman" w:cs="Times New Roman"/>
+          <w:sz w:val="24"/>
+          <w:szCs w:val="24"/>
+        </w:rPr>
+      </w:pPr>
+      <w:r>
+        <w:rPr>
+          <w:rFonts w:ascii="Times New Roman" w:hAnsi="Times New Roman" w:cs="Times New Roman"/>
+          <w:sz w:val="24"/>
+          <w:szCs w:val="24"/>
+        </w:rPr>
+        <w:t>- Créer une nouvelle affectation.</w:t>
+      </w:r>
+    </w:p>
+    <w:p>
+      <w:pPr>
+        <w:rPr>
+          <w:rFonts w:ascii="Times New Roman" w:hAnsi="Times New Roman" w:cs="Times New Roman"/>
+          <w:sz w:val="24"/>
+          <w:szCs w:val="24"/>
+        </w:rPr>
+      </w:pPr>
+      <w:r>
+        <w:rPr>
+          <w:rFonts w:ascii="Times New Roman" w:hAnsi="Times New Roman" w:cs="Times New Roman"/>
+          <w:sz w:val="24"/>
+          <w:szCs w:val="24"/>
+        </w:rPr>
+        <w:t>- Modifier une affectation.</w:t>
+      </w:r>
+    </w:p>
+    <w:p>
+      <w:pPr>
+        <w:rPr>
+          <w:rFonts w:ascii="Times New Roman" w:hAnsi="Times New Roman" w:cs="Times New Roman"/>
+          <w:sz w:val="24"/>
+          <w:szCs w:val="24"/>
+        </w:rPr>
+      </w:pPr>
+      <w:r>
+        <w:rPr>
+          <w:rFonts w:ascii="Times New Roman" w:hAnsi="Times New Roman" w:cs="Times New Roman"/>
+          <w:sz w:val="24"/>
+          <w:szCs w:val="24"/>
+        </w:rPr>
+        <w:t>- Ajouter une affectation similaire.</w:t>
+      </w:r>
+    </w:p>
+    <w:p>
+      <w:pPr>
+        <w:rPr>
+          <w:rFonts w:ascii="Times New Roman" w:hAnsi="Times New Roman" w:cs="Times New Roman"/>
+          <w:sz w:val="24"/>
+          <w:szCs w:val="24"/>
+        </w:rPr>
+      </w:pPr>
+      <w:r>
+        <w:rPr>
+          <w:rFonts w:ascii="Times New Roman" w:hAnsi="Times New Roman" w:cs="Times New Roman"/>
+          <w:sz w:val="24"/>
+          <w:szCs w:val="24"/>
+        </w:rPr>
+        <w:t>- Supprimer une affectation.</w:t>
+      </w:r>
+    </w:p>
+    <w:p>
+      <w:pPr>
+        <w:rPr>
+          <w:rFonts w:ascii="Times New Roman" w:hAnsi="Times New Roman" w:cs="Times New Roman"/>
+          <w:sz w:val="24"/>
+          <w:szCs w:val="24"/>
+        </w:rPr>
+      </w:pPr>
+      <w:r>
+        <w:rPr>
+          <w:rFonts w:ascii="Times New Roman" w:hAnsi="Times New Roman" w:cs="Times New Roman"/>
+          <w:sz w:val="24"/>
+          <w:szCs w:val="24"/>
+        </w:rPr>
+        <w:t>- Ajouter une filière, un niveau ou un département si nécessaire.</w:t>
+      </w:r>
+    </w:p>
+    <w:p>
+      <w:pPr>
+        <w:rPr>
+          <w:rFonts w:ascii="Times New Roman" w:hAnsi="Times New Roman" w:cs="Times New Roman"/>
+          <w:sz w:val="24"/>
+          <w:szCs w:val="24"/>
+        </w:rPr>
+      </w:pPr>
+      <w:r>
+        <w:rPr>
+          <w:rFonts w:ascii="Times New Roman" w:hAnsi="Times New Roman" w:cs="Times New Roman"/>
+          <w:sz w:val="24"/>
+          <w:szCs w:val="24"/>
+        </w:rPr>
+        <w:t>Pour affecter un professeur :</w:t>
+      </w:r>
+    </w:p>
+    <w:p>
+      <w:pPr>
+        <w:rPr>
+          <w:rFonts w:ascii="Times New Roman" w:hAnsi="Times New Roman" w:cs="Times New Roman"/>
+          <w:sz w:val="24"/>
+          <w:szCs w:val="24"/>
+        </w:rPr>
+      </w:pPr>
+      <w:r>
+        <w:rPr>
+          <w:rFonts w:ascii="Times New Roman" w:hAnsi="Times New Roman" w:cs="Times New Roman"/>
+          <w:sz w:val="24"/>
+          <w:szCs w:val="24"/>
+        </w:rPr>
+        <w:t>1. Cliquer sur Nouvelle affectation ou Ajouter.</w:t>
+      </w:r>
+    </w:p>
+    <w:p>
+      <w:pPr>
+        <w:rPr>
+          <w:rFonts w:ascii="Times New Roman" w:hAnsi="Times New Roman" w:cs="Times New Roman"/>
+          <w:sz w:val="24"/>
+          <w:szCs w:val="24"/>
+        </w:rPr>
+      </w:pPr>
+      <w:r>
+        <w:rPr>
+          <w:rFonts w:ascii="Times New Roman" w:hAnsi="Times New Roman" w:cs="Times New Roman"/>
+          <w:sz w:val="24"/>
+          <w:szCs w:val="24"/>
+        </w:rPr>
+        <w:t>2. Choisir le professeur.</w:t>
+      </w:r>
+    </w:p>
+    <w:p>
+      <w:pPr>
+        <w:rPr>
+          <w:rFonts w:ascii="Times New Roman" w:hAnsi="Times New Roman" w:cs="Times New Roman"/>
+          <w:sz w:val="24"/>
+          <w:szCs w:val="24"/>
+        </w:rPr>
+      </w:pPr>
+      <w:r>
+        <w:rPr>
+          <w:rFonts w:ascii="Times New Roman" w:hAnsi="Times New Roman" w:cs="Times New Roman"/>
+          <w:sz w:val="24"/>
+          <w:szCs w:val="24"/>
+        </w:rPr>
+        <w:t>3. Renseigner la matière, la filière, le niveau, le département et les informations demandées.</w:t>
+      </w:r>
+    </w:p>
+    <w:p>
+      <w:pPr>
+        <w:rPr>
+          <w:rFonts w:ascii="Times New Roman" w:hAnsi="Times New Roman" w:cs="Times New Roman"/>
+          <w:sz w:val="24"/>
+          <w:szCs w:val="24"/>
+        </w:rPr>
+      </w:pPr>
+      <w:r>
+        <w:rPr>
+          <w:rFonts w:ascii="Times New Roman" w:hAnsi="Times New Roman" w:cs="Times New Roman"/>
+          <w:sz w:val="24"/>
+          <w:szCs w:val="24"/>
+        </w:rPr>
+        <w:t>4. Cliquer sur Affecter.</w:t>
+      </w:r>
+    </w:p>
+    <w:p>
+      <w:pPr>
+        <w:rPr>
+          <w:rFonts w:ascii="Times New Roman" w:hAnsi="Times New Roman" w:cs="Times New Roman"/>
+          <w:b/>
+          <w:bCs/>
+          <w:sz w:val="24"/>
+          <w:szCs w:val="24"/>
+        </w:rPr>
+      </w:pPr>
+    </w:p>
+    <w:p>
+      <w:pPr>
+        <w:rPr>
+          <w:rFonts w:ascii="Times New Roman" w:hAnsi="Times New Roman" w:cs="Times New Roman"/>
+          <w:b/>
+          <w:bCs/>
+          <w:sz w:val="24"/>
+          <w:szCs w:val="24"/>
+        </w:rPr>
+      </w:pPr>
+      <w:r>
+        <w:rPr>
+          <w:rFonts w:ascii="Times New Roman" w:hAnsi="Times New Roman" w:cs="Times New Roman"/>
+          <w:b/>
+          <w:bCs/>
+          <w:sz w:val="24"/>
+          <w:szCs w:val="24"/>
+        </w:rPr>
+        <w:t xml:space="preserve"> 4.6 Paramétrage des années académiques</w:t>
+      </w:r>
+    </w:p>
+    <w:p>
+      <w:pPr>
+        <w:rPr>
+          <w:rFonts w:ascii="Times New Roman" w:hAnsi="Times New Roman" w:cs="Times New Roman"/>
+          <w:sz w:val="24"/>
+          <w:szCs w:val="24"/>
+        </w:rPr>
+      </w:pPr>
+      <w:r>
+        <w:rPr>
+          <w:rFonts w:ascii="Times New Roman" w:hAnsi="Times New Roman" w:cs="Times New Roman"/>
+          <w:sz w:val="24"/>
+          <w:szCs w:val="24"/>
+        </w:rPr>
+        <w:t>Menu : Paramétrage des années</w:t>
+      </w:r>
+    </w:p>
+    <w:p>
+      <w:pPr>
+        <w:rPr>
+          <w:rFonts w:ascii="Times New Roman" w:hAnsi="Times New Roman" w:cs="Times New Roman"/>
+          <w:sz w:val="24"/>
+          <w:szCs w:val="24"/>
+        </w:rPr>
+      </w:pPr>
+      <w:r>
+        <w:rPr>
+          <w:rFonts w:ascii="Times New Roman" w:hAnsi="Times New Roman" w:cs="Times New Roman"/>
+          <w:sz w:val="24"/>
+          <w:szCs w:val="24"/>
+        </w:rPr>
+        <w:t>Cette page permet de :</w:t>
+      </w:r>
+    </w:p>
+    <w:p>
+      <w:pPr>
+        <w:rPr>
+          <w:rFonts w:ascii="Times New Roman" w:hAnsi="Times New Roman" w:cs="Times New Roman"/>
+          <w:sz w:val="24"/>
+          <w:szCs w:val="24"/>
+        </w:rPr>
+      </w:pPr>
+      <w:r>
+        <w:rPr>
+          <w:rFonts w:ascii="Times New Roman" w:hAnsi="Times New Roman" w:cs="Times New Roman"/>
+          <w:sz w:val="24"/>
+          <w:szCs w:val="24"/>
+        </w:rPr>
+        <w:t>- Créer une année académique.</w:t>
+      </w:r>
+    </w:p>
+    <w:p>
+      <w:pPr>
+        <w:rPr>
+          <w:rFonts w:ascii="Times New Roman" w:hAnsi="Times New Roman" w:cs="Times New Roman"/>
+          <w:sz w:val="24"/>
+          <w:szCs w:val="24"/>
+        </w:rPr>
+      </w:pPr>
+      <w:r>
+        <w:rPr>
+          <w:rFonts w:ascii="Times New Roman" w:hAnsi="Times New Roman" w:cs="Times New Roman"/>
+          <w:sz w:val="24"/>
+          <w:szCs w:val="24"/>
+        </w:rPr>
+        <w:t>- Consulter les années existantes.</w:t>
+      </w:r>
+    </w:p>
+    <w:p>
+      <w:pPr>
+        <w:rPr>
+          <w:rFonts w:ascii="Times New Roman" w:hAnsi="Times New Roman" w:cs="Times New Roman"/>
+          <w:sz w:val="24"/>
+          <w:szCs w:val="24"/>
+        </w:rPr>
+      </w:pPr>
+      <w:r>
+        <w:rPr>
+          <w:rFonts w:ascii="Times New Roman" w:hAnsi="Times New Roman" w:cs="Times New Roman"/>
+          <w:sz w:val="24"/>
+          <w:szCs w:val="24"/>
+        </w:rPr>
+        <w:t>- Supprimer une année académique.</w:t>
+      </w:r>
+    </w:p>
+    <w:p>
+      <w:pPr>
+        <w:rPr>
+          <w:rFonts w:ascii="Times New Roman" w:hAnsi="Times New Roman" w:cs="Times New Roman"/>
+          <w:b/>
+          <w:bCs/>
+          <w:sz w:val="24"/>
+          <w:szCs w:val="24"/>
+        </w:rPr>
+      </w:pPr>
+    </w:p>
+    <w:p>
+      <w:pPr>
+        <w:rPr>
+          <w:rFonts w:ascii="Times New Roman" w:hAnsi="Times New Roman" w:cs="Times New Roman"/>
+          <w:b/>
+          <w:bCs/>
+          <w:sz w:val="24"/>
+          <w:szCs w:val="24"/>
+        </w:rPr>
+      </w:pPr>
+      <w:r>
+        <w:rPr>
+          <w:rFonts w:ascii="Times New Roman" w:hAnsi="Times New Roman" w:cs="Times New Roman"/>
+          <w:b/>
+          <w:bCs/>
+          <w:sz w:val="24"/>
+          <w:szCs w:val="24"/>
+        </w:rPr>
+        <w:t xml:space="preserve"> 4.7 Taux horaire</w:t>
+      </w:r>
+    </w:p>
+    <w:p>
+      <w:pPr>
+        <w:rPr>
+          <w:rFonts w:ascii="Times New Roman" w:hAnsi="Times New Roman" w:cs="Times New Roman"/>
+          <w:sz w:val="24"/>
+          <w:szCs w:val="24"/>
+        </w:rPr>
+      </w:pPr>
+      <w:r>
+        <w:rPr>
+          <w:rFonts w:ascii="Times New Roman" w:hAnsi="Times New Roman" w:cs="Times New Roman"/>
+          <w:sz w:val="24"/>
+          <w:szCs w:val="24"/>
+        </w:rPr>
+        <w:t>Menu : Taux horaire</w:t>
+      </w:r>
+    </w:p>
+    <w:p>
+      <w:pPr>
+        <w:rPr>
+          <w:rFonts w:ascii="Times New Roman" w:hAnsi="Times New Roman" w:cs="Times New Roman"/>
+          <w:sz w:val="24"/>
+          <w:szCs w:val="24"/>
+        </w:rPr>
+      </w:pPr>
+      <w:r>
+        <w:rPr>
+          <w:rFonts w:ascii="Times New Roman" w:hAnsi="Times New Roman" w:cs="Times New Roman"/>
+          <w:sz w:val="24"/>
+          <w:szCs w:val="24"/>
+        </w:rPr>
+        <w:t>Cette page permet de gérer les taux appliqués au calcul des paiements.</w:t>
+      </w:r>
+    </w:p>
+    <w:p>
+      <w:pPr>
+        <w:rPr>
+          <w:rFonts w:ascii="Times New Roman" w:hAnsi="Times New Roman" w:cs="Times New Roman"/>
+          <w:sz w:val="24"/>
+          <w:szCs w:val="24"/>
+        </w:rPr>
+      </w:pPr>
+      <w:r>
+        <w:rPr>
+          <w:rFonts w:ascii="Times New Roman" w:hAnsi="Times New Roman" w:cs="Times New Roman"/>
+          <w:sz w:val="24"/>
+          <w:szCs w:val="24"/>
+        </w:rPr>
+        <w:t>Fonctions disponibles :</w:t>
+      </w:r>
+    </w:p>
+    <w:p>
+      <w:pPr>
+        <w:rPr>
+          <w:rFonts w:ascii="Times New Roman" w:hAnsi="Times New Roman" w:cs="Times New Roman"/>
+          <w:sz w:val="24"/>
+          <w:szCs w:val="24"/>
+        </w:rPr>
+      </w:pPr>
+      <w:r>
+        <w:rPr>
+          <w:rFonts w:ascii="Times New Roman" w:hAnsi="Times New Roman" w:cs="Times New Roman"/>
+          <w:sz w:val="24"/>
+          <w:szCs w:val="24"/>
+        </w:rPr>
+        <w:t>- Création d'un taux horaire.</w:t>
+      </w:r>
+    </w:p>
+    <w:p>
+      <w:pPr>
+        <w:rPr>
+          <w:rFonts w:ascii="Times New Roman" w:hAnsi="Times New Roman" w:cs="Times New Roman"/>
+          <w:sz w:val="24"/>
+          <w:szCs w:val="24"/>
+        </w:rPr>
+      </w:pPr>
+      <w:r>
+        <w:rPr>
+          <w:rFonts w:ascii="Times New Roman" w:hAnsi="Times New Roman" w:cs="Times New Roman"/>
+          <w:sz w:val="24"/>
+          <w:szCs w:val="24"/>
+        </w:rPr>
+        <w:t>- Modification d'un taux horaire.</w:t>
+      </w:r>
+    </w:p>
+    <w:p>
+      <w:pPr>
+        <w:rPr>
+          <w:rFonts w:ascii="Times New Roman" w:hAnsi="Times New Roman" w:cs="Times New Roman"/>
+          <w:sz w:val="24"/>
+          <w:szCs w:val="24"/>
+        </w:rPr>
+      </w:pPr>
+      <w:r>
+        <w:rPr>
+          <w:rFonts w:ascii="Times New Roman" w:hAnsi="Times New Roman" w:cs="Times New Roman"/>
+          <w:sz w:val="24"/>
+          <w:szCs w:val="24"/>
+        </w:rPr>
+        <w:t>- Suppression d'un taux horaire.</w:t>
+      </w:r>
+    </w:p>
+    <w:p>
+      <w:pPr>
+        <w:rPr>
+          <w:rFonts w:ascii="Times New Roman" w:hAnsi="Times New Roman" w:cs="Times New Roman"/>
+          <w:sz w:val="24"/>
+          <w:szCs w:val="24"/>
+        </w:rPr>
+      </w:pPr>
+      <w:r>
+        <w:rPr>
+          <w:rFonts w:ascii="Times New Roman" w:hAnsi="Times New Roman" w:cs="Times New Roman"/>
+          <w:sz w:val="24"/>
+          <w:szCs w:val="24"/>
+        </w:rPr>
+        <w:t>- Consultation de la liste des taux horaires.</w:t>
+      </w:r>
+    </w:p>
+    <w:p>
+      <w:pPr>
+        <w:rPr>
+          <w:rFonts w:ascii="Times New Roman" w:hAnsi="Times New Roman" w:cs="Times New Roman"/>
+          <w:b/>
+          <w:bCs/>
+          <w:sz w:val="24"/>
+          <w:szCs w:val="24"/>
+        </w:rPr>
+      </w:pPr>
+    </w:p>
+    <w:p>
+      <w:pPr>
+        <w:rPr>
+          <w:rFonts w:ascii="Times New Roman" w:hAnsi="Times New Roman" w:cs="Times New Roman"/>
+          <w:b/>
+          <w:bCs/>
+          <w:sz w:val="24"/>
+          <w:szCs w:val="24"/>
+        </w:rPr>
+      </w:pPr>
+      <w:r>
+        <w:rPr>
+          <w:rFonts w:ascii="Times New Roman" w:hAnsi="Times New Roman" w:cs="Times New Roman"/>
+          <w:b/>
+          <w:bCs/>
+          <w:sz w:val="24"/>
+          <w:szCs w:val="24"/>
+        </w:rPr>
+        <w:t xml:space="preserve"> 4.8 Équivalences horaires</w:t>
+      </w:r>
+    </w:p>
+    <w:p>
+      <w:pPr>
+        <w:rPr>
+          <w:rFonts w:ascii="Times New Roman" w:hAnsi="Times New Roman" w:cs="Times New Roman"/>
+          <w:sz w:val="24"/>
+          <w:szCs w:val="24"/>
+        </w:rPr>
+      </w:pPr>
+      <w:r>
+        <w:rPr>
+          <w:rFonts w:ascii="Times New Roman" w:hAnsi="Times New Roman" w:cs="Times New Roman"/>
+          <w:sz w:val="24"/>
+          <w:szCs w:val="24"/>
+        </w:rPr>
+        <w:t>Menu : Équivalences horaires</w:t>
+      </w:r>
+    </w:p>
+    <w:p>
+      <w:pPr>
+        <w:rPr>
+          <w:rFonts w:ascii="Times New Roman" w:hAnsi="Times New Roman" w:cs="Times New Roman"/>
+          <w:sz w:val="24"/>
+          <w:szCs w:val="24"/>
+        </w:rPr>
+      </w:pPr>
+      <w:r>
+        <w:rPr>
+          <w:rFonts w:ascii="Times New Roman" w:hAnsi="Times New Roman" w:cs="Times New Roman"/>
+          <w:sz w:val="24"/>
+          <w:szCs w:val="24"/>
+        </w:rPr>
+        <w:t>Cette page sert à définir ou modifier les coefficients d'équivalence des types d'heures.</w:t>
+      </w:r>
+    </w:p>
+    <w:p>
+      <w:pPr>
+        <w:rPr>
+          <w:rFonts w:ascii="Times New Roman" w:hAnsi="Times New Roman" w:cs="Times New Roman"/>
+          <w:sz w:val="24"/>
+          <w:szCs w:val="24"/>
+        </w:rPr>
+      </w:pPr>
+      <w:r>
+        <w:rPr>
+          <w:rFonts w:ascii="Times New Roman" w:hAnsi="Times New Roman" w:cs="Times New Roman"/>
+          <w:sz w:val="24"/>
+          <w:szCs w:val="24"/>
+        </w:rPr>
+        <w:t>Après modification, cliquer sur Enregistrer les modifications.</w:t>
+      </w:r>
+    </w:p>
+    <w:p>
+      <w:pPr>
+        <w:rPr>
+          <w:rFonts w:ascii="Times New Roman" w:hAnsi="Times New Roman" w:cs="Times New Roman"/>
+          <w:b/>
+          <w:bCs/>
+          <w:sz w:val="24"/>
+          <w:szCs w:val="24"/>
+        </w:rPr>
+      </w:pPr>
+    </w:p>
+    <w:p>
+      <w:pPr>
+        <w:rPr>
+          <w:rFonts w:ascii="Times New Roman" w:hAnsi="Times New Roman" w:cs="Times New Roman"/>
+          <w:b/>
+          <w:bCs/>
+          <w:sz w:val="24"/>
+          <w:szCs w:val="24"/>
+        </w:rPr>
+      </w:pPr>
+      <w:r>
+        <w:rPr>
+          <w:rFonts w:ascii="Times New Roman" w:hAnsi="Times New Roman" w:cs="Times New Roman"/>
+          <w:b/>
+          <w:bCs/>
+          <w:sz w:val="24"/>
+          <w:szCs w:val="24"/>
+        </w:rPr>
+        <w:t xml:space="preserve"> 4.9 Matières</w:t>
+      </w:r>
+    </w:p>
+    <w:p>
+      <w:pPr>
+        <w:rPr>
+          <w:rFonts w:ascii="Times New Roman" w:hAnsi="Times New Roman" w:cs="Times New Roman"/>
+          <w:sz w:val="24"/>
+          <w:szCs w:val="24"/>
+        </w:rPr>
+      </w:pPr>
+      <w:r>
+        <w:rPr>
+          <w:rFonts w:ascii="Times New Roman" w:hAnsi="Times New Roman" w:cs="Times New Roman"/>
+          <w:sz w:val="24"/>
+          <w:szCs w:val="24"/>
+        </w:rPr>
+        <w:t>Menu : Matières</w:t>
+      </w:r>
+    </w:p>
+    <w:p>
+      <w:pPr>
+        <w:rPr>
+          <w:rFonts w:ascii="Times New Roman" w:hAnsi="Times New Roman" w:cs="Times New Roman"/>
+          <w:sz w:val="24"/>
+          <w:szCs w:val="24"/>
+        </w:rPr>
+      </w:pPr>
+      <w:r>
+        <w:rPr>
+          <w:rFonts w:ascii="Times New Roman" w:hAnsi="Times New Roman" w:cs="Times New Roman"/>
+          <w:sz w:val="24"/>
+          <w:szCs w:val="24"/>
+        </w:rPr>
+        <w:t>Cette page permet de :</w:t>
+      </w:r>
+    </w:p>
+    <w:p>
+      <w:pPr>
+        <w:rPr>
+          <w:rFonts w:ascii="Times New Roman" w:hAnsi="Times New Roman" w:cs="Times New Roman"/>
+          <w:sz w:val="24"/>
+          <w:szCs w:val="24"/>
+        </w:rPr>
+      </w:pPr>
+      <w:r>
+        <w:rPr>
+          <w:rFonts w:ascii="Times New Roman" w:hAnsi="Times New Roman" w:cs="Times New Roman"/>
+          <w:sz w:val="24"/>
+          <w:szCs w:val="24"/>
+        </w:rPr>
+        <w:t>- Ajouter une matière.</w:t>
+      </w:r>
+    </w:p>
+    <w:p>
+      <w:pPr>
+        <w:rPr>
+          <w:rFonts w:ascii="Times New Roman" w:hAnsi="Times New Roman" w:cs="Times New Roman"/>
+          <w:sz w:val="24"/>
+          <w:szCs w:val="24"/>
+        </w:rPr>
+      </w:pPr>
+      <w:r>
+        <w:rPr>
+          <w:rFonts w:ascii="Times New Roman" w:hAnsi="Times New Roman" w:cs="Times New Roman"/>
+          <w:sz w:val="24"/>
+          <w:szCs w:val="24"/>
+        </w:rPr>
+        <w:t>- Modifier une matière.</w:t>
+      </w:r>
+    </w:p>
+    <w:p>
+      <w:pPr>
+        <w:rPr>
+          <w:rFonts w:ascii="Times New Roman" w:hAnsi="Times New Roman" w:cs="Times New Roman"/>
+          <w:sz w:val="24"/>
+          <w:szCs w:val="24"/>
+        </w:rPr>
+      </w:pPr>
+      <w:r>
+        <w:rPr>
+          <w:rFonts w:ascii="Times New Roman" w:hAnsi="Times New Roman" w:cs="Times New Roman"/>
+          <w:sz w:val="24"/>
+          <w:szCs w:val="24"/>
+        </w:rPr>
+        <w:t>- Supprimer une matière.</w:t>
+      </w:r>
+    </w:p>
+    <w:p>
+      <w:pPr>
+        <w:rPr>
+          <w:rFonts w:ascii="Times New Roman" w:hAnsi="Times New Roman" w:cs="Times New Roman"/>
+          <w:sz w:val="24"/>
+          <w:szCs w:val="24"/>
+        </w:rPr>
+      </w:pPr>
+      <w:r>
+        <w:rPr>
+          <w:rFonts w:ascii="Times New Roman" w:hAnsi="Times New Roman" w:cs="Times New Roman"/>
+          <w:sz w:val="24"/>
+          <w:szCs w:val="24"/>
+        </w:rPr>
+        <w:t>- Consulter la liste des matières.</w:t>
+      </w:r>
+    </w:p>
+    <w:p>
+      <w:pPr>
+        <w:rPr>
+          <w:rFonts w:ascii="Times New Roman" w:hAnsi="Times New Roman" w:cs="Times New Roman"/>
+          <w:b/>
+          <w:bCs/>
+          <w:sz w:val="24"/>
+          <w:szCs w:val="24"/>
+        </w:rPr>
+      </w:pPr>
+    </w:p>
+    <w:p>
+      <w:pPr>
+        <w:rPr>
+          <w:rFonts w:ascii="Times New Roman" w:hAnsi="Times New Roman" w:cs="Times New Roman"/>
+          <w:b/>
+          <w:bCs/>
+          <w:sz w:val="24"/>
+          <w:szCs w:val="24"/>
+        </w:rPr>
+      </w:pPr>
+      <w:r>
+        <w:rPr>
+          <w:rFonts w:ascii="Times New Roman" w:hAnsi="Times New Roman" w:cs="Times New Roman"/>
+          <w:b/>
+          <w:bCs/>
+          <w:sz w:val="24"/>
+          <w:szCs w:val="24"/>
+        </w:rPr>
+        <w:t xml:space="preserve"> 4.10 Journal des logs</w:t>
+      </w:r>
+    </w:p>
+    <w:p>
+      <w:pPr>
+        <w:rPr>
+          <w:rFonts w:ascii="Times New Roman" w:hAnsi="Times New Roman" w:cs="Times New Roman"/>
+          <w:sz w:val="24"/>
+          <w:szCs w:val="24"/>
+        </w:rPr>
+      </w:pPr>
+      <w:r>
+        <w:rPr>
+          <w:rFonts w:ascii="Times New Roman" w:hAnsi="Times New Roman" w:cs="Times New Roman"/>
+          <w:sz w:val="24"/>
+          <w:szCs w:val="24"/>
+        </w:rPr>
+        <w:t>Menu : Journal des logs</w:t>
+      </w:r>
+    </w:p>
+    <w:p>
+      <w:pPr>
+        <w:rPr>
+          <w:rFonts w:ascii="Times New Roman" w:hAnsi="Times New Roman" w:cs="Times New Roman"/>
+          <w:sz w:val="24"/>
+          <w:szCs w:val="24"/>
+        </w:rPr>
+      </w:pPr>
+      <w:r>
+        <w:rPr>
+          <w:rFonts w:ascii="Times New Roman" w:hAnsi="Times New Roman" w:cs="Times New Roman"/>
+          <w:sz w:val="24"/>
+          <w:szCs w:val="24"/>
+        </w:rPr>
+        <w:t>Cette page affiche l'historique des actions effectuées dans l'application.</w:t>
+      </w:r>
+    </w:p>
+    <w:p>
+      <w:pPr>
+        <w:rPr>
+          <w:rFonts w:ascii="Times New Roman" w:hAnsi="Times New Roman" w:cs="Times New Roman"/>
+          <w:sz w:val="24"/>
+          <w:szCs w:val="24"/>
+        </w:rPr>
+      </w:pPr>
+      <w:r>
+        <w:rPr>
+          <w:rFonts w:ascii="Times New Roman" w:hAnsi="Times New Roman" w:cs="Times New Roman"/>
+          <w:sz w:val="24"/>
+          <w:szCs w:val="24"/>
+        </w:rPr>
+        <w:t>Elle permet de suivre les opérations importantes réalisées par les utilisateurs.</w:t>
+      </w:r>
+    </w:p>
+    <w:p>
+      <w:pPr>
+        <w:rPr>
+          <w:rFonts w:ascii="Times New Roman" w:hAnsi="Times New Roman" w:cs="Times New Roman"/>
+          <w:b/>
+          <w:bCs/>
+          <w:sz w:val="24"/>
+          <w:szCs w:val="24"/>
+        </w:rPr>
+      </w:pPr>
+    </w:p>
+    <w:p>
+      <w:pPr>
+        <w:rPr>
+          <w:rFonts w:ascii="Times New Roman" w:hAnsi="Times New Roman" w:cs="Times New Roman"/>
+          <w:b/>
+          <w:bCs/>
+          <w:sz w:val="24"/>
+          <w:szCs w:val="24"/>
+        </w:rPr>
+      </w:pPr>
+      <w:r>
+        <w:rPr>
+          <w:rFonts w:ascii="Times New Roman" w:hAnsi="Times New Roman" w:cs="Times New Roman"/>
+          <w:b/>
+          <w:bCs/>
+          <w:sz w:val="24"/>
+          <w:szCs w:val="24"/>
+        </w:rPr>
+        <w:t xml:space="preserve"> 5. Espace Ressource Humaine</w:t>
+      </w:r>
+    </w:p>
+    <w:p>
+      <w:pPr>
+        <w:rPr>
+          <w:rFonts w:ascii="Times New Roman" w:hAnsi="Times New Roman" w:cs="Times New Roman"/>
+          <w:sz w:val="24"/>
+          <w:szCs w:val="24"/>
+        </w:rPr>
+      </w:pPr>
+      <w:r>
+        <w:rPr>
+          <w:rFonts w:ascii="Times New Roman" w:hAnsi="Times New Roman" w:cs="Times New Roman"/>
+          <w:sz w:val="24"/>
+          <w:szCs w:val="24"/>
+        </w:rPr>
+        <w:t>L'espace RH sert au suivi opérationnel des heures d'enseignement.</w:t>
+      </w:r>
+    </w:p>
+    <w:p>
+      <w:pPr>
+        <w:rPr>
+          <w:rFonts w:ascii="Times New Roman" w:hAnsi="Times New Roman" w:cs="Times New Roman"/>
+          <w:b/>
+          <w:bCs/>
+          <w:sz w:val="24"/>
+          <w:szCs w:val="24"/>
+        </w:rPr>
+      </w:pPr>
+    </w:p>
+    <w:p>
+      <w:pPr>
+        <w:rPr>
+          <w:rFonts w:ascii="Times New Roman" w:hAnsi="Times New Roman" w:cs="Times New Roman"/>
+          <w:b/>
+          <w:bCs/>
+          <w:sz w:val="24"/>
+          <w:szCs w:val="24"/>
+        </w:rPr>
+      </w:pPr>
+      <w:r>
+        <w:rPr>
+          <w:rFonts w:ascii="Times New Roman" w:hAnsi="Times New Roman" w:cs="Times New Roman"/>
+          <w:b/>
+          <w:bCs/>
+          <w:sz w:val="24"/>
+          <w:szCs w:val="24"/>
+        </w:rPr>
+        <w:t xml:space="preserve"> 5.1 Tableau de bord RH</w:t>
+      </w:r>
+    </w:p>
+    <w:p>
+      <w:pPr>
+        <w:rPr>
+          <w:rFonts w:ascii="Times New Roman" w:hAnsi="Times New Roman" w:cs="Times New Roman"/>
+          <w:sz w:val="24"/>
+          <w:szCs w:val="24"/>
+        </w:rPr>
+      </w:pPr>
+      <w:r>
+        <w:rPr>
+          <w:rFonts w:ascii="Times New Roman" w:hAnsi="Times New Roman" w:cs="Times New Roman"/>
+          <w:sz w:val="24"/>
+          <w:szCs w:val="24"/>
+        </w:rPr>
+        <w:t>Le tableau de bord affiche :</w:t>
+      </w:r>
+    </w:p>
+    <w:p>
+      <w:pPr>
+        <w:rPr>
+          <w:rFonts w:ascii="Times New Roman" w:hAnsi="Times New Roman" w:cs="Times New Roman"/>
+          <w:sz w:val="24"/>
+          <w:szCs w:val="24"/>
+        </w:rPr>
+      </w:pPr>
+      <w:r>
+        <w:rPr>
+          <w:rFonts w:ascii="Times New Roman" w:hAnsi="Times New Roman" w:cs="Times New Roman"/>
+          <w:sz w:val="24"/>
+          <w:szCs w:val="24"/>
+        </w:rPr>
+        <w:t>- Heures totales saisies.</w:t>
+      </w:r>
+    </w:p>
+    <w:p>
+      <w:pPr>
+        <w:rPr>
+          <w:rFonts w:ascii="Times New Roman" w:hAnsi="Times New Roman" w:cs="Times New Roman"/>
+          <w:sz w:val="24"/>
+          <w:szCs w:val="24"/>
+        </w:rPr>
+      </w:pPr>
+      <w:r>
+        <w:rPr>
+          <w:rFonts w:ascii="Times New Roman" w:hAnsi="Times New Roman" w:cs="Times New Roman"/>
+          <w:sz w:val="24"/>
+          <w:szCs w:val="24"/>
+        </w:rPr>
+        <w:t>- Heures validées.</w:t>
+      </w:r>
+    </w:p>
+    <w:p>
+      <w:pPr>
+        <w:rPr>
+          <w:rFonts w:ascii="Times New Roman" w:hAnsi="Times New Roman" w:cs="Times New Roman"/>
+          <w:sz w:val="24"/>
+          <w:szCs w:val="24"/>
+        </w:rPr>
+      </w:pPr>
+      <w:r>
+        <w:rPr>
+          <w:rFonts w:ascii="Times New Roman" w:hAnsi="Times New Roman" w:cs="Times New Roman"/>
+          <w:sz w:val="24"/>
+          <w:szCs w:val="24"/>
+        </w:rPr>
+        <w:t>- Enseignants en dépassement.</w:t>
+      </w:r>
+    </w:p>
+    <w:p>
+      <w:pPr>
+        <w:rPr>
+          <w:rFonts w:ascii="Times New Roman" w:hAnsi="Times New Roman" w:cs="Times New Roman"/>
+          <w:sz w:val="24"/>
+          <w:szCs w:val="24"/>
+        </w:rPr>
+      </w:pPr>
+      <w:r>
+        <w:rPr>
+          <w:rFonts w:ascii="Times New Roman" w:hAnsi="Times New Roman" w:cs="Times New Roman"/>
+          <w:sz w:val="24"/>
+          <w:szCs w:val="24"/>
+        </w:rPr>
+        <w:t>- Heures non validées.</w:t>
+      </w:r>
+    </w:p>
+    <w:p>
+      <w:pPr>
+        <w:rPr>
+          <w:rFonts w:ascii="Times New Roman" w:hAnsi="Times New Roman" w:cs="Times New Roman"/>
+          <w:b/>
+          <w:bCs/>
+          <w:sz w:val="24"/>
+          <w:szCs w:val="24"/>
+        </w:rPr>
+      </w:pPr>
+      <w:r>
+        <w:rPr>
+          <w:rFonts w:ascii="Times New Roman" w:hAnsi="Times New Roman" w:cs="Times New Roman"/>
+          <w:sz w:val="24"/>
+          <w:szCs w:val="24"/>
+        </w:rPr>
+        <w:t>- Montant total à payer.</w:t>
+      </w:r>
+    </w:p>
+    <w:p>
+      <w:pPr>
+        <w:rPr>
+          <w:rFonts w:ascii="Times New Roman" w:hAnsi="Times New Roman" w:cs="Times New Roman"/>
+          <w:b/>
+          <w:bCs/>
+          <w:sz w:val="24"/>
+          <w:szCs w:val="24"/>
+        </w:rPr>
+      </w:pPr>
+    </w:p>
+    <w:p>
+      <w:pPr>
+        <w:rPr>
+          <w:rFonts w:ascii="Times New Roman" w:hAnsi="Times New Roman" w:cs="Times New Roman"/>
+          <w:b/>
+          <w:bCs/>
+          <w:sz w:val="24"/>
+          <w:szCs w:val="24"/>
+        </w:rPr>
+      </w:pPr>
+      <w:r>
+        <w:rPr>
+          <w:rFonts w:ascii="Times New Roman" w:hAnsi="Times New Roman" w:cs="Times New Roman"/>
+          <w:b/>
+          <w:bCs/>
+          <w:sz w:val="24"/>
+          <w:szCs w:val="24"/>
+        </w:rPr>
+        <w:lastRenderedPageBreak/>
+        <w:t xml:space="preserve"> 5.2 Saisie et validation des heures</w:t>
+      </w:r>
+    </w:p>
+    <w:p>
+      <w:pPr>
+        <w:rPr>
+          <w:rFonts w:ascii="Times New Roman" w:hAnsi="Times New Roman" w:cs="Times New Roman"/>
+          <w:sz w:val="24"/>
+          <w:szCs w:val="24"/>
+        </w:rPr>
+      </w:pPr>
+      <w:r>
+        <w:rPr>
+          <w:rFonts w:ascii="Times New Roman" w:hAnsi="Times New Roman" w:cs="Times New Roman"/>
+          <w:sz w:val="24"/>
+          <w:szCs w:val="24"/>
+        </w:rPr>
+        <w:t>Menu : Saisie &amp; validation des heures</w:t>
+      </w:r>
+    </w:p>
+    <w:p>
+      <w:pPr>
+        <w:rPr>
+          <w:rFonts w:ascii="Times New Roman" w:hAnsi="Times New Roman" w:cs="Times New Roman"/>
+          <w:sz w:val="24"/>
+          <w:szCs w:val="24"/>
+        </w:rPr>
+      </w:pPr>
+      <w:r>
+        <w:rPr>
+          <w:rFonts w:ascii="Times New Roman" w:hAnsi="Times New Roman" w:cs="Times New Roman"/>
+          <w:sz w:val="24"/>
+          <w:szCs w:val="24"/>
+        </w:rPr>
+        <w:t>Cette page permet de saisir les heures effectuées par les professeurs et de gérer leur statut.</w:t>
+      </w:r>
+    </w:p>
+    <w:p>
+      <w:pPr>
+        <w:rPr>
+          <w:rFonts w:ascii="Times New Roman" w:hAnsi="Times New Roman" w:cs="Times New Roman"/>
+          <w:sz w:val="24"/>
+          <w:szCs w:val="24"/>
+        </w:rPr>
+      </w:pPr>
+      <w:r>
+        <w:rPr>
+          <w:rFonts w:ascii="Times New Roman" w:hAnsi="Times New Roman" w:cs="Times New Roman"/>
+          <w:sz w:val="24"/>
+          <w:szCs w:val="24"/>
+        </w:rPr>
+        <w:t>Fonctions disponibles :</w:t>
+      </w:r>
+    </w:p>
+    <w:p>
+      <w:pPr>
+        <w:rPr>
+          <w:rFonts w:ascii="Times New Roman" w:hAnsi="Times New Roman" w:cs="Times New Roman"/>
+          <w:sz w:val="24"/>
+          <w:szCs w:val="24"/>
+        </w:rPr>
+      </w:pPr>
+      <w:r>
+        <w:rPr>
+          <w:rFonts w:ascii="Times New Roman" w:hAnsi="Times New Roman" w:cs="Times New Roman"/>
+          <w:sz w:val="24"/>
+          <w:szCs w:val="24"/>
+        </w:rPr>
+        <w:t>- Ajouter une heure.</w:t>
+      </w:r>
+    </w:p>
+    <w:p>
+      <w:pPr>
+        <w:rPr>
+          <w:rFonts w:ascii="Times New Roman" w:hAnsi="Times New Roman" w:cs="Times New Roman"/>
+          <w:sz w:val="24"/>
+          <w:szCs w:val="24"/>
+        </w:rPr>
+      </w:pPr>
+      <w:r>
+        <w:rPr>
+          <w:rFonts w:ascii="Times New Roman" w:hAnsi="Times New Roman" w:cs="Times New Roman"/>
+          <w:sz w:val="24"/>
+          <w:szCs w:val="24"/>
+        </w:rPr>
+        <w:t>- Valider une heure en attente.</w:t>
+      </w:r>
+    </w:p>
+    <w:p>
+      <w:pPr>
+        <w:rPr>
+          <w:rFonts w:ascii="Times New Roman" w:hAnsi="Times New Roman" w:cs="Times New Roman"/>
+          <w:sz w:val="24"/>
+          <w:szCs w:val="24"/>
+        </w:rPr>
+      </w:pPr>
+      <w:r>
+        <w:rPr>
+          <w:rFonts w:ascii="Times New Roman" w:hAnsi="Times New Roman" w:cs="Times New Roman"/>
+          <w:sz w:val="24"/>
+          <w:szCs w:val="24"/>
+        </w:rPr>
+        <w:t>- Revalider une heure refusée par un professeur.</w:t>
+      </w:r>
+    </w:p>
+    <w:p>
+      <w:pPr>
+        <w:rPr>
+          <w:rFonts w:ascii="Times New Roman" w:hAnsi="Times New Roman" w:cs="Times New Roman"/>
+          <w:sz w:val="24"/>
+          <w:szCs w:val="24"/>
+        </w:rPr>
+      </w:pPr>
+      <w:r>
+        <w:rPr>
+          <w:rFonts w:ascii="Times New Roman" w:hAnsi="Times New Roman" w:cs="Times New Roman"/>
+          <w:sz w:val="24"/>
+          <w:szCs w:val="24"/>
+        </w:rPr>
+        <w:t>- Modifier une heure.</w:t>
+      </w:r>
+    </w:p>
+    <w:p>
+      <w:pPr>
+        <w:rPr>
+          <w:rFonts w:ascii="Times New Roman" w:hAnsi="Times New Roman" w:cs="Times New Roman"/>
+          <w:sz w:val="24"/>
+          <w:szCs w:val="24"/>
+        </w:rPr>
+      </w:pPr>
+      <w:r>
+        <w:rPr>
+          <w:rFonts w:ascii="Times New Roman" w:hAnsi="Times New Roman" w:cs="Times New Roman"/>
+          <w:sz w:val="24"/>
+          <w:szCs w:val="24"/>
+        </w:rPr>
+        <w:t>- Supprimer une heure.</w:t>
+      </w:r>
+    </w:p>
+    <w:p>
+      <w:pPr>
+        <w:rPr>
+          <w:rFonts w:ascii="Times New Roman" w:hAnsi="Times New Roman" w:cs="Times New Roman"/>
+          <w:sz w:val="24"/>
+          <w:szCs w:val="24"/>
+        </w:rPr>
+      </w:pPr>
+      <w:r>
+        <w:rPr>
+          <w:rFonts w:ascii="Times New Roman" w:hAnsi="Times New Roman" w:cs="Times New Roman"/>
+          <w:sz w:val="24"/>
+          <w:szCs w:val="24"/>
+        </w:rPr>
+        <w:t>- Consulter le motif de refus lorsqu'un professeur refuse une heure.</w:t>
+      </w:r>
+    </w:p>
+    <w:p>
+      <w:pPr>
+        <w:rPr>
+          <w:rFonts w:ascii="Times New Roman" w:hAnsi="Times New Roman" w:cs="Times New Roman"/>
+          <w:sz w:val="24"/>
+          <w:szCs w:val="24"/>
+        </w:rPr>
+      </w:pPr>
+      <w:r>
+        <w:rPr>
+          <w:rFonts w:ascii="Times New Roman" w:hAnsi="Times New Roman" w:cs="Times New Roman"/>
+          <w:sz w:val="24"/>
+          <w:szCs w:val="24"/>
+        </w:rPr>
+        <w:t>Pour ajouter une heure :</w:t>
+      </w:r>
+    </w:p>
+    <w:p>
+      <w:pPr>
+        <w:rPr>
+          <w:rFonts w:ascii="Times New Roman" w:hAnsi="Times New Roman" w:cs="Times New Roman"/>
+          <w:sz w:val="24"/>
+          <w:szCs w:val="24"/>
+        </w:rPr>
+      </w:pPr>
+      <w:r>
+        <w:rPr>
+          <w:rFonts w:ascii="Times New Roman" w:hAnsi="Times New Roman" w:cs="Times New Roman"/>
+          <w:sz w:val="24"/>
+          <w:szCs w:val="24"/>
+        </w:rPr>
+        <w:t>1. Sélectionner le professeur.</w:t>
+      </w:r>
+    </w:p>
+    <w:p>
+      <w:pPr>
+        <w:rPr>
+          <w:rFonts w:ascii="Times New Roman" w:hAnsi="Times New Roman" w:cs="Times New Roman"/>
+          <w:sz w:val="24"/>
+          <w:szCs w:val="24"/>
+        </w:rPr>
+      </w:pPr>
+      <w:r>
+        <w:rPr>
+          <w:rFonts w:ascii="Times New Roman" w:hAnsi="Times New Roman" w:cs="Times New Roman"/>
+          <w:sz w:val="24"/>
+          <w:szCs w:val="24"/>
+        </w:rPr>
+        <w:t>2. Sélectionner la matière ou l'affectation concernée.</w:t>
+      </w:r>
+    </w:p>
+    <w:p>
+      <w:pPr>
+        <w:rPr>
+          <w:rFonts w:ascii="Times New Roman" w:hAnsi="Times New Roman" w:cs="Times New Roman"/>
+          <w:sz w:val="24"/>
+          <w:szCs w:val="24"/>
+        </w:rPr>
+      </w:pPr>
+      <w:r>
+        <w:rPr>
+          <w:rFonts w:ascii="Times New Roman" w:hAnsi="Times New Roman" w:cs="Times New Roman"/>
+          <w:sz w:val="24"/>
+          <w:szCs w:val="24"/>
+        </w:rPr>
+        <w:t>3. Renseigner la date, le type d'heure et le nombre d'heures.</w:t>
+      </w:r>
+    </w:p>
+    <w:p>
+      <w:pPr>
+        <w:rPr>
+          <w:rFonts w:ascii="Times New Roman" w:hAnsi="Times New Roman" w:cs="Times New Roman"/>
+          <w:sz w:val="24"/>
+          <w:szCs w:val="24"/>
+        </w:rPr>
+      </w:pPr>
+      <w:r>
+        <w:rPr>
+          <w:rFonts w:ascii="Times New Roman" w:hAnsi="Times New Roman" w:cs="Times New Roman"/>
+          <w:sz w:val="24"/>
+          <w:szCs w:val="24"/>
+        </w:rPr>
+        <w:t>4. Cliquer sur Ajouter.</w:t>
+      </w:r>
+    </w:p>
+    <w:p>
+      <w:pPr>
+        <w:rPr>
+          <w:rFonts w:ascii="Times New Roman" w:hAnsi="Times New Roman" w:cs="Times New Roman"/>
+          <w:sz w:val="24"/>
+          <w:szCs w:val="24"/>
+        </w:rPr>
+      </w:pPr>
+      <w:r>
+        <w:rPr>
+          <w:rFonts w:ascii="Times New Roman" w:hAnsi="Times New Roman" w:cs="Times New Roman"/>
+          <w:sz w:val="24"/>
+          <w:szCs w:val="24"/>
+        </w:rPr>
+        <w:t>Pour valider une heure :</w:t>
+      </w:r>
+    </w:p>
+    <w:p>
+      <w:pPr>
+        <w:rPr>
+          <w:rFonts w:ascii="Times New Roman" w:hAnsi="Times New Roman" w:cs="Times New Roman"/>
+          <w:sz w:val="24"/>
+          <w:szCs w:val="24"/>
+        </w:rPr>
+      </w:pPr>
+      <w:r>
+        <w:rPr>
+          <w:rFonts w:ascii="Times New Roman" w:hAnsi="Times New Roman" w:cs="Times New Roman"/>
+          <w:sz w:val="24"/>
+          <w:szCs w:val="24"/>
+        </w:rPr>
+        <w:t>1. Repérer une heure avec le statut en attente.</w:t>
+      </w:r>
+    </w:p>
+    <w:p>
+      <w:pPr>
+        <w:rPr>
+          <w:rFonts w:ascii="Times New Roman" w:hAnsi="Times New Roman" w:cs="Times New Roman"/>
+          <w:sz w:val="24"/>
+          <w:szCs w:val="24"/>
+        </w:rPr>
+      </w:pPr>
+      <w:r>
+        <w:rPr>
+          <w:rFonts w:ascii="Times New Roman" w:hAnsi="Times New Roman" w:cs="Times New Roman"/>
+          <w:sz w:val="24"/>
+          <w:szCs w:val="24"/>
+        </w:rPr>
+        <w:t>2. Cliquer sur Valider.</w:t>
+      </w:r>
+    </w:p>
+    <w:p>
+      <w:pPr>
+        <w:rPr>
+          <w:rFonts w:ascii="Times New Roman" w:hAnsi="Times New Roman" w:cs="Times New Roman"/>
+          <w:sz w:val="24"/>
+          <w:szCs w:val="24"/>
+        </w:rPr>
+      </w:pPr>
+      <w:r>
+        <w:rPr>
+          <w:rFonts w:ascii="Times New Roman" w:hAnsi="Times New Roman" w:cs="Times New Roman"/>
+          <w:sz w:val="24"/>
+          <w:szCs w:val="24"/>
+        </w:rPr>
+        <w:t>Pour corriger une heure refusée :</w:t>
+      </w:r>
+    </w:p>
+    <w:p>
+      <w:pPr>
+        <w:rPr>
+          <w:rFonts w:ascii="Times New Roman" w:hAnsi="Times New Roman" w:cs="Times New Roman"/>
+          <w:sz w:val="24"/>
+          <w:szCs w:val="24"/>
+        </w:rPr>
+      </w:pPr>
+      <w:r>
+        <w:rPr>
+          <w:rFonts w:ascii="Times New Roman" w:hAnsi="Times New Roman" w:cs="Times New Roman"/>
+          <w:sz w:val="24"/>
+          <w:szCs w:val="24"/>
+        </w:rPr>
+        <w:t>1. Lire le motif de refus affiché.</w:t>
+      </w:r>
+    </w:p>
+    <w:p>
+      <w:pPr>
+        <w:rPr>
+          <w:rFonts w:ascii="Times New Roman" w:hAnsi="Times New Roman" w:cs="Times New Roman"/>
+          <w:sz w:val="24"/>
+          <w:szCs w:val="24"/>
+        </w:rPr>
+      </w:pPr>
+      <w:r>
+        <w:rPr>
+          <w:rFonts w:ascii="Times New Roman" w:hAnsi="Times New Roman" w:cs="Times New Roman"/>
+          <w:sz w:val="24"/>
+          <w:szCs w:val="24"/>
+        </w:rPr>
+        <w:t>2. Cliquer sur Modifier si une correction est nécessaire.</w:t>
+      </w:r>
+    </w:p>
+    <w:p>
+      <w:pPr>
+        <w:rPr>
+          <w:rFonts w:ascii="Times New Roman" w:hAnsi="Times New Roman" w:cs="Times New Roman"/>
+          <w:sz w:val="24"/>
+          <w:szCs w:val="24"/>
+        </w:rPr>
+      </w:pPr>
+      <w:r>
+        <w:rPr>
+          <w:rFonts w:ascii="Times New Roman" w:hAnsi="Times New Roman" w:cs="Times New Roman"/>
+          <w:sz w:val="24"/>
+          <w:szCs w:val="24"/>
+        </w:rPr>
+        <w:t>3. Enregistrer la modification.</w:t>
+      </w:r>
+    </w:p>
+    <w:p>
+      <w:pPr>
+        <w:rPr>
+          <w:rFonts w:ascii="Times New Roman" w:hAnsi="Times New Roman" w:cs="Times New Roman"/>
+          <w:sz w:val="24"/>
+          <w:szCs w:val="24"/>
+        </w:rPr>
+      </w:pPr>
+      <w:r>
+        <w:rPr>
+          <w:rFonts w:ascii="Times New Roman" w:hAnsi="Times New Roman" w:cs="Times New Roman"/>
+          <w:sz w:val="24"/>
+          <w:szCs w:val="24"/>
+        </w:rPr>
+        <w:t>4. Cliquer sur Revalider.</w:t>
+      </w:r>
+    </w:p>
+    <w:p>
+      <w:pPr>
+        <w:rPr>
+          <w:rFonts w:ascii="Times New Roman" w:hAnsi="Times New Roman" w:cs="Times New Roman"/>
+          <w:b/>
+          <w:bCs/>
+          <w:sz w:val="24"/>
+          <w:szCs w:val="24"/>
+        </w:rPr>
+      </w:pPr>
+    </w:p>
+    <w:p>
+      <w:pPr>
+        <w:rPr>
+          <w:rFonts w:ascii="Times New Roman" w:hAnsi="Times New Roman" w:cs="Times New Roman"/>
+          <w:b/>
+          <w:bCs/>
+          <w:sz w:val="24"/>
+          <w:szCs w:val="24"/>
+        </w:rPr>
+      </w:pPr>
+      <w:r>
+        <w:rPr>
+          <w:rFonts w:ascii="Times New Roman" w:hAnsi="Times New Roman" w:cs="Times New Roman"/>
+          <w:b/>
+          <w:bCs/>
+          <w:sz w:val="24"/>
+          <w:szCs w:val="24"/>
+        </w:rPr>
+        <w:t xml:space="preserve"> 5.3 Consultation des statistiques</w:t>
+      </w:r>
+    </w:p>
+    <w:p>
+      <w:pPr>
+        <w:rPr>
+          <w:rFonts w:ascii="Times New Roman" w:hAnsi="Times New Roman" w:cs="Times New Roman"/>
+          <w:sz w:val="24"/>
+          <w:szCs w:val="24"/>
+        </w:rPr>
+      </w:pPr>
+      <w:r>
+        <w:rPr>
+          <w:rFonts w:ascii="Times New Roman" w:hAnsi="Times New Roman" w:cs="Times New Roman"/>
+          <w:sz w:val="24"/>
+          <w:szCs w:val="24"/>
+        </w:rPr>
+        <w:t>Menu : Consultation des statistiques</w:t>
+      </w:r>
+    </w:p>
+    <w:p>
+      <w:pPr>
+        <w:rPr>
+          <w:rFonts w:ascii="Times New Roman" w:hAnsi="Times New Roman" w:cs="Times New Roman"/>
+          <w:sz w:val="24"/>
+          <w:szCs w:val="24"/>
+        </w:rPr>
+      </w:pPr>
+      <w:r>
+        <w:rPr>
+          <w:rFonts w:ascii="Times New Roman" w:hAnsi="Times New Roman" w:cs="Times New Roman"/>
+          <w:sz w:val="24"/>
+          <w:szCs w:val="24"/>
+        </w:rPr>
+        <w:t>Cette page affiche des graphiques et des statistiques sur les heures.</w:t>
+      </w:r>
+    </w:p>
+    <w:p>
+      <w:pPr>
+        <w:rPr>
+          <w:rFonts w:ascii="Times New Roman" w:hAnsi="Times New Roman" w:cs="Times New Roman"/>
+          <w:sz w:val="24"/>
+          <w:szCs w:val="24"/>
+        </w:rPr>
+      </w:pPr>
+      <w:r>
+        <w:rPr>
+          <w:rFonts w:ascii="Times New Roman" w:hAnsi="Times New Roman" w:cs="Times New Roman"/>
+          <w:sz w:val="24"/>
+          <w:szCs w:val="24"/>
+        </w:rPr>
+        <w:t>Elle permet aussi de consulter la fiche détaillée d'un professeur avec ses matières enseignées.</w:t>
+      </w:r>
+    </w:p>
+    <w:p>
+      <w:pPr>
+        <w:rPr>
+          <w:rFonts w:ascii="Times New Roman" w:hAnsi="Times New Roman" w:cs="Times New Roman"/>
+          <w:b/>
+          <w:bCs/>
+          <w:sz w:val="24"/>
+          <w:szCs w:val="24"/>
+        </w:rPr>
+      </w:pPr>
+    </w:p>
+    <w:p>
+      <w:pPr>
+        <w:rPr>
+          <w:rFonts w:ascii="Times New Roman" w:hAnsi="Times New Roman" w:cs="Times New Roman"/>
+          <w:b/>
+          <w:bCs/>
+          <w:sz w:val="24"/>
+          <w:szCs w:val="24"/>
+        </w:rPr>
+      </w:pPr>
+      <w:r>
+        <w:rPr>
+          <w:rFonts w:ascii="Times New Roman" w:hAnsi="Times New Roman" w:cs="Times New Roman"/>
+          <w:b/>
+          <w:bCs/>
+          <w:sz w:val="24"/>
+          <w:szCs w:val="24"/>
+        </w:rPr>
+        <w:t xml:space="preserve"> 5.4 Heures dépassées</w:t>
+      </w:r>
+    </w:p>
+    <w:p>
+      <w:pPr>
+        <w:rPr>
+          <w:rFonts w:ascii="Times New Roman" w:hAnsi="Times New Roman" w:cs="Times New Roman"/>
+          <w:sz w:val="24"/>
+          <w:szCs w:val="24"/>
+        </w:rPr>
+      </w:pPr>
+      <w:r>
+        <w:rPr>
+          <w:rFonts w:ascii="Times New Roman" w:hAnsi="Times New Roman" w:cs="Times New Roman"/>
+          <w:sz w:val="24"/>
+          <w:szCs w:val="24"/>
+        </w:rPr>
+        <w:lastRenderedPageBreak/>
+        <w:t>Menu : Heures dépassées</w:t>
+      </w:r>
+    </w:p>
+    <w:p>
+      <w:pPr>
+        <w:rPr>
+          <w:rFonts w:ascii="Times New Roman" w:hAnsi="Times New Roman" w:cs="Times New Roman"/>
+          <w:sz w:val="24"/>
+          <w:szCs w:val="24"/>
+        </w:rPr>
+      </w:pPr>
+      <w:r>
+        <w:rPr>
+          <w:rFonts w:ascii="Times New Roman" w:hAnsi="Times New Roman" w:cs="Times New Roman"/>
+          <w:sz w:val="24"/>
+          <w:szCs w:val="24"/>
+        </w:rPr>
+        <w:t>Cette page liste les enseignants ayant dépassé le volume horaire prévu.</w:t>
+      </w:r>
+    </w:p>
+    <w:p>
+      <w:pPr>
+        <w:rPr>
+          <w:rFonts w:ascii="Times New Roman" w:hAnsi="Times New Roman" w:cs="Times New Roman"/>
+          <w:b/>
+          <w:bCs/>
+          <w:sz w:val="24"/>
+          <w:szCs w:val="24"/>
+        </w:rPr>
+      </w:pPr>
+      <w:r>
+        <w:rPr>
+          <w:rFonts w:ascii="Times New Roman" w:hAnsi="Times New Roman" w:cs="Times New Roman"/>
+          <w:sz w:val="24"/>
+          <w:szCs w:val="24"/>
+        </w:rPr>
+        <w:t>Elle sert à identifier rapidement les situations à contrôler avant paiement.</w:t>
+      </w:r>
+    </w:p>
+    <w:p>
+      <w:pPr>
+        <w:rPr>
+          <w:rFonts w:ascii="Times New Roman" w:hAnsi="Times New Roman" w:cs="Times New Roman"/>
+          <w:b/>
+          <w:bCs/>
+          <w:sz w:val="24"/>
+          <w:szCs w:val="24"/>
+        </w:rPr>
+      </w:pPr>
+    </w:p>
+    <w:p>
+      <w:pPr>
+        <w:rPr>
+          <w:rFonts w:ascii="Times New Roman" w:hAnsi="Times New Roman" w:cs="Times New Roman"/>
+          <w:b/>
+          <w:bCs/>
+          <w:sz w:val="24"/>
+          <w:szCs w:val="24"/>
+        </w:rPr>
+      </w:pPr>
+      <w:r>
+        <w:rPr>
+          <w:rFonts w:ascii="Times New Roman" w:hAnsi="Times New Roman" w:cs="Times New Roman"/>
+          <w:b/>
+          <w:bCs/>
+          <w:sz w:val="24"/>
+          <w:szCs w:val="24"/>
+        </w:rPr>
+        <w:t xml:space="preserve"> 5.5 Génération des paiements</w:t>
+      </w:r>
+    </w:p>
+    <w:p>
+      <w:pPr>
+        <w:rPr>
+          <w:rFonts w:ascii="Times New Roman" w:hAnsi="Times New Roman" w:cs="Times New Roman"/>
+          <w:sz w:val="24"/>
+          <w:szCs w:val="24"/>
+        </w:rPr>
+      </w:pPr>
+      <w:r>
+        <w:rPr>
+          <w:rFonts w:ascii="Times New Roman" w:hAnsi="Times New Roman" w:cs="Times New Roman"/>
+          <w:sz w:val="24"/>
+          <w:szCs w:val="24"/>
+        </w:rPr>
+        <w:t>Menu : Génération des paiements</w:t>
+      </w:r>
+    </w:p>
+    <w:p>
+      <w:pPr>
+        <w:rPr>
+          <w:rFonts w:ascii="Times New Roman" w:hAnsi="Times New Roman" w:cs="Times New Roman"/>
+          <w:sz w:val="24"/>
+          <w:szCs w:val="24"/>
+        </w:rPr>
+      </w:pPr>
+      <w:r>
+        <w:rPr>
+          <w:rFonts w:ascii="Times New Roman" w:hAnsi="Times New Roman" w:cs="Times New Roman"/>
+          <w:sz w:val="24"/>
+          <w:szCs w:val="24"/>
+        </w:rPr>
+        <w:t>Cette page permet de générer un état de paiement mensuel.</w:t>
+      </w:r>
+    </w:p>
+    <w:p>
+      <w:pPr>
+        <w:rPr>
+          <w:rFonts w:ascii="Times New Roman" w:hAnsi="Times New Roman" w:cs="Times New Roman"/>
+          <w:sz w:val="24"/>
+          <w:szCs w:val="24"/>
+        </w:rPr>
+      </w:pPr>
+      <w:r>
+        <w:rPr>
+          <w:rFonts w:ascii="Times New Roman" w:hAnsi="Times New Roman" w:cs="Times New Roman"/>
+          <w:sz w:val="24"/>
+          <w:szCs w:val="24"/>
+        </w:rPr>
+        <w:t>Pour générer un état :</w:t>
+      </w:r>
+    </w:p>
+    <w:p>
+      <w:pPr>
+        <w:rPr>
+          <w:rFonts w:ascii="Times New Roman" w:hAnsi="Times New Roman" w:cs="Times New Roman"/>
+          <w:sz w:val="24"/>
+          <w:szCs w:val="24"/>
+        </w:rPr>
+      </w:pPr>
+      <w:r>
+        <w:rPr>
+          <w:rFonts w:ascii="Times New Roman" w:hAnsi="Times New Roman" w:cs="Times New Roman"/>
+          <w:sz w:val="24"/>
+          <w:szCs w:val="24"/>
+        </w:rPr>
+        <w:t>1. Sélectionner le mois.</w:t>
+      </w:r>
+    </w:p>
+    <w:p>
+      <w:pPr>
+        <w:rPr>
+          <w:rFonts w:ascii="Times New Roman" w:hAnsi="Times New Roman" w:cs="Times New Roman"/>
+          <w:sz w:val="24"/>
+          <w:szCs w:val="24"/>
+        </w:rPr>
+      </w:pPr>
+      <w:r>
+        <w:rPr>
+          <w:rFonts w:ascii="Times New Roman" w:hAnsi="Times New Roman" w:cs="Times New Roman"/>
+          <w:sz w:val="24"/>
+          <w:szCs w:val="24"/>
+        </w:rPr>
+        <w:t>2. Sélectionner l'année.</w:t>
+      </w:r>
+    </w:p>
+    <w:p>
+      <w:pPr>
+        <w:rPr>
+          <w:rFonts w:ascii="Times New Roman" w:hAnsi="Times New Roman" w:cs="Times New Roman"/>
+          <w:sz w:val="24"/>
+          <w:szCs w:val="24"/>
+        </w:rPr>
+      </w:pPr>
+      <w:r>
+        <w:rPr>
+          <w:rFonts w:ascii="Times New Roman" w:hAnsi="Times New Roman" w:cs="Times New Roman"/>
+          <w:sz w:val="24"/>
+          <w:szCs w:val="24"/>
+        </w:rPr>
+        <w:t>3. Cliquer sur Générer l'état.</w:t>
+      </w:r>
+    </w:p>
+    <w:p>
+      <w:pPr>
+        <w:rPr>
+          <w:rFonts w:ascii="Times New Roman" w:hAnsi="Times New Roman" w:cs="Times New Roman"/>
+          <w:sz w:val="24"/>
+          <w:szCs w:val="24"/>
+        </w:rPr>
+      </w:pPr>
+      <w:r>
+        <w:rPr>
+          <w:rFonts w:ascii="Times New Roman" w:hAnsi="Times New Roman" w:cs="Times New Roman"/>
+          <w:sz w:val="24"/>
+          <w:szCs w:val="24"/>
+        </w:rPr>
+        <w:t>Après génération, il est possible d'exporter les résultats :</w:t>
+      </w:r>
+    </w:p>
+    <w:p>
+      <w:pPr>
+        <w:rPr>
+          <w:rFonts w:ascii="Times New Roman" w:hAnsi="Times New Roman" w:cs="Times New Roman"/>
+          <w:sz w:val="24"/>
+          <w:szCs w:val="24"/>
+        </w:rPr>
+      </w:pPr>
+      <w:r>
+        <w:rPr>
+          <w:rFonts w:ascii="Times New Roman" w:hAnsi="Times New Roman" w:cs="Times New Roman"/>
+          <w:sz w:val="24"/>
+          <w:szCs w:val="24"/>
+        </w:rPr>
+        <w:t>- Export Excel pour obtenir un fichier tableur.</w:t>
+      </w:r>
+    </w:p>
+    <w:p>
+      <w:pPr>
+        <w:rPr>
+          <w:rFonts w:ascii="Times New Roman" w:hAnsi="Times New Roman" w:cs="Times New Roman"/>
+          <w:sz w:val="24"/>
+          <w:szCs w:val="24"/>
+        </w:rPr>
+      </w:pPr>
+      <w:r>
+        <w:rPr>
+          <w:rFonts w:ascii="Times New Roman" w:hAnsi="Times New Roman" w:cs="Times New Roman"/>
+          <w:sz w:val="24"/>
+          <w:szCs w:val="24"/>
+        </w:rPr>
+        <w:t>- Export PDF pour obtenir un document imprimable.</w:t>
+      </w:r>
+    </w:p>
+    <w:p>
+      <w:pPr>
+        <w:rPr>
+          <w:rFonts w:ascii="Times New Roman" w:hAnsi="Times New Roman" w:cs="Times New Roman"/>
+          <w:b/>
+          <w:bCs/>
+          <w:sz w:val="24"/>
+          <w:szCs w:val="24"/>
+        </w:rPr>
+      </w:pPr>
+    </w:p>
+    <w:p>
+      <w:pPr>
+        <w:rPr>
+          <w:rFonts w:ascii="Times New Roman" w:hAnsi="Times New Roman" w:cs="Times New Roman"/>
+          <w:b/>
+          <w:bCs/>
+          <w:sz w:val="24"/>
+          <w:szCs w:val="24"/>
+        </w:rPr>
+      </w:pPr>
+      <w:r>
+        <w:rPr>
+          <w:rFonts w:ascii="Times New Roman" w:hAnsi="Times New Roman" w:cs="Times New Roman"/>
+          <w:b/>
+          <w:bCs/>
+          <w:sz w:val="24"/>
+          <w:szCs w:val="24"/>
+        </w:rPr>
+        <w:t xml:space="preserve"> 6. Espace Professeur</w:t>
+      </w:r>
+    </w:p>
+    <w:p>
+      <w:pPr>
+        <w:rPr>
+          <w:rFonts w:ascii="Times New Roman" w:hAnsi="Times New Roman" w:cs="Times New Roman"/>
+          <w:sz w:val="24"/>
+          <w:szCs w:val="24"/>
+        </w:rPr>
+      </w:pPr>
+      <w:r>
+        <w:rPr>
+          <w:rFonts w:ascii="Times New Roman" w:hAnsi="Times New Roman" w:cs="Times New Roman"/>
+          <w:sz w:val="24"/>
+          <w:szCs w:val="24"/>
+        </w:rPr>
+        <w:t>L'espace professeur permet à chaque enseignant de suivre ses propres heures.</w:t>
+      </w:r>
+    </w:p>
+    <w:p>
+      <w:pPr>
+        <w:rPr>
+          <w:rFonts w:ascii="Times New Roman" w:hAnsi="Times New Roman" w:cs="Times New Roman"/>
+          <w:b/>
+          <w:bCs/>
+          <w:sz w:val="24"/>
+          <w:szCs w:val="24"/>
+        </w:rPr>
+      </w:pPr>
+    </w:p>
+    <w:p>
+      <w:pPr>
+        <w:rPr>
+          <w:rFonts w:ascii="Times New Roman" w:hAnsi="Times New Roman" w:cs="Times New Roman"/>
+          <w:b/>
+          <w:bCs/>
+          <w:sz w:val="24"/>
+          <w:szCs w:val="24"/>
+        </w:rPr>
+      </w:pPr>
+      <w:r>
+        <w:rPr>
+          <w:rFonts w:ascii="Times New Roman" w:hAnsi="Times New Roman" w:cs="Times New Roman"/>
+          <w:b/>
+          <w:bCs/>
+          <w:sz w:val="24"/>
+          <w:szCs w:val="24"/>
+        </w:rPr>
+        <w:t xml:space="preserve"> 6.1 Tableau de bord enseignant</w:t>
+      </w:r>
+    </w:p>
+    <w:p>
+      <w:pPr>
+        <w:rPr>
+          <w:rFonts w:ascii="Times New Roman" w:hAnsi="Times New Roman" w:cs="Times New Roman"/>
+          <w:sz w:val="24"/>
+          <w:szCs w:val="24"/>
+        </w:rPr>
+      </w:pPr>
+      <w:r>
+        <w:rPr>
+          <w:rFonts w:ascii="Times New Roman" w:hAnsi="Times New Roman" w:cs="Times New Roman"/>
+          <w:sz w:val="24"/>
+          <w:szCs w:val="24"/>
+        </w:rPr>
+        <w:t>Le tableau de bord affiche :</w:t>
+      </w:r>
+    </w:p>
+    <w:p>
+      <w:pPr>
+        <w:rPr>
+          <w:rFonts w:ascii="Times New Roman" w:hAnsi="Times New Roman" w:cs="Times New Roman"/>
+          <w:sz w:val="24"/>
+          <w:szCs w:val="24"/>
+        </w:rPr>
+      </w:pPr>
+      <w:r>
+        <w:rPr>
+          <w:rFonts w:ascii="Times New Roman" w:hAnsi="Times New Roman" w:cs="Times New Roman"/>
+          <w:sz w:val="24"/>
+          <w:szCs w:val="24"/>
+        </w:rPr>
+        <w:t>- Total des heures effectuées.</w:t>
+      </w:r>
+    </w:p>
+    <w:p>
+      <w:pPr>
+        <w:rPr>
+          <w:rFonts w:ascii="Times New Roman" w:hAnsi="Times New Roman" w:cs="Times New Roman"/>
+          <w:sz w:val="24"/>
+          <w:szCs w:val="24"/>
+        </w:rPr>
+      </w:pPr>
+      <w:r>
+        <w:rPr>
+          <w:rFonts w:ascii="Times New Roman" w:hAnsi="Times New Roman" w:cs="Times New Roman"/>
+          <w:sz w:val="24"/>
+          <w:szCs w:val="24"/>
+        </w:rPr>
+        <w:t>- Montant estimé à percevoir.</w:t>
+      </w:r>
+    </w:p>
+    <w:p>
+      <w:pPr>
+        <w:rPr>
+          <w:rFonts w:ascii="Times New Roman" w:hAnsi="Times New Roman" w:cs="Times New Roman"/>
+          <w:sz w:val="24"/>
+          <w:szCs w:val="24"/>
+        </w:rPr>
+      </w:pPr>
+      <w:r>
+        <w:rPr>
+          <w:rFonts w:ascii="Times New Roman" w:hAnsi="Times New Roman" w:cs="Times New Roman"/>
+          <w:sz w:val="24"/>
+          <w:szCs w:val="24"/>
+        </w:rPr>
+        <w:t>- Répartition des heures CM, TD et TP.</w:t>
+      </w:r>
+    </w:p>
+    <w:p>
+      <w:pPr>
+        <w:rPr>
+          <w:rFonts w:ascii="Times New Roman" w:hAnsi="Times New Roman" w:cs="Times New Roman"/>
+          <w:b/>
+          <w:bCs/>
+          <w:sz w:val="24"/>
+          <w:szCs w:val="24"/>
+        </w:rPr>
+      </w:pPr>
+    </w:p>
+    <w:p>
+      <w:pPr>
+        <w:rPr>
+          <w:rFonts w:ascii="Times New Roman" w:hAnsi="Times New Roman" w:cs="Times New Roman"/>
+          <w:b/>
+          <w:bCs/>
+          <w:sz w:val="24"/>
+          <w:szCs w:val="24"/>
+        </w:rPr>
+      </w:pPr>
+      <w:r>
+        <w:rPr>
+          <w:rFonts w:ascii="Times New Roman" w:hAnsi="Times New Roman" w:cs="Times New Roman"/>
+          <w:b/>
+          <w:bCs/>
+          <w:sz w:val="24"/>
+          <w:szCs w:val="24"/>
+        </w:rPr>
+        <w:t xml:space="preserve"> 6.2 Consultation des heures</w:t>
+      </w:r>
+    </w:p>
+    <w:p>
+      <w:pPr>
+        <w:rPr>
+          <w:rFonts w:ascii="Times New Roman" w:hAnsi="Times New Roman" w:cs="Times New Roman"/>
+          <w:sz w:val="24"/>
+          <w:szCs w:val="24"/>
+        </w:rPr>
+      </w:pPr>
+      <w:r>
+        <w:rPr>
+          <w:rFonts w:ascii="Times New Roman" w:hAnsi="Times New Roman" w:cs="Times New Roman"/>
+          <w:sz w:val="24"/>
+          <w:szCs w:val="24"/>
+        </w:rPr>
+        <w:t>Menu : Consultation des heures</w:t>
+      </w:r>
+    </w:p>
+    <w:p>
+      <w:pPr>
+        <w:rPr>
+          <w:rFonts w:ascii="Times New Roman" w:hAnsi="Times New Roman" w:cs="Times New Roman"/>
+          <w:sz w:val="24"/>
+          <w:szCs w:val="24"/>
+        </w:rPr>
+      </w:pPr>
+      <w:r>
+        <w:rPr>
+          <w:rFonts w:ascii="Times New Roman" w:hAnsi="Times New Roman" w:cs="Times New Roman"/>
+          <w:sz w:val="24"/>
+          <w:szCs w:val="24"/>
+        </w:rPr>
+        <w:t>Cette page affiche les heures enregistrées pour le professeur connecté.</w:t>
+      </w:r>
+    </w:p>
+    <w:p>
+      <w:pPr>
+        <w:rPr>
+          <w:rFonts w:ascii="Times New Roman" w:hAnsi="Times New Roman" w:cs="Times New Roman"/>
+          <w:sz w:val="24"/>
+          <w:szCs w:val="24"/>
+        </w:rPr>
+      </w:pPr>
+      <w:r>
+        <w:rPr>
+          <w:rFonts w:ascii="Times New Roman" w:hAnsi="Times New Roman" w:cs="Times New Roman"/>
+          <w:sz w:val="24"/>
+          <w:szCs w:val="24"/>
+        </w:rPr>
+        <w:t>Fonctions disponibles :</w:t>
+      </w:r>
+    </w:p>
+    <w:p>
+      <w:pPr>
+        <w:rPr>
+          <w:rFonts w:ascii="Times New Roman" w:hAnsi="Times New Roman" w:cs="Times New Roman"/>
+          <w:sz w:val="24"/>
+          <w:szCs w:val="24"/>
+        </w:rPr>
+      </w:pPr>
+    </w:p>
+    <w:p>
+      <w:pPr>
+        <w:rPr>
+          <w:rFonts w:ascii="Times New Roman" w:hAnsi="Times New Roman" w:cs="Times New Roman"/>
+          <w:sz w:val="24"/>
+          <w:szCs w:val="24"/>
+        </w:rPr>
+      </w:pPr>
+      <w:r>
+        <w:rPr>
+          <w:rFonts w:ascii="Times New Roman" w:hAnsi="Times New Roman" w:cs="Times New Roman"/>
+          <w:sz w:val="24"/>
+          <w:szCs w:val="24"/>
+        </w:rPr>
+        <w:t>- Consulter les heures réalisées.</w:t>
+      </w:r>
+    </w:p>
+    <w:p>
+      <w:pPr>
+        <w:rPr>
+          <w:rFonts w:ascii="Times New Roman" w:hAnsi="Times New Roman" w:cs="Times New Roman"/>
+          <w:sz w:val="24"/>
+          <w:szCs w:val="24"/>
+        </w:rPr>
+      </w:pPr>
+      <w:r>
+        <w:rPr>
+          <w:rFonts w:ascii="Times New Roman" w:hAnsi="Times New Roman" w:cs="Times New Roman"/>
+          <w:sz w:val="24"/>
+          <w:szCs w:val="24"/>
+        </w:rPr>
+        <w:lastRenderedPageBreak/>
+        <w:t>- Voir le statut de chaque heure.</w:t>
+      </w:r>
+    </w:p>
+    <w:p>
+      <w:pPr>
+        <w:rPr>
+          <w:rFonts w:ascii="Times New Roman" w:hAnsi="Times New Roman" w:cs="Times New Roman"/>
+          <w:sz w:val="24"/>
+          <w:szCs w:val="24"/>
+        </w:rPr>
+      </w:pPr>
+      <w:r>
+        <w:rPr>
+          <w:rFonts w:ascii="Times New Roman" w:hAnsi="Times New Roman" w:cs="Times New Roman"/>
+          <w:sz w:val="24"/>
+          <w:szCs w:val="24"/>
+        </w:rPr>
+        <w:t>- Refuser une heure incorrecte avec un motif.</w:t>
+      </w:r>
+    </w:p>
+    <w:p>
+      <w:pPr>
+        <w:rPr>
+          <w:rFonts w:ascii="Times New Roman" w:hAnsi="Times New Roman" w:cs="Times New Roman"/>
+          <w:sz w:val="24"/>
+          <w:szCs w:val="24"/>
+        </w:rPr>
+      </w:pPr>
+      <w:r>
+        <w:rPr>
+          <w:rFonts w:ascii="Times New Roman" w:hAnsi="Times New Roman" w:cs="Times New Roman"/>
+          <w:sz w:val="24"/>
+          <w:szCs w:val="24"/>
+        </w:rPr>
+        <w:t>- Télécharger un récapitulatif en PDF.</w:t>
+      </w:r>
+    </w:p>
+    <w:p>
+      <w:pPr>
+        <w:rPr>
+          <w:rFonts w:ascii="Times New Roman" w:hAnsi="Times New Roman" w:cs="Times New Roman"/>
+          <w:sz w:val="24"/>
+          <w:szCs w:val="24"/>
+        </w:rPr>
+      </w:pPr>
+      <w:r>
+        <w:rPr>
+          <w:rFonts w:ascii="Times New Roman" w:hAnsi="Times New Roman" w:cs="Times New Roman"/>
+          <w:sz w:val="24"/>
+          <w:szCs w:val="24"/>
+        </w:rPr>
+        <w:t>- Télécharger un récapitulatif en Excel.</w:t>
+      </w:r>
+    </w:p>
+    <w:p>
+      <w:pPr>
+        <w:rPr>
+          <w:rFonts w:ascii="Times New Roman" w:hAnsi="Times New Roman" w:cs="Times New Roman"/>
+          <w:sz w:val="24"/>
+          <w:szCs w:val="24"/>
+        </w:rPr>
+      </w:pPr>
+      <w:r>
+        <w:rPr>
+          <w:rFonts w:ascii="Times New Roman" w:hAnsi="Times New Roman" w:cs="Times New Roman"/>
+          <w:sz w:val="24"/>
+          <w:szCs w:val="24"/>
+        </w:rPr>
+        <w:t>Pour refuser une heure :</w:t>
+      </w:r>
+    </w:p>
+    <w:p>
+      <w:pPr>
+        <w:rPr>
+          <w:rFonts w:ascii="Times New Roman" w:hAnsi="Times New Roman" w:cs="Times New Roman"/>
+          <w:sz w:val="24"/>
+          <w:szCs w:val="24"/>
+        </w:rPr>
+      </w:pPr>
+      <w:r>
+        <w:rPr>
+          <w:rFonts w:ascii="Times New Roman" w:hAnsi="Times New Roman" w:cs="Times New Roman"/>
+          <w:sz w:val="24"/>
+          <w:szCs w:val="24"/>
+        </w:rPr>
+        <w:t>1. Cliquer sur le bouton de refus sur la ligne concernée.</w:t>
+      </w:r>
+    </w:p>
+    <w:p>
+      <w:pPr>
+        <w:rPr>
+          <w:rFonts w:ascii="Times New Roman" w:hAnsi="Times New Roman" w:cs="Times New Roman"/>
+          <w:sz w:val="24"/>
+          <w:szCs w:val="24"/>
+        </w:rPr>
+      </w:pPr>
+      <w:r>
+        <w:rPr>
+          <w:rFonts w:ascii="Times New Roman" w:hAnsi="Times New Roman" w:cs="Times New Roman"/>
+          <w:sz w:val="24"/>
+          <w:szCs w:val="24"/>
+        </w:rPr>
+        <w:t>2. Saisir le motif du refus.</w:t>
+      </w:r>
+    </w:p>
+    <w:p>
+      <w:pPr>
+        <w:rPr>
+          <w:rFonts w:ascii="Times New Roman" w:hAnsi="Times New Roman" w:cs="Times New Roman"/>
+          <w:sz w:val="24"/>
+          <w:szCs w:val="24"/>
+        </w:rPr>
+      </w:pPr>
+      <w:r>
+        <w:rPr>
+          <w:rFonts w:ascii="Times New Roman" w:hAnsi="Times New Roman" w:cs="Times New Roman"/>
+          <w:sz w:val="24"/>
+          <w:szCs w:val="24"/>
+        </w:rPr>
+        <w:t>3. Cliquer sur Confirmer le refus.</w:t>
+      </w:r>
+    </w:p>
+    <w:p>
+      <w:pPr>
+        <w:rPr>
+          <w:rFonts w:ascii="Times New Roman" w:hAnsi="Times New Roman" w:cs="Times New Roman"/>
+          <w:sz w:val="24"/>
+          <w:szCs w:val="24"/>
+        </w:rPr>
+      </w:pPr>
+      <w:r>
+        <w:rPr>
+          <w:rFonts w:ascii="Times New Roman" w:hAnsi="Times New Roman" w:cs="Times New Roman"/>
+          <w:sz w:val="24"/>
+          <w:szCs w:val="24"/>
+        </w:rPr>
+        <w:t>Le motif sera visible par le service RH afin qu'il puisse corriger ou revalider l'heure.</w:t>
+      </w:r>
+    </w:p>
+    <w:p>
+      <w:pPr>
+        <w:rPr>
+          <w:rFonts w:ascii="Times New Roman" w:hAnsi="Times New Roman" w:cs="Times New Roman"/>
+          <w:b/>
+          <w:bCs/>
+          <w:sz w:val="24"/>
+          <w:szCs w:val="24"/>
+        </w:rPr>
+      </w:pPr>
+    </w:p>
+    <w:p>
+      <w:pPr>
+        <w:rPr>
+          <w:rFonts w:ascii="Times New Roman" w:hAnsi="Times New Roman" w:cs="Times New Roman"/>
+          <w:b/>
+          <w:bCs/>
+          <w:sz w:val="24"/>
+          <w:szCs w:val="24"/>
+        </w:rPr>
+      </w:pPr>
+      <w:r>
+        <w:rPr>
+          <w:rFonts w:ascii="Times New Roman" w:hAnsi="Times New Roman" w:cs="Times New Roman"/>
+          <w:b/>
+          <w:bCs/>
+          <w:sz w:val="24"/>
+          <w:szCs w:val="24"/>
+        </w:rPr>
+        <w:t xml:space="preserve"> 6.3 Statistiques professeur</w:t>
+      </w:r>
+    </w:p>
+    <w:p>
+      <w:pPr>
+        <w:rPr>
+          <w:rFonts w:ascii="Times New Roman" w:hAnsi="Times New Roman" w:cs="Times New Roman"/>
+          <w:sz w:val="24"/>
+          <w:szCs w:val="24"/>
+        </w:rPr>
+      </w:pPr>
+      <w:r>
+        <w:rPr>
+          <w:rFonts w:ascii="Times New Roman" w:hAnsi="Times New Roman" w:cs="Times New Roman"/>
+          <w:sz w:val="24"/>
+          <w:szCs w:val="24"/>
+        </w:rPr>
+        <w:t>Menu : Statistiques</w:t>
+      </w:r>
+    </w:p>
+    <w:p>
+      <w:pPr>
+        <w:rPr>
+          <w:rFonts w:ascii="Times New Roman" w:hAnsi="Times New Roman" w:cs="Times New Roman"/>
+          <w:sz w:val="24"/>
+          <w:szCs w:val="24"/>
+        </w:rPr>
+      </w:pPr>
+      <w:r>
+        <w:rPr>
+          <w:rFonts w:ascii="Times New Roman" w:hAnsi="Times New Roman" w:cs="Times New Roman"/>
+          <w:sz w:val="24"/>
+          <w:szCs w:val="24"/>
+        </w:rPr>
+        <w:t>Cette page permet au professeur de consulter ses statistiques personnelles.</w:t>
+      </w:r>
+    </w:p>
+    <w:p>
+      <w:pPr>
+        <w:rPr>
+          <w:rFonts w:ascii="Times New Roman" w:hAnsi="Times New Roman" w:cs="Times New Roman"/>
+          <w:sz w:val="24"/>
+          <w:szCs w:val="24"/>
+        </w:rPr>
+      </w:pPr>
+      <w:r>
+        <w:rPr>
+          <w:rFonts w:ascii="Times New Roman" w:hAnsi="Times New Roman" w:cs="Times New Roman"/>
+          <w:sz w:val="24"/>
+          <w:szCs w:val="24"/>
+        </w:rPr>
+        <w:t>Elle affiche notamment les heures par matière et permet d'ouvrir un rapport détaillé.</w:t>
+      </w:r>
+    </w:p>
+    <w:p>
+      <w:pPr>
+        <w:rPr>
+          <w:rFonts w:ascii="Times New Roman" w:hAnsi="Times New Roman" w:cs="Times New Roman"/>
+          <w:b/>
+          <w:bCs/>
+          <w:sz w:val="24"/>
+          <w:szCs w:val="24"/>
+        </w:rPr>
+      </w:pPr>
+    </w:p>
+    <w:p>
+      <w:pPr>
+        <w:rPr>
+          <w:rFonts w:ascii="Times New Roman" w:hAnsi="Times New Roman" w:cs="Times New Roman"/>
+          <w:b/>
+          <w:bCs/>
+          <w:sz w:val="24"/>
+          <w:szCs w:val="24"/>
+        </w:rPr>
+      </w:pPr>
+      <w:r>
+        <w:rPr>
+          <w:rFonts w:ascii="Times New Roman" w:hAnsi="Times New Roman" w:cs="Times New Roman"/>
+          <w:b/>
+          <w:bCs/>
+          <w:sz w:val="24"/>
+          <w:szCs w:val="24"/>
+        </w:rPr>
+        <w:t xml:space="preserve"> 7. Statuts des heures</w:t>
+      </w:r>
+    </w:p>
+    <w:p>
+      <w:pPr>
+        <w:rPr>
+          <w:rFonts w:ascii="Times New Roman" w:hAnsi="Times New Roman" w:cs="Times New Roman"/>
+          <w:sz w:val="24"/>
+          <w:szCs w:val="24"/>
+        </w:rPr>
+      </w:pPr>
+      <w:r>
+        <w:rPr>
+          <w:rFonts w:ascii="Times New Roman" w:hAnsi="Times New Roman" w:cs="Times New Roman"/>
+          <w:sz w:val="24"/>
+          <w:szCs w:val="24"/>
+        </w:rPr>
+        <w:t>Les heures peuvent avoir plusieurs statuts :</w:t>
+      </w:r>
+    </w:p>
+    <w:p>
+      <w:pPr>
+        <w:rPr>
+          <w:rFonts w:ascii="Times New Roman" w:hAnsi="Times New Roman" w:cs="Times New Roman"/>
+          <w:sz w:val="24"/>
+          <w:szCs w:val="24"/>
+        </w:rPr>
+      </w:pPr>
+      <w:r>
+        <w:rPr>
+          <w:rFonts w:ascii="Times New Roman" w:hAnsi="Times New Roman" w:cs="Times New Roman"/>
+          <w:sz w:val="24"/>
+          <w:szCs w:val="24"/>
+        </w:rPr>
+        <w:t>- En attente : l'heure a été saisie mais pas encore validée.</w:t>
+      </w:r>
+    </w:p>
+    <w:p>
+      <w:pPr>
+        <w:rPr>
+          <w:rFonts w:ascii="Times New Roman" w:hAnsi="Times New Roman" w:cs="Times New Roman"/>
+          <w:sz w:val="24"/>
+          <w:szCs w:val="24"/>
+        </w:rPr>
+      </w:pPr>
+      <w:r>
+        <w:rPr>
+          <w:rFonts w:ascii="Times New Roman" w:hAnsi="Times New Roman" w:cs="Times New Roman"/>
+          <w:sz w:val="24"/>
+          <w:szCs w:val="24"/>
+        </w:rPr>
+        <w:t>- Validée : l'heure a été contrôlée et acceptée.</w:t>
+      </w:r>
+    </w:p>
+    <w:p>
+      <w:pPr>
+        <w:rPr>
+          <w:rFonts w:ascii="Times New Roman" w:hAnsi="Times New Roman" w:cs="Times New Roman"/>
+          <w:sz w:val="24"/>
+          <w:szCs w:val="24"/>
+        </w:rPr>
+      </w:pPr>
+      <w:r>
+        <w:rPr>
+          <w:rFonts w:ascii="Times New Roman" w:hAnsi="Times New Roman" w:cs="Times New Roman"/>
+          <w:sz w:val="24"/>
+          <w:szCs w:val="24"/>
+        </w:rPr>
+        <w:t>- Refusée : le professeur a signalé une erreur et ajouté un motif.</w:t>
+      </w:r>
+    </w:p>
+    <w:p>
+      <w:pPr>
+        <w:rPr>
+          <w:rFonts w:ascii="Times New Roman" w:hAnsi="Times New Roman" w:cs="Times New Roman"/>
+          <w:b/>
+          <w:bCs/>
+          <w:sz w:val="24"/>
+          <w:szCs w:val="24"/>
+        </w:rPr>
+      </w:pPr>
+      <w:r>
+        <w:rPr>
+          <w:rFonts w:ascii="Times New Roman" w:hAnsi="Times New Roman" w:cs="Times New Roman"/>
+          <w:sz w:val="24"/>
+          <w:szCs w:val="24"/>
+        </w:rPr>
+        <w:t>Une heure refusée doit être vérifiée par le service RH avant d'être revalidée</w:t>
+      </w:r>
+      <w:r>
+        <w:rPr>
+          <w:rFonts w:ascii="Times New Roman" w:hAnsi="Times New Roman" w:cs="Times New Roman"/>
+          <w:b/>
+          <w:bCs/>
+          <w:sz w:val="24"/>
+          <w:szCs w:val="24"/>
+        </w:rPr>
+        <w:t>.</w:t>
+      </w:r>
+    </w:p>
+    <w:p>
+      <w:pPr>
+        <w:rPr>
+          <w:rFonts w:ascii="Times New Roman" w:hAnsi="Times New Roman" w:cs="Times New Roman"/>
+          <w:b/>
+          <w:bCs/>
+          <w:sz w:val="24"/>
+          <w:szCs w:val="24"/>
+        </w:rPr>
+      </w:pPr>
+    </w:p>
+    <w:p>
+      <w:pPr>
+        <w:rPr>
+          <w:rFonts w:ascii="Times New Roman" w:hAnsi="Times New Roman" w:cs="Times New Roman"/>
+          <w:b/>
+          <w:bCs/>
+          <w:sz w:val="24"/>
+          <w:szCs w:val="24"/>
+        </w:rPr>
+      </w:pPr>
+      <w:r>
+        <w:rPr>
+          <w:rFonts w:ascii="Times New Roman" w:hAnsi="Times New Roman" w:cs="Times New Roman"/>
+          <w:b/>
+          <w:bCs/>
+          <w:sz w:val="24"/>
+          <w:szCs w:val="24"/>
+        </w:rPr>
+        <w:t xml:space="preserve"> 8. Exports disponibles</w:t>
+      </w:r>
+    </w:p>
+    <w:p>
+      <w:pPr>
+        <w:rPr>
+          <w:rFonts w:ascii="Times New Roman" w:hAnsi="Times New Roman" w:cs="Times New Roman"/>
+          <w:sz w:val="24"/>
+          <w:szCs w:val="24"/>
+        </w:rPr>
+      </w:pPr>
+      <w:r>
+        <w:rPr>
+          <w:rFonts w:ascii="Times New Roman" w:hAnsi="Times New Roman" w:cs="Times New Roman"/>
+          <w:sz w:val="24"/>
+          <w:szCs w:val="24"/>
+        </w:rPr>
+        <w:t>L'application propose plusieurs exports :</w:t>
+      </w:r>
+    </w:p>
+    <w:p>
+      <w:pPr>
+        <w:rPr>
+          <w:rFonts w:ascii="Times New Roman" w:hAnsi="Times New Roman" w:cs="Times New Roman"/>
+          <w:sz w:val="24"/>
+          <w:szCs w:val="24"/>
+        </w:rPr>
+      </w:pPr>
+      <w:r>
+        <w:rPr>
+          <w:rFonts w:ascii="Times New Roman" w:hAnsi="Times New Roman" w:cs="Times New Roman"/>
+          <w:sz w:val="24"/>
+          <w:szCs w:val="24"/>
+        </w:rPr>
+        <w:t>- Récapitulatif des heures professeur en PDF.</w:t>
+      </w:r>
+    </w:p>
+    <w:p>
+      <w:pPr>
+        <w:rPr>
+          <w:rFonts w:ascii="Times New Roman" w:hAnsi="Times New Roman" w:cs="Times New Roman"/>
+          <w:sz w:val="24"/>
+          <w:szCs w:val="24"/>
+        </w:rPr>
+      </w:pPr>
+      <w:r>
+        <w:rPr>
+          <w:rFonts w:ascii="Times New Roman" w:hAnsi="Times New Roman" w:cs="Times New Roman"/>
+          <w:sz w:val="24"/>
+          <w:szCs w:val="24"/>
+        </w:rPr>
+        <w:t>- Récapitulatif des heures professeur en Excel.</w:t>
+      </w:r>
+    </w:p>
+    <w:p>
+      <w:pPr>
+        <w:rPr>
+          <w:rFonts w:ascii="Times New Roman" w:hAnsi="Times New Roman" w:cs="Times New Roman"/>
+          <w:sz w:val="24"/>
+          <w:szCs w:val="24"/>
+        </w:rPr>
+      </w:pPr>
+      <w:r>
+        <w:rPr>
+          <w:rFonts w:ascii="Times New Roman" w:hAnsi="Times New Roman" w:cs="Times New Roman"/>
+          <w:sz w:val="24"/>
+          <w:szCs w:val="24"/>
+        </w:rPr>
+        <w:t>- État de paiement mensuel en PDF.</w:t>
+      </w:r>
+    </w:p>
+    <w:p>
+      <w:pPr>
+        <w:rPr>
+          <w:rFonts w:ascii="Times New Roman" w:hAnsi="Times New Roman" w:cs="Times New Roman"/>
+          <w:sz w:val="24"/>
+          <w:szCs w:val="24"/>
+        </w:rPr>
+      </w:pPr>
+      <w:r>
+        <w:rPr>
+          <w:rFonts w:ascii="Times New Roman" w:hAnsi="Times New Roman" w:cs="Times New Roman"/>
+          <w:sz w:val="24"/>
+          <w:szCs w:val="24"/>
+        </w:rPr>
+        <w:t>- État de paiement mensuel en Excel.</w:t>
+      </w:r>
+    </w:p>
+    <w:p>
+      <w:pPr>
+        <w:rPr>
+          <w:rFonts w:ascii="Times New Roman" w:hAnsi="Times New Roman" w:cs="Times New Roman"/>
+          <w:b/>
+          <w:bCs/>
+          <w:sz w:val="24"/>
+          <w:szCs w:val="24"/>
+        </w:rPr>
+      </w:pPr>
+    </w:p>
+    <w:p>
+      <w:pPr>
+        <w:rPr>
+          <w:rFonts w:ascii="Times New Roman" w:hAnsi="Times New Roman" w:cs="Times New Roman"/>
+          <w:sz w:val="24"/>
+          <w:szCs w:val="24"/>
+        </w:rPr>
+      </w:pPr>
+      <w:r>
+        <w:rPr>
+          <w:rFonts w:ascii="Times New Roman" w:hAnsi="Times New Roman" w:cs="Times New Roman"/>
+          <w:sz w:val="24"/>
+          <w:szCs w:val="24"/>
+        </w:rPr>
+        <w:t>Les fichiers générés peuvent être conservés, imprimés ou transmis au service concerné.</w:t>
+      </w:r>
+    </w:p>
+    <w:p>
+      <w:pPr>
+        <w:rPr>
+          <w:rFonts w:ascii="Times New Roman" w:hAnsi="Times New Roman" w:cs="Times New Roman"/>
+          <w:b/>
+          <w:bCs/>
+          <w:sz w:val="24"/>
+          <w:szCs w:val="24"/>
+        </w:rPr>
+      </w:pPr>
+    </w:p>
+    <w:p>
+      <w:pPr>
+        <w:rPr>
+          <w:rFonts w:ascii="Times New Roman" w:hAnsi="Times New Roman" w:cs="Times New Roman"/>
+          <w:b/>
+          <w:bCs/>
+          <w:sz w:val="24"/>
+          <w:szCs w:val="24"/>
+        </w:rPr>
+      </w:pPr>
+      <w:r>
+        <w:rPr>
+          <w:rFonts w:ascii="Times New Roman" w:hAnsi="Times New Roman" w:cs="Times New Roman"/>
+          <w:b/>
+          <w:bCs/>
+          <w:sz w:val="24"/>
+          <w:szCs w:val="24"/>
+        </w:rPr>
+        <w:t xml:space="preserve"> 9. Bonnes pratiques</w:t>
+      </w:r>
+    </w:p>
+    <w:p>
+      <w:pPr>
+        <w:rPr>
+          <w:rFonts w:ascii="Times New Roman" w:hAnsi="Times New Roman" w:cs="Times New Roman"/>
+          <w:sz w:val="24"/>
+          <w:szCs w:val="24"/>
+        </w:rPr>
+      </w:pPr>
+      <w:r>
+        <w:rPr>
+          <w:rFonts w:ascii="Times New Roman" w:hAnsi="Times New Roman" w:cs="Times New Roman"/>
+          <w:sz w:val="24"/>
+          <w:szCs w:val="24"/>
+        </w:rPr>
+        <w:t>- Vérifier les informations avant de supprimer un élément.</w:t>
+      </w:r>
+    </w:p>
+    <w:p>
+      <w:pPr>
+        <w:rPr>
+          <w:rFonts w:ascii="Times New Roman" w:hAnsi="Times New Roman" w:cs="Times New Roman"/>
+          <w:sz w:val="24"/>
+          <w:szCs w:val="24"/>
+        </w:rPr>
+      </w:pPr>
+      <w:r>
+        <w:rPr>
+          <w:rFonts w:ascii="Times New Roman" w:hAnsi="Times New Roman" w:cs="Times New Roman"/>
+          <w:sz w:val="24"/>
+          <w:szCs w:val="24"/>
+        </w:rPr>
+        <w:t>- Contrôler les affectations avant de saisir les heures.</w:t>
+      </w:r>
+    </w:p>
+    <w:p>
+      <w:pPr>
+        <w:rPr>
+          <w:rFonts w:ascii="Times New Roman" w:hAnsi="Times New Roman" w:cs="Times New Roman"/>
+          <w:sz w:val="24"/>
+          <w:szCs w:val="24"/>
+        </w:rPr>
+      </w:pPr>
+      <w:r>
+        <w:rPr>
+          <w:rFonts w:ascii="Times New Roman" w:hAnsi="Times New Roman" w:cs="Times New Roman"/>
+          <w:sz w:val="24"/>
+          <w:szCs w:val="24"/>
+        </w:rPr>
+        <w:t>- Valider les heures uniquement après vérification.</w:t>
+      </w:r>
+    </w:p>
+    <w:p>
+      <w:pPr>
+        <w:rPr>
+          <w:rFonts w:ascii="Times New Roman" w:hAnsi="Times New Roman" w:cs="Times New Roman"/>
+          <w:sz w:val="24"/>
+          <w:szCs w:val="24"/>
+        </w:rPr>
+      </w:pPr>
+      <w:r>
+        <w:rPr>
+          <w:rFonts w:ascii="Times New Roman" w:hAnsi="Times New Roman" w:cs="Times New Roman"/>
+          <w:sz w:val="24"/>
+          <w:szCs w:val="24"/>
+        </w:rPr>
+        <w:t>- Lire les motifs de refus avant de revalider une heure.</w:t>
+      </w:r>
+    </w:p>
+    <w:p>
+      <w:pPr>
+        <w:rPr>
+          <w:rFonts w:ascii="Times New Roman" w:hAnsi="Times New Roman" w:cs="Times New Roman"/>
+          <w:sz w:val="24"/>
+          <w:szCs w:val="24"/>
+        </w:rPr>
+      </w:pPr>
+      <w:r>
+        <w:rPr>
+          <w:rFonts w:ascii="Times New Roman" w:hAnsi="Times New Roman" w:cs="Times New Roman"/>
+          <w:sz w:val="24"/>
+          <w:szCs w:val="24"/>
+        </w:rPr>
+        <w:t>- Générer les paiements après validation des heures du mois.</w:t>
+      </w:r>
+    </w:p>
+    <w:p>
+      <w:pPr>
+        <w:rPr>
+          <w:rFonts w:ascii="Times New Roman" w:hAnsi="Times New Roman" w:cs="Times New Roman"/>
+          <w:sz w:val="24"/>
+          <w:szCs w:val="24"/>
+        </w:rPr>
+      </w:pPr>
+      <w:r>
+        <w:rPr>
+          <w:rFonts w:ascii="Times New Roman" w:hAnsi="Times New Roman" w:cs="Times New Roman"/>
+          <w:sz w:val="24"/>
+          <w:szCs w:val="24"/>
+        </w:rPr>
+        <w:t>- Effectuer régulièrement une sauvegarde de la base de données depuis le tableau de bord administrateur.</w:t>
+      </w:r>
+    </w:p>
+    <w:p>
+      <w:pPr>
+        <w:rPr>
+          <w:rFonts w:ascii="Times New Roman" w:hAnsi="Times New Roman" w:cs="Times New Roman"/>
+          <w:b/>
+          <w:bCs/>
+          <w:sz w:val="24"/>
+          <w:szCs w:val="24"/>
+        </w:rPr>
+      </w:pPr>
+    </w:p>
+    <w:p>
+      <w:pPr>
+        <w:rPr>
+          <w:rFonts w:ascii="Times New Roman" w:hAnsi="Times New Roman" w:cs="Times New Roman"/>
+          <w:b/>
+          <w:bCs/>
+          <w:sz w:val="24"/>
+          <w:szCs w:val="24"/>
+        </w:rPr>
+      </w:pPr>
+      <w:r>
+        <w:rPr>
+          <w:rFonts w:ascii="Times New Roman" w:hAnsi="Times New Roman" w:cs="Times New Roman"/>
+          <w:b/>
+          <w:bCs/>
+          <w:sz w:val="24"/>
+          <w:szCs w:val="24"/>
+        </w:rPr>
+        <w:t xml:space="preserve"> 10. Messages d'erreur courants</w:t>
+      </w:r>
+    </w:p>
+    <w:p>
+      <w:pPr>
+        <w:rPr>
+          <w:rFonts w:ascii="Times New Roman" w:hAnsi="Times New Roman" w:cs="Times New Roman"/>
+          <w:sz w:val="24"/>
+          <w:szCs w:val="24"/>
+        </w:rPr>
+      </w:pPr>
+      <w:r>
+        <w:rPr>
+          <w:rFonts w:ascii="Times New Roman" w:hAnsi="Times New Roman" w:cs="Times New Roman"/>
+          <w:sz w:val="24"/>
+          <w:szCs w:val="24"/>
+        </w:rPr>
+        <w:t xml:space="preserve"> Identifiants incorrects</w:t>
+      </w:r>
+    </w:p>
+    <w:p>
+      <w:pPr>
+        <w:rPr>
+          <w:rFonts w:ascii="Times New Roman" w:hAnsi="Times New Roman" w:cs="Times New Roman"/>
+          <w:sz w:val="24"/>
+          <w:szCs w:val="24"/>
+        </w:rPr>
+      </w:pPr>
+      <w:r>
+        <w:rPr>
+          <w:rFonts w:ascii="Times New Roman" w:hAnsi="Times New Roman" w:cs="Times New Roman"/>
+          <w:sz w:val="24"/>
+          <w:szCs w:val="24"/>
+        </w:rPr>
+        <w:t>Vérifier l'adresse email et le mot de passe, puis réessayer.</w:t>
+      </w:r>
+    </w:p>
+    <w:p>
+      <w:pPr>
+        <w:rPr>
+          <w:rFonts w:ascii="Times New Roman" w:hAnsi="Times New Roman" w:cs="Times New Roman"/>
+          <w:sz w:val="24"/>
+          <w:szCs w:val="24"/>
+        </w:rPr>
+      </w:pPr>
+      <w:r>
+        <w:rPr>
+          <w:rFonts w:ascii="Times New Roman" w:hAnsi="Times New Roman" w:cs="Times New Roman"/>
+          <w:sz w:val="24"/>
+          <w:szCs w:val="24"/>
+        </w:rPr>
+        <w:t xml:space="preserve"> Impossible de contacter le serveur</w:t>
+      </w:r>
+    </w:p>
+    <w:p>
+      <w:pPr>
+        <w:rPr>
+          <w:rFonts w:ascii="Times New Roman" w:hAnsi="Times New Roman" w:cs="Times New Roman"/>
+          <w:sz w:val="24"/>
+          <w:szCs w:val="24"/>
+        </w:rPr>
+      </w:pPr>
+      <w:r>
+        <w:rPr>
+          <w:rFonts w:ascii="Times New Roman" w:hAnsi="Times New Roman" w:cs="Times New Roman"/>
+          <w:sz w:val="24"/>
+          <w:szCs w:val="24"/>
+        </w:rPr>
+        <w:t>Vérifier que le serveur backend est lancé et que la connexion réseau fonctionne.</w:t>
+      </w:r>
+    </w:p>
+    <w:p>
+      <w:pPr>
+        <w:rPr>
+          <w:rFonts w:ascii="Times New Roman" w:hAnsi="Times New Roman" w:cs="Times New Roman"/>
+          <w:sz w:val="24"/>
+          <w:szCs w:val="24"/>
+        </w:rPr>
+      </w:pPr>
+      <w:r>
+        <w:rPr>
+          <w:rFonts w:ascii="Times New Roman" w:hAnsi="Times New Roman" w:cs="Times New Roman"/>
+          <w:sz w:val="24"/>
+          <w:szCs w:val="24"/>
+        </w:rPr>
+        <w:t xml:space="preserve"> Mot de passe invalide</w:t>
+      </w:r>
+    </w:p>
+    <w:p>
+      <w:pPr>
+        <w:rPr>
+          <w:rFonts w:ascii="Times New Roman" w:hAnsi="Times New Roman" w:cs="Times New Roman"/>
+          <w:sz w:val="24"/>
+          <w:szCs w:val="24"/>
+        </w:rPr>
+      </w:pPr>
+      <w:r>
+        <w:rPr>
+          <w:rFonts w:ascii="Times New Roman" w:hAnsi="Times New Roman" w:cs="Times New Roman"/>
+          <w:sz w:val="24"/>
+          <w:szCs w:val="24"/>
+        </w:rPr>
+        <w:t>Respecter toutes les règles de sécurité affichées sur la page de changement de mot de passe.</w:t>
+      </w:r>
+    </w:p>
+    <w:p>
+      <w:pPr>
+        <w:rPr>
+          <w:rFonts w:ascii="Times New Roman" w:hAnsi="Times New Roman" w:cs="Times New Roman"/>
+          <w:sz w:val="24"/>
+          <w:szCs w:val="24"/>
+        </w:rPr>
+      </w:pPr>
+      <w:r>
+        <w:rPr>
+          <w:rFonts w:ascii="Times New Roman" w:hAnsi="Times New Roman" w:cs="Times New Roman"/>
+          <w:sz w:val="24"/>
+          <w:szCs w:val="24"/>
+        </w:rPr>
+        <w:t xml:space="preserve"> Suppression impossible</w:t>
+      </w:r>
+    </w:p>
+    <w:p>
+      <w:pPr>
+        <w:rPr>
+          <w:rFonts w:ascii="Times New Roman" w:hAnsi="Times New Roman" w:cs="Times New Roman"/>
+          <w:sz w:val="24"/>
+          <w:szCs w:val="24"/>
+        </w:rPr>
+      </w:pPr>
+      <w:r>
+        <w:rPr>
+          <w:rFonts w:ascii="Times New Roman" w:hAnsi="Times New Roman" w:cs="Times New Roman"/>
+          <w:sz w:val="24"/>
+          <w:szCs w:val="24"/>
+        </w:rPr>
+        <w:t>L'élément peut être utilisé ailleurs dans l'application. Vérifier les affectations, heures ou dépendances associées.</w:t>
+      </w:r>
+    </w:p>
+    <w:p>
+      <w:pPr>
+        <w:rPr>
+          <w:rFonts w:ascii="Times New Roman" w:hAnsi="Times New Roman" w:cs="Times New Roman"/>
+          <w:b/>
+          <w:bCs/>
+          <w:sz w:val="24"/>
+          <w:szCs w:val="24"/>
+        </w:rPr>
+      </w:pPr>
+    </w:p>
+    <w:p>
+      <w:pPr>
+        <w:rPr>
+          <w:rFonts w:ascii="Times New Roman" w:hAnsi="Times New Roman" w:cs="Times New Roman"/>
+          <w:b/>
+          <w:bCs/>
+          <w:sz w:val="24"/>
+          <w:szCs w:val="24"/>
+        </w:rPr>
+      </w:pPr>
+      <w:r>
+        <w:rPr>
+          <w:rFonts w:ascii="Times New Roman" w:hAnsi="Times New Roman" w:cs="Times New Roman"/>
+          <w:b/>
+          <w:bCs/>
+          <w:sz w:val="24"/>
+          <w:szCs w:val="24"/>
+        </w:rPr>
+        <w:t xml:space="preserve"> 11. Fin de session</w:t>
+      </w:r>
+    </w:p>
+    <w:p>
+      <w:pPr>
+        <w:rPr>
+          <w:rFonts w:ascii="Times New Roman" w:hAnsi="Times New Roman" w:cs="Times New Roman"/>
+          <w:sz w:val="24"/>
+          <w:szCs w:val="24"/>
+        </w:rPr>
+      </w:pPr>
+      <w:r>
+        <w:rPr>
+          <w:rFonts w:ascii="Times New Roman" w:hAnsi="Times New Roman" w:cs="Times New Roman"/>
+          <w:sz w:val="24"/>
+          <w:szCs w:val="24"/>
+        </w:rPr>
+        <w:t>Lorsque le travail est terminé, il est recommandé de quitter l'espace utilisateur afin d'éviter toute utilisation non autorisée du compte.</w:t>
+      </w:r>
+    </w:p>
+    <w:p>
+      <w:pPr>
+        <w:rPr>
+          <w:rFonts w:ascii="Times New Roman" w:hAnsi="Times New Roman" w:cs="Times New Roman"/>
+          <w:b/>
+          <w:bCs/>
+          <w:sz w:val="24"/>
+          <w:szCs w:val="24"/>
+        </w:rPr>
+      </w:pPr>
+    </w:p>
+    <w:p>
+      <w:pPr>
+        <w:rPr>
+          <w:rFonts w:ascii="Times New Roman" w:hAnsi="Times New Roman" w:cs="Times New Roman"/>
+          <w:sz w:val="24"/>
+          <w:szCs w:val="24"/>
+        </w:rPr>
+      </w:pPr>
     </w:p>
     <w:p>
       <w:pPr>
@@ -6323,7 +9534,6 @@
   <w:style w:type="character" w:default="1" w:styleId="Policepardfaut">
     <w:name w:val="Default Paragraph Font"/>
     <w:uiPriority w:val="1"/>
-    <w:semiHidden/>
     <w:unhideWhenUsed/>
   </w:style>
   <w:style w:type="table" w:default="1" w:styleId="TableauNormal">

--- a/documentation/GUIDE UTILISATEUR COMPLET.docx
+++ b/documentation/GUIDE UTILISATEUR COMPLET.docx
@@ -4783,6 +4783,14 @@
         </w:rPr>
         <w:t>Le bouton de sauvegarde permet de lancer une sauvegarde de la base de données.</w:t>
       </w:r>
+      <w:r>
+        <w:rPr>
+          <w:rFonts w:ascii="Times New Roman" w:hAnsi="Times New Roman" w:cs="Times New Roman"/>
+          <w:sz w:val="24"/>
+          <w:szCs w:val="24"/>
+        </w:rPr>
+        <w:t xml:space="preserve"> </w:t>
+      </w:r>
     </w:p>
     <w:p>
       <w:pPr>
@@ -5502,25 +5510,7 @@
           <w:sz w:val="24"/>
           <w:szCs w:val="24"/>
         </w:rPr>
-        <w:t>2. Sélectionner un fichier `.xlsx`, `.</w:t>
-      </w:r>
-      <w:proofErr w:type="spellStart"/>
-      <w:r>
-        <w:rPr>
-          <w:rFonts w:ascii="Times New Roman" w:hAnsi="Times New Roman" w:cs="Times New Roman"/>
-          <w:sz w:val="24"/>
-          <w:szCs w:val="24"/>
-        </w:rPr>
-        <w:t>xls</w:t>
-      </w:r>
-      <w:proofErr w:type="spellEnd"/>
-      <w:r>
-        <w:rPr>
-          <w:rFonts w:ascii="Times New Roman" w:hAnsi="Times New Roman" w:cs="Times New Roman"/>
-          <w:sz w:val="24"/>
-          <w:szCs w:val="24"/>
-        </w:rPr>
-        <w:t>` ou `.csv`.</w:t>
+        <w:t>2. Sélectionner un fichier `.xlsx`, `.xls` ou `.csv`.</w:t>
       </w:r>
     </w:p>
     <w:p>
@@ -8247,19 +8237,24 @@
     </w:p>
     <w:p>
       <w:pPr>
-        <w:rPr>
-          <w:rFonts w:ascii="Times New Roman" w:hAnsi="Times New Roman" w:cs="Times New Roman"/>
-          <w:sz w:val="24"/>
-          <w:szCs w:val="24"/>
-        </w:rPr>
-      </w:pPr>
-      <w:r>
-        <w:rPr>
-          <w:rFonts w:ascii="Times New Roman" w:hAnsi="Times New Roman" w:cs="Times New Roman"/>
-          <w:sz w:val="24"/>
-          <w:szCs w:val="24"/>
-        </w:rPr>
-        <w:t xml:space="preserve"> Identifiants incorrects</w:t>
+        <w:pStyle w:val="Paragraphedeliste"/>
+        <w:numPr>
+          <w:ilvl w:val="0"/>
+          <w:numId w:val="7"/>
+        </w:numPr>
+        <w:rPr>
+          <w:rFonts w:ascii="Times New Roman" w:hAnsi="Times New Roman" w:cs="Times New Roman"/>
+          <w:sz w:val="24"/>
+          <w:szCs w:val="24"/>
+        </w:rPr>
+      </w:pPr>
+      <w:r>
+        <w:rPr>
+          <w:rFonts w:ascii="Times New Roman" w:hAnsi="Times New Roman" w:cs="Times New Roman"/>
+          <w:sz w:val="24"/>
+          <w:szCs w:val="24"/>
+        </w:rPr>
+        <w:t>Identifiants incorrects</w:t>
       </w:r>
     </w:p>
     <w:p>
@@ -8281,19 +8276,24 @@
     </w:p>
     <w:p>
       <w:pPr>
-        <w:rPr>
-          <w:rFonts w:ascii="Times New Roman" w:hAnsi="Times New Roman" w:cs="Times New Roman"/>
-          <w:sz w:val="24"/>
-          <w:szCs w:val="24"/>
-        </w:rPr>
-      </w:pPr>
-      <w:r>
-        <w:rPr>
-          <w:rFonts w:ascii="Times New Roman" w:hAnsi="Times New Roman" w:cs="Times New Roman"/>
-          <w:sz w:val="24"/>
-          <w:szCs w:val="24"/>
-        </w:rPr>
-        <w:t xml:space="preserve"> Impossible de contacter le serveur</w:t>
+        <w:pStyle w:val="Paragraphedeliste"/>
+        <w:numPr>
+          <w:ilvl w:val="0"/>
+          <w:numId w:val="7"/>
+        </w:numPr>
+        <w:rPr>
+          <w:rFonts w:ascii="Times New Roman" w:hAnsi="Times New Roman" w:cs="Times New Roman"/>
+          <w:sz w:val="24"/>
+          <w:szCs w:val="24"/>
+        </w:rPr>
+      </w:pPr>
+      <w:r>
+        <w:rPr>
+          <w:rFonts w:ascii="Times New Roman" w:hAnsi="Times New Roman" w:cs="Times New Roman"/>
+          <w:sz w:val="24"/>
+          <w:szCs w:val="24"/>
+        </w:rPr>
+        <w:t>Impossible de contacter le serveur</w:t>
       </w:r>
     </w:p>
     <w:p>
@@ -8315,19 +8315,24 @@
     </w:p>
     <w:p>
       <w:pPr>
-        <w:rPr>
-          <w:rFonts w:ascii="Times New Roman" w:hAnsi="Times New Roman" w:cs="Times New Roman"/>
-          <w:sz w:val="24"/>
-          <w:szCs w:val="24"/>
-        </w:rPr>
-      </w:pPr>
-      <w:r>
-        <w:rPr>
-          <w:rFonts w:ascii="Times New Roman" w:hAnsi="Times New Roman" w:cs="Times New Roman"/>
-          <w:sz w:val="24"/>
-          <w:szCs w:val="24"/>
-        </w:rPr>
-        <w:t xml:space="preserve"> Mot de passe invalide</w:t>
+        <w:pStyle w:val="Paragraphedeliste"/>
+        <w:numPr>
+          <w:ilvl w:val="0"/>
+          <w:numId w:val="7"/>
+        </w:numPr>
+        <w:rPr>
+          <w:rFonts w:ascii="Times New Roman" w:hAnsi="Times New Roman" w:cs="Times New Roman"/>
+          <w:sz w:val="24"/>
+          <w:szCs w:val="24"/>
+        </w:rPr>
+      </w:pPr>
+      <w:r>
+        <w:rPr>
+          <w:rFonts w:ascii="Times New Roman" w:hAnsi="Times New Roman" w:cs="Times New Roman"/>
+          <w:sz w:val="24"/>
+          <w:szCs w:val="24"/>
+        </w:rPr>
+        <w:t>Mot de passe invalide</w:t>
       </w:r>
     </w:p>
     <w:p>
@@ -8349,19 +8354,24 @@
     </w:p>
     <w:p>
       <w:pPr>
-        <w:rPr>
-          <w:rFonts w:ascii="Times New Roman" w:hAnsi="Times New Roman" w:cs="Times New Roman"/>
-          <w:sz w:val="24"/>
-          <w:szCs w:val="24"/>
-        </w:rPr>
-      </w:pPr>
-      <w:r>
-        <w:rPr>
-          <w:rFonts w:ascii="Times New Roman" w:hAnsi="Times New Roman" w:cs="Times New Roman"/>
-          <w:sz w:val="24"/>
-          <w:szCs w:val="24"/>
-        </w:rPr>
-        <w:t xml:space="preserve"> Suppression impossible</w:t>
+        <w:pStyle w:val="Paragraphedeliste"/>
+        <w:numPr>
+          <w:ilvl w:val="0"/>
+          <w:numId w:val="7"/>
+        </w:numPr>
+        <w:rPr>
+          <w:rFonts w:ascii="Times New Roman" w:hAnsi="Times New Roman" w:cs="Times New Roman"/>
+          <w:sz w:val="24"/>
+          <w:szCs w:val="24"/>
+        </w:rPr>
+      </w:pPr>
+      <w:r>
+        <w:rPr>
+          <w:rFonts w:ascii="Times New Roman" w:hAnsi="Times New Roman" w:cs="Times New Roman"/>
+          <w:sz w:val="24"/>
+          <w:szCs w:val="24"/>
+        </w:rPr>
+        <w:t>Suppression impossible</w:t>
       </w:r>
     </w:p>
     <w:p>
@@ -8391,17 +8401,6 @@
           <w:szCs w:val="24"/>
         </w:rPr>
       </w:pPr>
-    </w:p>
-    <w:p>
-      <w:pPr>
-        <w:rPr>
-          <w:rFonts w:ascii="Times New Roman" w:hAnsi="Times New Roman" w:cs="Times New Roman"/>
-          <w:b/>
-          <w:bCs/>
-          <w:sz w:val="24"/>
-          <w:szCs w:val="24"/>
-        </w:rPr>
-      </w:pPr>
       <w:r>
         <w:rPr>
           <w:rFonts w:ascii="Times New Roman" w:hAnsi="Times New Roman" w:cs="Times New Roman"/>
@@ -8436,6 +8435,1390 @@
           <w:rFonts w:ascii="Times New Roman" w:hAnsi="Times New Roman" w:cs="Times New Roman"/>
           <w:b/>
           <w:bCs/>
+          <w:sz w:val="24"/>
+          <w:szCs w:val="24"/>
+        </w:rPr>
+      </w:pPr>
+      <w:r>
+        <w:rPr>
+          <w:rFonts w:ascii="Times New Roman" w:hAnsi="Times New Roman" w:cs="Times New Roman"/>
+          <w:b/>
+          <w:bCs/>
+          <w:sz w:val="24"/>
+          <w:szCs w:val="24"/>
+        </w:rPr>
+        <w:t>12.installation</w:t>
+      </w:r>
+    </w:p>
+    <w:p>
+      <w:pPr>
+        <w:rPr>
+          <w:rFonts w:ascii="Times New Roman" w:hAnsi="Times New Roman" w:cs="Times New Roman"/>
+          <w:sz w:val="24"/>
+          <w:szCs w:val="24"/>
+        </w:rPr>
+      </w:pPr>
+      <w:r>
+        <w:rPr>
+          <w:rFonts w:ascii="Times New Roman" w:hAnsi="Times New Roman" w:cs="Times New Roman"/>
+          <w:b/>
+          <w:bCs/>
+          <w:sz w:val="24"/>
+          <w:szCs w:val="24"/>
+        </w:rPr>
+        <w:t># Guide d'installation du projet</w:t>
+      </w:r>
+    </w:p>
+    <w:p>
+      <w:pPr>
+        <w:rPr>
+          <w:rFonts w:ascii="Times New Roman" w:hAnsi="Times New Roman" w:cs="Times New Roman"/>
+          <w:sz w:val="24"/>
+          <w:szCs w:val="24"/>
+        </w:rPr>
+      </w:pPr>
+    </w:p>
+    <w:p>
+      <w:pPr>
+        <w:rPr>
+          <w:rFonts w:ascii="Times New Roman" w:hAnsi="Times New Roman" w:cs="Times New Roman"/>
+          <w:sz w:val="24"/>
+          <w:szCs w:val="24"/>
+        </w:rPr>
+      </w:pPr>
+      <w:r>
+        <w:rPr>
+          <w:rFonts w:ascii="Times New Roman" w:hAnsi="Times New Roman" w:cs="Times New Roman"/>
+          <w:b/>
+          <w:bCs/>
+          <w:sz w:val="24"/>
+          <w:szCs w:val="24"/>
+        </w:rPr>
+        <w:t xml:space="preserve"> 1. Prérequis</w:t>
+      </w:r>
+    </w:p>
+    <w:p>
+      <w:pPr>
+        <w:rPr>
+          <w:rFonts w:ascii="Times New Roman" w:hAnsi="Times New Roman" w:cs="Times New Roman"/>
+          <w:sz w:val="24"/>
+          <w:szCs w:val="24"/>
+        </w:rPr>
+      </w:pPr>
+      <w:r>
+        <w:rPr>
+          <w:rFonts w:ascii="Times New Roman" w:hAnsi="Times New Roman" w:cs="Times New Roman"/>
+          <w:sz w:val="24"/>
+          <w:szCs w:val="24"/>
+        </w:rPr>
+        <w:t>Avant d'installer le projet, vérifier que les logiciels suivants sont installés :</w:t>
+      </w:r>
+    </w:p>
+    <w:p>
+      <w:pPr>
+        <w:rPr>
+          <w:rFonts w:ascii="Times New Roman" w:hAnsi="Times New Roman" w:cs="Times New Roman"/>
+          <w:sz w:val="24"/>
+          <w:szCs w:val="24"/>
+        </w:rPr>
+      </w:pPr>
+      <w:r>
+        <w:rPr>
+          <w:rFonts w:ascii="Times New Roman" w:hAnsi="Times New Roman" w:cs="Times New Roman"/>
+          <w:sz w:val="24"/>
+          <w:szCs w:val="24"/>
+        </w:rPr>
+        <w:t>- Node.js</w:t>
+      </w:r>
+    </w:p>
+    <w:p>
+      <w:pPr>
+        <w:rPr>
+          <w:rFonts w:ascii="Times New Roman" w:hAnsi="Times New Roman" w:cs="Times New Roman"/>
+          <w:sz w:val="24"/>
+          <w:szCs w:val="24"/>
+        </w:rPr>
+      </w:pPr>
+      <w:r>
+        <w:rPr>
+          <w:rFonts w:ascii="Times New Roman" w:hAnsi="Times New Roman" w:cs="Times New Roman"/>
+          <w:sz w:val="24"/>
+          <w:szCs w:val="24"/>
+        </w:rPr>
+        <w:t>- npm</w:t>
+      </w:r>
+    </w:p>
+    <w:p>
+      <w:pPr>
+        <w:rPr>
+          <w:rFonts w:ascii="Times New Roman" w:hAnsi="Times New Roman" w:cs="Times New Roman"/>
+          <w:sz w:val="24"/>
+          <w:szCs w:val="24"/>
+        </w:rPr>
+      </w:pPr>
+      <w:r>
+        <w:rPr>
+          <w:rFonts w:ascii="Times New Roman" w:hAnsi="Times New Roman" w:cs="Times New Roman"/>
+          <w:sz w:val="24"/>
+          <w:szCs w:val="24"/>
+        </w:rPr>
+        <w:t>- MySQL ou XAMPP/WAMP</w:t>
+      </w:r>
+    </w:p>
+    <w:p>
+      <w:pPr>
+        <w:rPr>
+          <w:rFonts w:ascii="Times New Roman" w:hAnsi="Times New Roman" w:cs="Times New Roman"/>
+          <w:sz w:val="24"/>
+          <w:szCs w:val="24"/>
+        </w:rPr>
+      </w:pPr>
+      <w:r>
+        <w:rPr>
+          <w:rFonts w:ascii="Times New Roman" w:hAnsi="Times New Roman" w:cs="Times New Roman"/>
+          <w:sz w:val="24"/>
+          <w:szCs w:val="24"/>
+        </w:rPr>
+        <w:lastRenderedPageBreak/>
+        <w:t>- Un navigateur web</w:t>
+      </w:r>
+    </w:p>
+    <w:p>
+      <w:pPr>
+        <w:rPr>
+          <w:rFonts w:ascii="Times New Roman" w:hAnsi="Times New Roman" w:cs="Times New Roman"/>
+          <w:sz w:val="24"/>
+          <w:szCs w:val="24"/>
+        </w:rPr>
+      </w:pPr>
+    </w:p>
+    <w:p>
+      <w:pPr>
+        <w:rPr>
+          <w:rFonts w:ascii="Times New Roman" w:hAnsi="Times New Roman" w:cs="Times New Roman"/>
+          <w:sz w:val="24"/>
+          <w:szCs w:val="24"/>
+        </w:rPr>
+      </w:pPr>
+      <w:r>
+        <w:rPr>
+          <w:rFonts w:ascii="Times New Roman" w:hAnsi="Times New Roman" w:cs="Times New Roman"/>
+          <w:b/>
+          <w:bCs/>
+          <w:sz w:val="24"/>
+          <w:szCs w:val="24"/>
+        </w:rPr>
+        <w:t xml:space="preserve"> 2. Base de données</w:t>
+      </w:r>
+    </w:p>
+    <w:p>
+      <w:pPr>
+        <w:rPr>
+          <w:rFonts w:ascii="Times New Roman" w:hAnsi="Times New Roman" w:cs="Times New Roman"/>
+          <w:sz w:val="24"/>
+          <w:szCs w:val="24"/>
+        </w:rPr>
+      </w:pPr>
+      <w:r>
+        <w:rPr>
+          <w:rFonts w:ascii="Times New Roman" w:hAnsi="Times New Roman" w:cs="Times New Roman"/>
+          <w:sz w:val="24"/>
+          <w:szCs w:val="24"/>
+        </w:rPr>
+        <w:t>Le fichier SQL à importer se trouve déjà dans le projet :</w:t>
+      </w:r>
+    </w:p>
+    <w:p>
+      <w:pPr>
+        <w:rPr>
+          <w:rFonts w:ascii="Times New Roman" w:hAnsi="Times New Roman" w:cs="Times New Roman"/>
+          <w:sz w:val="24"/>
+          <w:szCs w:val="24"/>
+        </w:rPr>
+      </w:pPr>
+      <w:r>
+        <w:rPr>
+          <w:rFonts w:ascii="Times New Roman" w:hAnsi="Times New Roman" w:cs="Times New Roman"/>
+          <w:sz w:val="24"/>
+          <w:szCs w:val="24"/>
+        </w:rPr>
+        <w:t>backend/backups/backup_gestprofesseur_2026-05-12.sql</w:t>
+      </w:r>
+    </w:p>
+    <w:p>
+      <w:pPr>
+        <w:rPr>
+          <w:rFonts w:ascii="Times New Roman" w:hAnsi="Times New Roman" w:cs="Times New Roman"/>
+          <w:sz w:val="24"/>
+          <w:szCs w:val="24"/>
+        </w:rPr>
+      </w:pPr>
+      <w:r>
+        <w:rPr>
+          <w:rFonts w:ascii="Times New Roman" w:hAnsi="Times New Roman" w:cs="Times New Roman"/>
+          <w:b/>
+          <w:bCs/>
+          <w:sz w:val="24"/>
+          <w:szCs w:val="24"/>
+        </w:rPr>
+        <w:t xml:space="preserve"> Méthode 1 : import avec phpMyAdmin</w:t>
+      </w:r>
+    </w:p>
+    <w:p>
+      <w:pPr>
+        <w:rPr>
+          <w:rFonts w:ascii="Times New Roman" w:hAnsi="Times New Roman" w:cs="Times New Roman"/>
+          <w:sz w:val="24"/>
+          <w:szCs w:val="24"/>
+        </w:rPr>
+      </w:pPr>
+      <w:r>
+        <w:rPr>
+          <w:rFonts w:ascii="Times New Roman" w:hAnsi="Times New Roman" w:cs="Times New Roman"/>
+          <w:sz w:val="24"/>
+          <w:szCs w:val="24"/>
+        </w:rPr>
+        <w:t>1. Lancer MySQL avec XAMPP ou WAMP.</w:t>
+      </w:r>
+    </w:p>
+    <w:p>
+      <w:pPr>
+        <w:rPr>
+          <w:rFonts w:ascii="Times New Roman" w:hAnsi="Times New Roman" w:cs="Times New Roman"/>
+          <w:sz w:val="24"/>
+          <w:szCs w:val="24"/>
+        </w:rPr>
+      </w:pPr>
+      <w:r>
+        <w:rPr>
+          <w:rFonts w:ascii="Times New Roman" w:hAnsi="Times New Roman" w:cs="Times New Roman"/>
+          <w:sz w:val="24"/>
+          <w:szCs w:val="24"/>
+        </w:rPr>
+        <w:t>2. Ouvrir phpMyAdmin.</w:t>
+      </w:r>
+    </w:p>
+    <w:p>
+      <w:pPr>
+        <w:rPr>
+          <w:rFonts w:ascii="Times New Roman" w:hAnsi="Times New Roman" w:cs="Times New Roman"/>
+          <w:sz w:val="24"/>
+          <w:szCs w:val="24"/>
+        </w:rPr>
+      </w:pPr>
+      <w:r>
+        <w:rPr>
+          <w:rFonts w:ascii="Times New Roman" w:hAnsi="Times New Roman" w:cs="Times New Roman"/>
+          <w:sz w:val="24"/>
+          <w:szCs w:val="24"/>
+        </w:rPr>
+        <w:t>3. Créer une base de données nommée :</w:t>
+      </w:r>
+    </w:p>
+    <w:p>
+      <w:pPr>
+        <w:rPr>
+          <w:rFonts w:ascii="Times New Roman" w:hAnsi="Times New Roman" w:cs="Times New Roman"/>
+          <w:sz w:val="24"/>
+          <w:szCs w:val="24"/>
+        </w:rPr>
+      </w:pPr>
+      <w:r>
+        <w:rPr>
+          <w:rFonts w:ascii="Times New Roman" w:hAnsi="Times New Roman" w:cs="Times New Roman"/>
+          <w:sz w:val="24"/>
+          <w:szCs w:val="24"/>
+        </w:rPr>
+        <w:t>gestprofesseur</w:t>
+      </w:r>
+    </w:p>
+    <w:p>
+      <w:pPr>
+        <w:rPr>
+          <w:rFonts w:ascii="Times New Roman" w:hAnsi="Times New Roman" w:cs="Times New Roman"/>
+          <w:sz w:val="24"/>
+          <w:szCs w:val="24"/>
+        </w:rPr>
+      </w:pPr>
+      <w:r>
+        <w:rPr>
+          <w:rFonts w:ascii="Times New Roman" w:hAnsi="Times New Roman" w:cs="Times New Roman"/>
+          <w:sz w:val="24"/>
+          <w:szCs w:val="24"/>
+        </w:rPr>
+        <w:t>4. Cliquer sur la base `gestprofesseur`.</w:t>
+      </w:r>
+    </w:p>
+    <w:p>
+      <w:pPr>
+        <w:rPr>
+          <w:rFonts w:ascii="Times New Roman" w:hAnsi="Times New Roman" w:cs="Times New Roman"/>
+          <w:sz w:val="24"/>
+          <w:szCs w:val="24"/>
+        </w:rPr>
+      </w:pPr>
+      <w:r>
+        <w:rPr>
+          <w:rFonts w:ascii="Times New Roman" w:hAnsi="Times New Roman" w:cs="Times New Roman"/>
+          <w:sz w:val="24"/>
+          <w:szCs w:val="24"/>
+        </w:rPr>
+        <w:t xml:space="preserve">5. Aller dans l'onglet </w:t>
+      </w:r>
+      <w:r>
+        <w:rPr>
+          <w:rFonts w:ascii="Times New Roman" w:hAnsi="Times New Roman" w:cs="Times New Roman"/>
+          <w:b/>
+          <w:bCs/>
+          <w:sz w:val="24"/>
+          <w:szCs w:val="24"/>
+        </w:rPr>
+        <w:t>Importer</w:t>
+      </w:r>
+      <w:r>
+        <w:rPr>
+          <w:rFonts w:ascii="Times New Roman" w:hAnsi="Times New Roman" w:cs="Times New Roman"/>
+          <w:sz w:val="24"/>
+          <w:szCs w:val="24"/>
+        </w:rPr>
+        <w:t>.</w:t>
+      </w:r>
+    </w:p>
+    <w:p>
+      <w:pPr>
+        <w:rPr>
+          <w:rFonts w:ascii="Times New Roman" w:hAnsi="Times New Roman" w:cs="Times New Roman"/>
+          <w:sz w:val="24"/>
+          <w:szCs w:val="24"/>
+        </w:rPr>
+      </w:pPr>
+      <w:r>
+        <w:rPr>
+          <w:rFonts w:ascii="Times New Roman" w:hAnsi="Times New Roman" w:cs="Times New Roman"/>
+          <w:sz w:val="24"/>
+          <w:szCs w:val="24"/>
+        </w:rPr>
+        <w:t>6. Choisir le fichier :</w:t>
+      </w:r>
+    </w:p>
+    <w:p>
+      <w:pPr>
+        <w:rPr>
+          <w:rFonts w:ascii="Times New Roman" w:hAnsi="Times New Roman" w:cs="Times New Roman"/>
+          <w:sz w:val="24"/>
+          <w:szCs w:val="24"/>
+        </w:rPr>
+      </w:pPr>
+      <w:r>
+        <w:rPr>
+          <w:rFonts w:ascii="Times New Roman" w:hAnsi="Times New Roman" w:cs="Times New Roman"/>
+          <w:sz w:val="24"/>
+          <w:szCs w:val="24"/>
+        </w:rPr>
+        <w:t>backend/backups/backup_gestprofesseur_2026-05-12.sql</w:t>
+      </w:r>
+    </w:p>
+    <w:p>
+      <w:pPr>
+        <w:rPr>
+          <w:rFonts w:ascii="Times New Roman" w:hAnsi="Times New Roman" w:cs="Times New Roman"/>
+          <w:sz w:val="24"/>
+          <w:szCs w:val="24"/>
+        </w:rPr>
+      </w:pPr>
+      <w:r>
+        <w:rPr>
+          <w:rFonts w:ascii="Times New Roman" w:hAnsi="Times New Roman" w:cs="Times New Roman"/>
+          <w:sz w:val="24"/>
+          <w:szCs w:val="24"/>
+        </w:rPr>
+        <w:t xml:space="preserve">7. Cliquer sur </w:t>
+      </w:r>
+      <w:r>
+        <w:rPr>
+          <w:rFonts w:ascii="Times New Roman" w:hAnsi="Times New Roman" w:cs="Times New Roman"/>
+          <w:b/>
+          <w:bCs/>
+          <w:sz w:val="24"/>
+          <w:szCs w:val="24"/>
+        </w:rPr>
+        <w:t>Exécuter</w:t>
+      </w:r>
+      <w:r>
+        <w:rPr>
+          <w:rFonts w:ascii="Times New Roman" w:hAnsi="Times New Roman" w:cs="Times New Roman"/>
+          <w:sz w:val="24"/>
+          <w:szCs w:val="24"/>
+        </w:rPr>
+        <w:t>.</w:t>
+      </w:r>
+    </w:p>
+    <w:p>
+      <w:pPr>
+        <w:rPr>
+          <w:rFonts w:ascii="Times New Roman" w:hAnsi="Times New Roman" w:cs="Times New Roman"/>
+          <w:sz w:val="24"/>
+          <w:szCs w:val="24"/>
+        </w:rPr>
+      </w:pPr>
+    </w:p>
+    <w:p>
+      <w:pPr>
+        <w:rPr>
+          <w:rFonts w:ascii="Times New Roman" w:hAnsi="Times New Roman" w:cs="Times New Roman"/>
+          <w:sz w:val="24"/>
+          <w:szCs w:val="24"/>
+        </w:rPr>
+      </w:pPr>
+      <w:r>
+        <w:rPr>
+          <w:rFonts w:ascii="Times New Roman" w:hAnsi="Times New Roman" w:cs="Times New Roman"/>
+          <w:b/>
+          <w:bCs/>
+          <w:sz w:val="24"/>
+          <w:szCs w:val="24"/>
+        </w:rPr>
+        <w:t xml:space="preserve"> 3. Configuration de la connexion MySQL</w:t>
+      </w:r>
+    </w:p>
+    <w:p>
+      <w:pPr>
+        <w:rPr>
+          <w:rFonts w:ascii="Times New Roman" w:hAnsi="Times New Roman" w:cs="Times New Roman"/>
+          <w:sz w:val="24"/>
+          <w:szCs w:val="24"/>
+        </w:rPr>
+      </w:pPr>
+      <w:r>
+        <w:rPr>
+          <w:rFonts w:ascii="Times New Roman" w:hAnsi="Times New Roman" w:cs="Times New Roman"/>
+          <w:sz w:val="24"/>
+          <w:szCs w:val="24"/>
+        </w:rPr>
+        <w:t>Le fichier de connexion est :</w:t>
+      </w:r>
+    </w:p>
+    <w:p>
+      <w:pPr>
+        <w:rPr>
+          <w:rFonts w:ascii="Times New Roman" w:hAnsi="Times New Roman" w:cs="Times New Roman"/>
+          <w:sz w:val="24"/>
+          <w:szCs w:val="24"/>
+        </w:rPr>
+      </w:pPr>
+      <w:r>
+        <w:rPr>
+          <w:rFonts w:ascii="Times New Roman" w:hAnsi="Times New Roman" w:cs="Times New Roman"/>
+          <w:sz w:val="24"/>
+          <w:szCs w:val="24"/>
+        </w:rPr>
+        <w:t>backend/db.js</w:t>
+      </w:r>
+    </w:p>
+    <w:p>
+      <w:pPr>
+        <w:rPr>
+          <w:rFonts w:ascii="Times New Roman" w:hAnsi="Times New Roman" w:cs="Times New Roman"/>
+          <w:sz w:val="24"/>
+          <w:szCs w:val="24"/>
+        </w:rPr>
+      </w:pPr>
+      <w:r>
+        <w:rPr>
+          <w:rFonts w:ascii="Times New Roman" w:hAnsi="Times New Roman" w:cs="Times New Roman"/>
+          <w:sz w:val="24"/>
+          <w:szCs w:val="24"/>
+        </w:rPr>
+        <w:t>Configuration actuelle :</w:t>
+      </w:r>
+    </w:p>
+    <w:p>
+      <w:pPr>
+        <w:rPr>
+          <w:rFonts w:ascii="Times New Roman" w:hAnsi="Times New Roman" w:cs="Times New Roman"/>
+          <w:sz w:val="24"/>
+          <w:szCs w:val="24"/>
+        </w:rPr>
+      </w:pPr>
+      <w:r>
+        <w:rPr>
+          <w:rFonts w:ascii="Times New Roman" w:hAnsi="Times New Roman" w:cs="Times New Roman"/>
+          <w:sz w:val="24"/>
+          <w:szCs w:val="24"/>
+        </w:rPr>
+        <w:t>host: "127.0.0.1",</w:t>
+      </w:r>
+    </w:p>
+    <w:p>
+      <w:pPr>
+        <w:rPr>
+          <w:rFonts w:ascii="Times New Roman" w:hAnsi="Times New Roman" w:cs="Times New Roman"/>
+          <w:sz w:val="24"/>
+          <w:szCs w:val="24"/>
+        </w:rPr>
+      </w:pPr>
+      <w:r>
+        <w:rPr>
+          <w:rFonts w:ascii="Times New Roman" w:hAnsi="Times New Roman" w:cs="Times New Roman"/>
+          <w:sz w:val="24"/>
+          <w:szCs w:val="24"/>
+        </w:rPr>
+        <w:t>user: "root",</w:t>
+      </w:r>
+    </w:p>
+    <w:p>
+      <w:pPr>
+        <w:rPr>
+          <w:rFonts w:ascii="Times New Roman" w:hAnsi="Times New Roman" w:cs="Times New Roman"/>
+          <w:sz w:val="24"/>
+          <w:szCs w:val="24"/>
+        </w:rPr>
+      </w:pPr>
+      <w:r>
+        <w:rPr>
+          <w:rFonts w:ascii="Times New Roman" w:hAnsi="Times New Roman" w:cs="Times New Roman"/>
+          <w:sz w:val="24"/>
+          <w:szCs w:val="24"/>
+        </w:rPr>
+        <w:t>password: "",</w:t>
+      </w:r>
+    </w:p>
+    <w:p>
+      <w:pPr>
+        <w:rPr>
+          <w:rFonts w:ascii="Times New Roman" w:hAnsi="Times New Roman" w:cs="Times New Roman"/>
+          <w:sz w:val="24"/>
+          <w:szCs w:val="24"/>
+        </w:rPr>
+      </w:pPr>
+      <w:r>
+        <w:rPr>
+          <w:rFonts w:ascii="Times New Roman" w:hAnsi="Times New Roman" w:cs="Times New Roman"/>
+          <w:sz w:val="24"/>
+          <w:szCs w:val="24"/>
+        </w:rPr>
+        <w:t>database: "gestprofesseur",</w:t>
+      </w:r>
+    </w:p>
+    <w:p>
+      <w:pPr>
+        <w:rPr>
+          <w:rFonts w:ascii="Times New Roman" w:hAnsi="Times New Roman" w:cs="Times New Roman"/>
+          <w:sz w:val="24"/>
+          <w:szCs w:val="24"/>
+        </w:rPr>
+      </w:pPr>
+      <w:r>
+        <w:rPr>
+          <w:rFonts w:ascii="Times New Roman" w:hAnsi="Times New Roman" w:cs="Times New Roman"/>
+          <w:sz w:val="24"/>
+          <w:szCs w:val="24"/>
+        </w:rPr>
+        <w:t>port: 3306</w:t>
+      </w:r>
+    </w:p>
+    <w:p>
+      <w:pPr>
+        <w:rPr>
+          <w:rFonts w:ascii="Times New Roman" w:hAnsi="Times New Roman" w:cs="Times New Roman"/>
+          <w:sz w:val="24"/>
+          <w:szCs w:val="24"/>
+        </w:rPr>
+      </w:pPr>
+      <w:r>
+        <w:rPr>
+          <w:rFonts w:ascii="Times New Roman" w:hAnsi="Times New Roman" w:cs="Times New Roman"/>
+          <w:sz w:val="24"/>
+          <w:szCs w:val="24"/>
+        </w:rPr>
+        <w:t>Si MySQL utilise un autre mot de passe, modifier la valeur de `password`.</w:t>
+      </w:r>
+    </w:p>
+    <w:p>
+      <w:pPr>
+        <w:rPr>
+          <w:rFonts w:ascii="Times New Roman" w:hAnsi="Times New Roman" w:cs="Times New Roman"/>
+          <w:sz w:val="24"/>
+          <w:szCs w:val="24"/>
+        </w:rPr>
+      </w:pPr>
+    </w:p>
+    <w:p>
+      <w:pPr>
+        <w:rPr>
+          <w:rFonts w:ascii="Times New Roman" w:hAnsi="Times New Roman" w:cs="Times New Roman"/>
+          <w:sz w:val="24"/>
+          <w:szCs w:val="24"/>
+        </w:rPr>
+      </w:pPr>
+      <w:r>
+        <w:rPr>
+          <w:rFonts w:ascii="Times New Roman" w:hAnsi="Times New Roman" w:cs="Times New Roman"/>
+          <w:b/>
+          <w:bCs/>
+          <w:sz w:val="24"/>
+          <w:szCs w:val="24"/>
+        </w:rPr>
+        <w:t xml:space="preserve"> 4. Installation du backend</w:t>
+      </w:r>
+    </w:p>
+    <w:p>
+      <w:pPr>
+        <w:rPr>
+          <w:rFonts w:ascii="Times New Roman" w:hAnsi="Times New Roman" w:cs="Times New Roman"/>
+          <w:sz w:val="24"/>
+          <w:szCs w:val="24"/>
+        </w:rPr>
+      </w:pPr>
+      <w:r>
+        <w:rPr>
+          <w:rFonts w:ascii="Times New Roman" w:hAnsi="Times New Roman" w:cs="Times New Roman"/>
+          <w:sz w:val="24"/>
+          <w:szCs w:val="24"/>
+        </w:rPr>
+        <w:t>Ouvrir un terminal dans le dossier `backend` :</w:t>
+      </w:r>
+    </w:p>
+    <w:p>
+      <w:pPr>
+        <w:rPr>
+          <w:rFonts w:ascii="Times New Roman" w:hAnsi="Times New Roman" w:cs="Times New Roman"/>
+          <w:sz w:val="24"/>
+          <w:szCs w:val="24"/>
+        </w:rPr>
+      </w:pPr>
+    </w:p>
+    <w:p>
+      <w:pPr>
+        <w:rPr>
+          <w:rFonts w:ascii="Times New Roman" w:hAnsi="Times New Roman" w:cs="Times New Roman"/>
+          <w:sz w:val="24"/>
+          <w:szCs w:val="24"/>
+        </w:rPr>
+      </w:pPr>
+      <w:r>
+        <w:rPr>
+          <w:rFonts w:ascii="Times New Roman" w:hAnsi="Times New Roman" w:cs="Times New Roman"/>
+          <w:sz w:val="24"/>
+          <w:szCs w:val="24"/>
+        </w:rPr>
+        <w:lastRenderedPageBreak/>
+        <w:t>cd backend</w:t>
+      </w:r>
+    </w:p>
+    <w:p>
+      <w:pPr>
+        <w:rPr>
+          <w:rFonts w:ascii="Times New Roman" w:hAnsi="Times New Roman" w:cs="Times New Roman"/>
+          <w:sz w:val="24"/>
+          <w:szCs w:val="24"/>
+        </w:rPr>
+      </w:pPr>
+      <w:r>
+        <w:rPr>
+          <w:rFonts w:ascii="Times New Roman" w:hAnsi="Times New Roman" w:cs="Times New Roman"/>
+          <w:sz w:val="24"/>
+          <w:szCs w:val="24"/>
+        </w:rPr>
+        <w:t>npm install</w:t>
+      </w:r>
+    </w:p>
+    <w:p>
+      <w:pPr>
+        <w:rPr>
+          <w:rFonts w:ascii="Times New Roman" w:hAnsi="Times New Roman" w:cs="Times New Roman"/>
+          <w:sz w:val="24"/>
+          <w:szCs w:val="24"/>
+        </w:rPr>
+      </w:pPr>
+      <w:r>
+        <w:rPr>
+          <w:rFonts w:ascii="Times New Roman" w:hAnsi="Times New Roman" w:cs="Times New Roman"/>
+          <w:sz w:val="24"/>
+          <w:szCs w:val="24"/>
+        </w:rPr>
+        <w:t>Lancer le serveur :</w:t>
+      </w:r>
+    </w:p>
+    <w:p>
+      <w:pPr>
+        <w:rPr>
+          <w:rFonts w:ascii="Times New Roman" w:hAnsi="Times New Roman" w:cs="Times New Roman"/>
+          <w:sz w:val="24"/>
+          <w:szCs w:val="24"/>
+        </w:rPr>
+      </w:pPr>
+      <w:r>
+        <w:rPr>
+          <w:rFonts w:ascii="Times New Roman" w:hAnsi="Times New Roman" w:cs="Times New Roman"/>
+          <w:sz w:val="24"/>
+          <w:szCs w:val="24"/>
+        </w:rPr>
+        <w:t>bash</w:t>
+      </w:r>
+    </w:p>
+    <w:p>
+      <w:pPr>
+        <w:rPr>
+          <w:rFonts w:ascii="Times New Roman" w:hAnsi="Times New Roman" w:cs="Times New Roman"/>
+          <w:sz w:val="24"/>
+          <w:szCs w:val="24"/>
+        </w:rPr>
+      </w:pPr>
+      <w:r>
+        <w:rPr>
+          <w:rFonts w:ascii="Times New Roman" w:hAnsi="Times New Roman" w:cs="Times New Roman"/>
+          <w:sz w:val="24"/>
+          <w:szCs w:val="24"/>
+        </w:rPr>
+        <w:t>npm run dev</w:t>
+      </w:r>
+    </w:p>
+    <w:p>
+      <w:pPr>
+        <w:rPr>
+          <w:rFonts w:ascii="Times New Roman" w:hAnsi="Times New Roman" w:cs="Times New Roman"/>
+          <w:sz w:val="24"/>
+          <w:szCs w:val="24"/>
+        </w:rPr>
+      </w:pPr>
+      <w:r>
+        <w:rPr>
+          <w:rFonts w:ascii="Times New Roman" w:hAnsi="Times New Roman" w:cs="Times New Roman"/>
+          <w:sz w:val="24"/>
+          <w:szCs w:val="24"/>
+        </w:rPr>
+        <w:t>Ou en mode simple :</w:t>
+      </w:r>
+    </w:p>
+    <w:p>
+      <w:pPr>
+        <w:rPr>
+          <w:rFonts w:ascii="Times New Roman" w:hAnsi="Times New Roman" w:cs="Times New Roman"/>
+          <w:sz w:val="24"/>
+          <w:szCs w:val="24"/>
+        </w:rPr>
+      </w:pPr>
+      <w:r>
+        <w:rPr>
+          <w:rFonts w:ascii="Times New Roman" w:hAnsi="Times New Roman" w:cs="Times New Roman"/>
+          <w:sz w:val="24"/>
+          <w:szCs w:val="24"/>
+        </w:rPr>
+        <w:t>bash</w:t>
+      </w:r>
+    </w:p>
+    <w:p>
+      <w:pPr>
+        <w:rPr>
+          <w:rFonts w:ascii="Times New Roman" w:hAnsi="Times New Roman" w:cs="Times New Roman"/>
+          <w:sz w:val="24"/>
+          <w:szCs w:val="24"/>
+        </w:rPr>
+      </w:pPr>
+      <w:r>
+        <w:rPr>
+          <w:rFonts w:ascii="Times New Roman" w:hAnsi="Times New Roman" w:cs="Times New Roman"/>
+          <w:sz w:val="24"/>
+          <w:szCs w:val="24"/>
+        </w:rPr>
+        <w:t>npm start</w:t>
+      </w:r>
+    </w:p>
+    <w:p>
+      <w:pPr>
+        <w:rPr>
+          <w:rFonts w:ascii="Times New Roman" w:hAnsi="Times New Roman" w:cs="Times New Roman"/>
+          <w:sz w:val="24"/>
+          <w:szCs w:val="24"/>
+        </w:rPr>
+      </w:pPr>
+      <w:r>
+        <w:rPr>
+          <w:rFonts w:ascii="Times New Roman" w:hAnsi="Times New Roman" w:cs="Times New Roman"/>
+          <w:sz w:val="24"/>
+          <w:szCs w:val="24"/>
+        </w:rPr>
+        <w:t>Le backend démarre sur :</w:t>
+      </w:r>
+      <w:hyperlink r:id="rId5" w:history="1">
+        <w:r>
+          <w:rPr>
+            <w:rStyle w:val="Lienhypertexte"/>
+            <w:rFonts w:ascii="Times New Roman" w:hAnsi="Times New Roman" w:cs="Times New Roman"/>
+            <w:sz w:val="24"/>
+            <w:szCs w:val="24"/>
+          </w:rPr>
+          <w:t>http://127.0.0.1:3000</w:t>
+        </w:r>
+      </w:hyperlink>
+    </w:p>
+    <w:p>
+      <w:pPr>
+        <w:rPr>
+          <w:rFonts w:ascii="Times New Roman" w:hAnsi="Times New Roman" w:cs="Times New Roman"/>
+          <w:sz w:val="24"/>
+          <w:szCs w:val="24"/>
+        </w:rPr>
+      </w:pPr>
+    </w:p>
+    <w:p>
+      <w:pPr>
+        <w:rPr>
+          <w:rFonts w:ascii="Times New Roman" w:hAnsi="Times New Roman" w:cs="Times New Roman"/>
+          <w:sz w:val="24"/>
+          <w:szCs w:val="24"/>
+        </w:rPr>
+      </w:pPr>
+      <w:r>
+        <w:rPr>
+          <w:rFonts w:ascii="Times New Roman" w:hAnsi="Times New Roman" w:cs="Times New Roman"/>
+          <w:b/>
+          <w:bCs/>
+          <w:sz w:val="24"/>
+          <w:szCs w:val="24"/>
+        </w:rPr>
+        <w:t xml:space="preserve"> 5. Installation du frontend</w:t>
+      </w:r>
+    </w:p>
+    <w:p>
+      <w:pPr>
+        <w:rPr>
+          <w:rFonts w:ascii="Times New Roman" w:hAnsi="Times New Roman" w:cs="Times New Roman"/>
+          <w:sz w:val="24"/>
+          <w:szCs w:val="24"/>
+        </w:rPr>
+      </w:pPr>
+      <w:r>
+        <w:rPr>
+          <w:rFonts w:ascii="Times New Roman" w:hAnsi="Times New Roman" w:cs="Times New Roman"/>
+          <w:sz w:val="24"/>
+          <w:szCs w:val="24"/>
+        </w:rPr>
+        <w:t>Ouvrir un deuxième terminal dans le dossier `frontend` :</w:t>
+      </w:r>
+    </w:p>
+    <w:p>
+      <w:pPr>
+        <w:rPr>
+          <w:rFonts w:ascii="Times New Roman" w:hAnsi="Times New Roman" w:cs="Times New Roman"/>
+          <w:sz w:val="24"/>
+          <w:szCs w:val="24"/>
+        </w:rPr>
+      </w:pPr>
+      <w:r>
+        <w:rPr>
+          <w:rFonts w:ascii="Times New Roman" w:hAnsi="Times New Roman" w:cs="Times New Roman"/>
+          <w:sz w:val="24"/>
+          <w:szCs w:val="24"/>
+        </w:rPr>
+        <w:t>cd frontend</w:t>
+      </w:r>
+    </w:p>
+    <w:p>
+      <w:pPr>
+        <w:rPr>
+          <w:rFonts w:ascii="Times New Roman" w:hAnsi="Times New Roman" w:cs="Times New Roman"/>
+          <w:sz w:val="24"/>
+          <w:szCs w:val="24"/>
+        </w:rPr>
+      </w:pPr>
+      <w:r>
+        <w:rPr>
+          <w:rFonts w:ascii="Times New Roman" w:hAnsi="Times New Roman" w:cs="Times New Roman"/>
+          <w:sz w:val="24"/>
+          <w:szCs w:val="24"/>
+        </w:rPr>
+        <w:t>npm install</w:t>
+      </w:r>
+    </w:p>
+    <w:p>
+      <w:pPr>
+        <w:rPr>
+          <w:rFonts w:ascii="Times New Roman" w:hAnsi="Times New Roman" w:cs="Times New Roman"/>
+          <w:sz w:val="24"/>
+          <w:szCs w:val="24"/>
+        </w:rPr>
+      </w:pPr>
+      <w:r>
+        <w:rPr>
+          <w:rFonts w:ascii="Times New Roman" w:hAnsi="Times New Roman" w:cs="Times New Roman"/>
+          <w:sz w:val="24"/>
+          <w:szCs w:val="24"/>
+        </w:rPr>
+        <w:t>npm run dev</w:t>
+      </w:r>
+    </w:p>
+    <w:p>
+      <w:pPr>
+        <w:rPr>
+          <w:rFonts w:ascii="Times New Roman" w:hAnsi="Times New Roman" w:cs="Times New Roman"/>
+          <w:sz w:val="24"/>
+          <w:szCs w:val="24"/>
+        </w:rPr>
+      </w:pPr>
+      <w:r>
+        <w:rPr>
+          <w:rFonts w:ascii="Times New Roman" w:hAnsi="Times New Roman" w:cs="Times New Roman"/>
+          <w:sz w:val="24"/>
+          <w:szCs w:val="24"/>
+        </w:rPr>
+        <w:t>Le frontend démarre généralement sur :</w:t>
+      </w:r>
+    </w:p>
+    <w:p>
+      <w:pPr>
+        <w:rPr>
+          <w:rFonts w:ascii="Times New Roman" w:hAnsi="Times New Roman" w:cs="Times New Roman"/>
+          <w:sz w:val="24"/>
+          <w:szCs w:val="24"/>
+        </w:rPr>
+      </w:pPr>
+      <w:r>
+        <w:rPr>
+          <w:rFonts w:ascii="Times New Roman" w:hAnsi="Times New Roman" w:cs="Times New Roman"/>
+          <w:sz w:val="24"/>
+          <w:szCs w:val="24"/>
+        </w:rPr>
+        <w:t>http://localhost:5173</w:t>
+      </w:r>
+    </w:p>
+    <w:p>
+      <w:pPr>
+        <w:rPr>
+          <w:rFonts w:ascii="Times New Roman" w:hAnsi="Times New Roman" w:cs="Times New Roman"/>
+          <w:sz w:val="24"/>
+          <w:szCs w:val="24"/>
+        </w:rPr>
+      </w:pPr>
+      <w:r>
+        <w:rPr>
+          <w:rFonts w:ascii="Times New Roman" w:hAnsi="Times New Roman" w:cs="Times New Roman"/>
+          <w:sz w:val="24"/>
+          <w:szCs w:val="24"/>
+        </w:rPr>
+        <w:t>Ouvrir cette adresse dans le navigateur.</w:t>
+      </w:r>
+    </w:p>
+    <w:p>
+      <w:pPr>
+        <w:rPr>
+          <w:rFonts w:ascii="Times New Roman" w:hAnsi="Times New Roman" w:cs="Times New Roman"/>
+          <w:sz w:val="24"/>
+          <w:szCs w:val="24"/>
+        </w:rPr>
+      </w:pPr>
+    </w:p>
+    <w:p>
+      <w:pPr>
+        <w:rPr>
+          <w:rFonts w:ascii="Times New Roman" w:hAnsi="Times New Roman" w:cs="Times New Roman"/>
+          <w:sz w:val="24"/>
+          <w:szCs w:val="24"/>
+        </w:rPr>
+      </w:pPr>
+      <w:r>
+        <w:rPr>
+          <w:rFonts w:ascii="Times New Roman" w:hAnsi="Times New Roman" w:cs="Times New Roman"/>
+          <w:b/>
+          <w:bCs/>
+          <w:sz w:val="24"/>
+          <w:szCs w:val="24"/>
+        </w:rPr>
+        <w:t xml:space="preserve"> 7. Ordre de lancement recommandé</w:t>
+      </w:r>
+    </w:p>
+    <w:p>
+      <w:pPr>
+        <w:rPr>
+          <w:rFonts w:ascii="Times New Roman" w:hAnsi="Times New Roman" w:cs="Times New Roman"/>
+          <w:sz w:val="24"/>
+          <w:szCs w:val="24"/>
+        </w:rPr>
+      </w:pPr>
+      <w:r>
+        <w:rPr>
+          <w:rFonts w:ascii="Times New Roman" w:hAnsi="Times New Roman" w:cs="Times New Roman"/>
+          <w:sz w:val="24"/>
+          <w:szCs w:val="24"/>
+        </w:rPr>
+        <w:t>1. Lancer MySQL.</w:t>
+      </w:r>
+    </w:p>
+    <w:p>
+      <w:pPr>
+        <w:rPr>
+          <w:rFonts w:ascii="Times New Roman" w:hAnsi="Times New Roman" w:cs="Times New Roman"/>
+          <w:sz w:val="24"/>
+          <w:szCs w:val="24"/>
+        </w:rPr>
+      </w:pPr>
+      <w:r>
+        <w:rPr>
+          <w:rFonts w:ascii="Times New Roman" w:hAnsi="Times New Roman" w:cs="Times New Roman"/>
+          <w:sz w:val="24"/>
+          <w:szCs w:val="24"/>
+        </w:rPr>
+        <w:t>2. Importer la base `gestprofesseur`.</w:t>
+      </w:r>
+    </w:p>
+    <w:p>
+      <w:pPr>
+        <w:rPr>
+          <w:rFonts w:ascii="Times New Roman" w:hAnsi="Times New Roman" w:cs="Times New Roman"/>
+          <w:sz w:val="24"/>
+          <w:szCs w:val="24"/>
+        </w:rPr>
+      </w:pPr>
+      <w:r>
+        <w:rPr>
+          <w:rFonts w:ascii="Times New Roman" w:hAnsi="Times New Roman" w:cs="Times New Roman"/>
+          <w:sz w:val="24"/>
+          <w:szCs w:val="24"/>
+        </w:rPr>
+        <w:t>3. Installer et lancer le backend.</w:t>
+      </w:r>
+    </w:p>
+    <w:p>
+      <w:pPr>
+        <w:rPr>
+          <w:rFonts w:ascii="Times New Roman" w:hAnsi="Times New Roman" w:cs="Times New Roman"/>
+          <w:sz w:val="24"/>
+          <w:szCs w:val="24"/>
+        </w:rPr>
+      </w:pPr>
+      <w:r>
+        <w:rPr>
+          <w:rFonts w:ascii="Times New Roman" w:hAnsi="Times New Roman" w:cs="Times New Roman"/>
+          <w:sz w:val="24"/>
+          <w:szCs w:val="24"/>
+        </w:rPr>
+        <w:t>4. Installer et lancer le frontend.</w:t>
+      </w:r>
+    </w:p>
+    <w:p>
+      <w:pPr>
+        <w:rPr>
+          <w:rFonts w:ascii="Times New Roman" w:hAnsi="Times New Roman" w:cs="Times New Roman"/>
+          <w:sz w:val="24"/>
+          <w:szCs w:val="24"/>
+        </w:rPr>
+      </w:pPr>
+      <w:r>
+        <w:rPr>
+          <w:rFonts w:ascii="Times New Roman" w:hAnsi="Times New Roman" w:cs="Times New Roman"/>
+          <w:sz w:val="24"/>
+          <w:szCs w:val="24"/>
+        </w:rPr>
+        <w:t>5. Ouvrir `http://localhost:5173`.</w:t>
+      </w:r>
+    </w:p>
+    <w:p>
+      <w:pPr>
+        <w:rPr>
+          <w:rFonts w:ascii="Times New Roman" w:hAnsi="Times New Roman" w:cs="Times New Roman"/>
+          <w:sz w:val="24"/>
+          <w:szCs w:val="24"/>
+        </w:rPr>
+      </w:pPr>
+    </w:p>
+    <w:p>
+      <w:pPr>
+        <w:rPr>
+          <w:rFonts w:ascii="Times New Roman" w:hAnsi="Times New Roman" w:cs="Times New Roman"/>
+          <w:sz w:val="24"/>
+          <w:szCs w:val="24"/>
+        </w:rPr>
+      </w:pPr>
+      <w:r>
+        <w:rPr>
+          <w:rFonts w:ascii="Times New Roman" w:hAnsi="Times New Roman" w:cs="Times New Roman"/>
+          <w:b/>
+          <w:bCs/>
+          <w:sz w:val="24"/>
+          <w:szCs w:val="24"/>
+        </w:rPr>
+        <w:t xml:space="preserve"> 8. Vérification rapide</w:t>
+      </w:r>
+    </w:p>
+    <w:p>
+      <w:pPr>
+        <w:rPr>
+          <w:rFonts w:ascii="Times New Roman" w:hAnsi="Times New Roman" w:cs="Times New Roman"/>
+          <w:sz w:val="24"/>
+          <w:szCs w:val="24"/>
+        </w:rPr>
+      </w:pPr>
+      <w:r>
+        <w:rPr>
+          <w:rFonts w:ascii="Times New Roman" w:hAnsi="Times New Roman" w:cs="Times New Roman"/>
+          <w:sz w:val="24"/>
+          <w:szCs w:val="24"/>
+        </w:rPr>
+        <w:t>Après lancement du backend, le terminal doit afficher une connexion réussie à la base de données et le serveur doit être disponible sur le port `3000`.</w:t>
+      </w:r>
+    </w:p>
+    <w:p>
+      <w:pPr>
+        <w:rPr>
+          <w:rFonts w:ascii="Times New Roman" w:hAnsi="Times New Roman" w:cs="Times New Roman"/>
+          <w:sz w:val="24"/>
+          <w:szCs w:val="24"/>
+        </w:rPr>
+      </w:pPr>
+      <w:r>
+        <w:rPr>
+          <w:rFonts w:ascii="Times New Roman" w:hAnsi="Times New Roman" w:cs="Times New Roman"/>
+          <w:sz w:val="24"/>
+          <w:szCs w:val="24"/>
+        </w:rPr>
+        <w:t>Après lancement du frontend, la page de connexion de l'application doit s'afficher dans le navigateur.</w:t>
+      </w:r>
+    </w:p>
+    <w:p>
+      <w:pPr>
+        <w:rPr>
+          <w:rFonts w:ascii="Times New Roman" w:hAnsi="Times New Roman" w:cs="Times New Roman"/>
+          <w:sz w:val="24"/>
+          <w:szCs w:val="24"/>
+        </w:rPr>
+      </w:pPr>
+      <w:r>
+        <w:rPr>
+          <w:rFonts w:ascii="Times New Roman" w:hAnsi="Times New Roman" w:cs="Times New Roman"/>
+          <w:b/>
+          <w:bCs/>
+          <w:sz w:val="24"/>
+          <w:szCs w:val="24"/>
+        </w:rPr>
+        <w:lastRenderedPageBreak/>
+        <w:t xml:space="preserve"> 9. Problèmes fréquents</w:t>
+      </w:r>
+    </w:p>
+    <w:p>
+      <w:pPr>
+        <w:rPr>
+          <w:rFonts w:ascii="Times New Roman" w:hAnsi="Times New Roman" w:cs="Times New Roman"/>
+          <w:sz w:val="24"/>
+          <w:szCs w:val="24"/>
+        </w:rPr>
+      </w:pPr>
+    </w:p>
+    <w:p>
+      <w:pPr>
+        <w:rPr>
+          <w:rFonts w:ascii="Times New Roman" w:hAnsi="Times New Roman" w:cs="Times New Roman"/>
+          <w:sz w:val="24"/>
+          <w:szCs w:val="24"/>
+        </w:rPr>
+      </w:pPr>
+      <w:r>
+        <w:rPr>
+          <w:rFonts w:ascii="Times New Roman" w:hAnsi="Times New Roman" w:cs="Times New Roman"/>
+          <w:b/>
+          <w:bCs/>
+          <w:sz w:val="24"/>
+          <w:szCs w:val="24"/>
+        </w:rPr>
+        <w:t xml:space="preserve"> Erreur de connexion à la base de données</w:t>
+      </w:r>
+    </w:p>
+    <w:p>
+      <w:pPr>
+        <w:rPr>
+          <w:rFonts w:ascii="Times New Roman" w:hAnsi="Times New Roman" w:cs="Times New Roman"/>
+          <w:sz w:val="24"/>
+          <w:szCs w:val="24"/>
+        </w:rPr>
+      </w:pPr>
+      <w:r>
+        <w:rPr>
+          <w:rFonts w:ascii="Times New Roman" w:hAnsi="Times New Roman" w:cs="Times New Roman"/>
+          <w:sz w:val="24"/>
+          <w:szCs w:val="24"/>
+        </w:rPr>
+        <w:t>Vérifier :</w:t>
+      </w:r>
+    </w:p>
+    <w:p>
+      <w:pPr>
+        <w:rPr>
+          <w:rFonts w:ascii="Times New Roman" w:hAnsi="Times New Roman" w:cs="Times New Roman"/>
+          <w:sz w:val="24"/>
+          <w:szCs w:val="24"/>
+        </w:rPr>
+      </w:pPr>
+      <w:r>
+        <w:rPr>
+          <w:rFonts w:ascii="Times New Roman" w:hAnsi="Times New Roman" w:cs="Times New Roman"/>
+          <w:sz w:val="24"/>
+          <w:szCs w:val="24"/>
+        </w:rPr>
+        <w:t>- MySQL est lancé.</w:t>
+      </w:r>
+    </w:p>
+    <w:p>
+      <w:pPr>
+        <w:rPr>
+          <w:rFonts w:ascii="Times New Roman" w:hAnsi="Times New Roman" w:cs="Times New Roman"/>
+          <w:sz w:val="24"/>
+          <w:szCs w:val="24"/>
+        </w:rPr>
+      </w:pPr>
+      <w:r>
+        <w:rPr>
+          <w:rFonts w:ascii="Times New Roman" w:hAnsi="Times New Roman" w:cs="Times New Roman"/>
+          <w:sz w:val="24"/>
+          <w:szCs w:val="24"/>
+        </w:rPr>
+        <w:t>- La base `gestprofesseur` existe.</w:t>
+      </w:r>
+    </w:p>
+    <w:p>
+      <w:pPr>
+        <w:rPr>
+          <w:rFonts w:ascii="Times New Roman" w:hAnsi="Times New Roman" w:cs="Times New Roman"/>
+          <w:sz w:val="24"/>
+          <w:szCs w:val="24"/>
+        </w:rPr>
+      </w:pPr>
+      <w:r>
+        <w:rPr>
+          <w:rFonts w:ascii="Times New Roman" w:hAnsi="Times New Roman" w:cs="Times New Roman"/>
+          <w:sz w:val="24"/>
+          <w:szCs w:val="24"/>
+        </w:rPr>
+        <w:t>- Le mot de passe dans `backend/db.js` est correct.</w:t>
+      </w:r>
+    </w:p>
+    <w:p>
+      <w:pPr>
+        <w:rPr>
+          <w:rFonts w:ascii="Times New Roman" w:hAnsi="Times New Roman" w:cs="Times New Roman"/>
+          <w:sz w:val="24"/>
+          <w:szCs w:val="24"/>
+        </w:rPr>
+      </w:pPr>
+      <w:r>
+        <w:rPr>
+          <w:rFonts w:ascii="Times New Roman" w:hAnsi="Times New Roman" w:cs="Times New Roman"/>
+          <w:sz w:val="24"/>
+          <w:szCs w:val="24"/>
+        </w:rPr>
+        <w:t>- Le port MySQL est bien `3306`.</w:t>
+      </w:r>
+    </w:p>
+    <w:p>
+      <w:pPr>
+        <w:rPr>
+          <w:rFonts w:ascii="Times New Roman" w:hAnsi="Times New Roman" w:cs="Times New Roman"/>
+          <w:sz w:val="24"/>
+          <w:szCs w:val="24"/>
+        </w:rPr>
+      </w:pPr>
+    </w:p>
+    <w:p>
+      <w:pPr>
+        <w:rPr>
+          <w:rFonts w:ascii="Times New Roman" w:hAnsi="Times New Roman" w:cs="Times New Roman"/>
+          <w:sz w:val="24"/>
+          <w:szCs w:val="24"/>
+        </w:rPr>
+      </w:pPr>
+      <w:r>
+        <w:rPr>
+          <w:rFonts w:ascii="Times New Roman" w:hAnsi="Times New Roman" w:cs="Times New Roman"/>
+          <w:b/>
+          <w:bCs/>
+          <w:sz w:val="24"/>
+          <w:szCs w:val="24"/>
+        </w:rPr>
+        <w:t xml:space="preserve"> Le frontend ne contacte pas le backend</w:t>
+      </w:r>
+    </w:p>
+    <w:p>
+      <w:pPr>
+        <w:rPr>
+          <w:rFonts w:ascii="Times New Roman" w:hAnsi="Times New Roman" w:cs="Times New Roman"/>
+          <w:sz w:val="24"/>
+          <w:szCs w:val="24"/>
+        </w:rPr>
+      </w:pPr>
+    </w:p>
+    <w:p>
+      <w:pPr>
+        <w:rPr>
+          <w:rFonts w:ascii="Times New Roman" w:hAnsi="Times New Roman" w:cs="Times New Roman"/>
+          <w:sz w:val="24"/>
+          <w:szCs w:val="24"/>
+        </w:rPr>
+      </w:pPr>
+      <w:r>
+        <w:rPr>
+          <w:rFonts w:ascii="Times New Roman" w:hAnsi="Times New Roman" w:cs="Times New Roman"/>
+          <w:sz w:val="24"/>
+          <w:szCs w:val="24"/>
+        </w:rPr>
+        <w:t>Vérifier que le backend est lancé sur :</w:t>
+      </w:r>
+    </w:p>
+    <w:p>
+      <w:pPr>
+        <w:rPr>
+          <w:rFonts w:ascii="Times New Roman" w:hAnsi="Times New Roman" w:cs="Times New Roman"/>
+          <w:sz w:val="24"/>
+          <w:szCs w:val="24"/>
+        </w:rPr>
+      </w:pPr>
+      <w:r>
+        <w:rPr>
+          <w:rFonts w:ascii="Times New Roman" w:hAnsi="Times New Roman" w:cs="Times New Roman"/>
+          <w:sz w:val="24"/>
+          <w:szCs w:val="24"/>
+        </w:rPr>
+        <w:t>http://127.0.0.1:3000</w:t>
+      </w:r>
+    </w:p>
+    <w:p>
+      <w:pPr>
+        <w:rPr>
+          <w:rFonts w:ascii="Times New Roman" w:hAnsi="Times New Roman" w:cs="Times New Roman"/>
+          <w:sz w:val="24"/>
+          <w:szCs w:val="24"/>
+        </w:rPr>
+      </w:pPr>
+      <w:r>
+        <w:rPr>
+          <w:rFonts w:ascii="Times New Roman" w:hAnsi="Times New Roman" w:cs="Times New Roman"/>
+          <w:b/>
+          <w:bCs/>
+          <w:sz w:val="24"/>
+          <w:szCs w:val="24"/>
+        </w:rPr>
+        <w:t xml:space="preserve"> Port déjà utilisé</w:t>
+      </w:r>
+    </w:p>
+    <w:p>
+      <w:pPr>
+        <w:rPr>
+          <w:rFonts w:ascii="Times New Roman" w:hAnsi="Times New Roman" w:cs="Times New Roman"/>
+          <w:sz w:val="24"/>
+          <w:szCs w:val="24"/>
+        </w:rPr>
+      </w:pPr>
+      <w:r>
+        <w:rPr>
+          <w:rFonts w:ascii="Times New Roman" w:hAnsi="Times New Roman" w:cs="Times New Roman"/>
+          <w:sz w:val="24"/>
+          <w:szCs w:val="24"/>
+        </w:rPr>
+        <w:t>Fermer l'ancien serveur ou lancer l'application sur un autre port.</w:t>
+      </w:r>
+    </w:p>
+    <w:p>
+      <w:pPr>
+        <w:rPr>
+          <w:rFonts w:ascii="Times New Roman" w:hAnsi="Times New Roman" w:cs="Times New Roman"/>
           <w:sz w:val="24"/>
           <w:szCs w:val="24"/>
         </w:rPr>
@@ -8841,6 +10224,119 @@
         </w:tabs>
         <w:ind w:left="6480" w:hanging="720"/>
       </w:pPr>
+    </w:lvl>
+  </w:abstractNum>
+  <w:abstractNum w:abstractNumId="4" w15:restartNumberingAfterBreak="0">
+    <w:nsid w:val="75FB721B"/>
+    <w:multiLevelType w:val="hybridMultilevel"/>
+    <w:tmpl w:val="FAE83A2E"/>
+    <w:lvl w:ilvl="0" w:tplc="040C0001">
+      <w:start w:val="1"/>
+      <w:numFmt w:val="bullet"/>
+      <w:lvlText w:val=""/>
+      <w:lvlJc w:val="left"/>
+      <w:pPr>
+        <w:ind w:left="778" w:hanging="360"/>
+      </w:pPr>
+      <w:rPr>
+        <w:rFonts w:ascii="Symbol" w:hAnsi="Symbol" w:hint="default"/>
+      </w:rPr>
+    </w:lvl>
+    <w:lvl w:ilvl="1" w:tplc="040C0003" w:tentative="1">
+      <w:start w:val="1"/>
+      <w:numFmt w:val="bullet"/>
+      <w:lvlText w:val="o"/>
+      <w:lvlJc w:val="left"/>
+      <w:pPr>
+        <w:ind w:left="1498" w:hanging="360"/>
+      </w:pPr>
+      <w:rPr>
+        <w:rFonts w:ascii="Courier New" w:hAnsi="Courier New" w:cs="Courier New" w:hint="default"/>
+      </w:rPr>
+    </w:lvl>
+    <w:lvl w:ilvl="2" w:tplc="040C0005" w:tentative="1">
+      <w:start w:val="1"/>
+      <w:numFmt w:val="bullet"/>
+      <w:lvlText w:val=""/>
+      <w:lvlJc w:val="left"/>
+      <w:pPr>
+        <w:ind w:left="2218" w:hanging="360"/>
+      </w:pPr>
+      <w:rPr>
+        <w:rFonts w:ascii="Wingdings" w:hAnsi="Wingdings" w:hint="default"/>
+      </w:rPr>
+    </w:lvl>
+    <w:lvl w:ilvl="3" w:tplc="040C0001" w:tentative="1">
+      <w:start w:val="1"/>
+      <w:numFmt w:val="bullet"/>
+      <w:lvlText w:val=""/>
+      <w:lvlJc w:val="left"/>
+      <w:pPr>
+        <w:ind w:left="2938" w:hanging="360"/>
+      </w:pPr>
+      <w:rPr>
+        <w:rFonts w:ascii="Symbol" w:hAnsi="Symbol" w:hint="default"/>
+      </w:rPr>
+    </w:lvl>
+    <w:lvl w:ilvl="4" w:tplc="040C0003" w:tentative="1">
+      <w:start w:val="1"/>
+      <w:numFmt w:val="bullet"/>
+      <w:lvlText w:val="o"/>
+      <w:lvlJc w:val="left"/>
+      <w:pPr>
+        <w:ind w:left="3658" w:hanging="360"/>
+      </w:pPr>
+      <w:rPr>
+        <w:rFonts w:ascii="Courier New" w:hAnsi="Courier New" w:cs="Courier New" w:hint="default"/>
+      </w:rPr>
+    </w:lvl>
+    <w:lvl w:ilvl="5" w:tplc="040C0005" w:tentative="1">
+      <w:start w:val="1"/>
+      <w:numFmt w:val="bullet"/>
+      <w:lvlText w:val=""/>
+      <w:lvlJc w:val="left"/>
+      <w:pPr>
+        <w:ind w:left="4378" w:hanging="360"/>
+      </w:pPr>
+      <w:rPr>
+        <w:rFonts w:ascii="Wingdings" w:hAnsi="Wingdings" w:hint="default"/>
+      </w:rPr>
+    </w:lvl>
+    <w:lvl w:ilvl="6" w:tplc="040C0001" w:tentative="1">
+      <w:start w:val="1"/>
+      <w:numFmt w:val="bullet"/>
+      <w:lvlText w:val=""/>
+      <w:lvlJc w:val="left"/>
+      <w:pPr>
+        <w:ind w:left="5098" w:hanging="360"/>
+      </w:pPr>
+      <w:rPr>
+        <w:rFonts w:ascii="Symbol" w:hAnsi="Symbol" w:hint="default"/>
+      </w:rPr>
+    </w:lvl>
+    <w:lvl w:ilvl="7" w:tplc="040C0003" w:tentative="1">
+      <w:start w:val="1"/>
+      <w:numFmt w:val="bullet"/>
+      <w:lvlText w:val="o"/>
+      <w:lvlJc w:val="left"/>
+      <w:pPr>
+        <w:ind w:left="5818" w:hanging="360"/>
+      </w:pPr>
+      <w:rPr>
+        <w:rFonts w:ascii="Courier New" w:hAnsi="Courier New" w:cs="Courier New" w:hint="default"/>
+      </w:rPr>
+    </w:lvl>
+    <w:lvl w:ilvl="8" w:tplc="040C0005" w:tentative="1">
+      <w:start w:val="1"/>
+      <w:numFmt w:val="bullet"/>
+      <w:lvlText w:val=""/>
+      <w:lvlJc w:val="left"/>
+      <w:pPr>
+        <w:ind w:left="6538" w:hanging="360"/>
+      </w:pPr>
+      <w:rPr>
+        <w:rFonts w:ascii="Wingdings" w:hAnsi="Wingdings" w:hint="default"/>
+      </w:rPr>
     </w:lvl>
   </w:abstractNum>
   <w:num w:numId="1" w16cid:durableId="1028095934">
@@ -8914,6 +10410,9 @@
     <w:lvlOverride w:ilvl="8">
       <w:startOverride w:val="1"/>
     </w:lvlOverride>
+  </w:num>
+  <w:num w:numId="7" w16cid:durableId="2137681119">
+    <w:abstractNumId w:val="4"/>
   </w:num>
 </w:numbering>
 </file>
@@ -9881,6 +11380,29 @@
       <w14:ligatures w14:val="none"/>
     </w:rPr>
   </w:style>
+  <w:style w:type="character" w:styleId="Lienhypertexte">
+    <w:name w:val="Hyperlink"/>
+    <w:basedOn w:val="Policepardfaut"/>
+    <w:uiPriority w:val="99"/>
+    <w:unhideWhenUsed/>
+    <w:rsid w:val="00825FA3"/>
+    <w:rPr>
+      <w:color w:val="0563C1" w:themeColor="hyperlink"/>
+      <w:u w:val="single"/>
+    </w:rPr>
+  </w:style>
+  <w:style w:type="character" w:styleId="Mentionnonrsolue">
+    <w:name w:val="Unresolved Mention"/>
+    <w:basedOn w:val="Policepardfaut"/>
+    <w:uiPriority w:val="99"/>
+    <w:semiHidden/>
+    <w:unhideWhenUsed/>
+    <w:rsid w:val="00825FA3"/>
+    <w:rPr>
+      <w:color w:val="605E5C"/>
+      <w:shd w:val="clear" w:color="auto" w:fill="E1DFDD"/>
+    </w:rPr>
+  </w:style>
 </w:styles>
 </file>
 
